--- a/docs/testing/uc2_test_cases.docx
+++ b/docs/testing/uc2_test_cases.docx
@@ -5,32 +5,56 @@
     <w:p>
       <w:pPr>
         <w:pStyle w:val="Heading1"/>
+        <w:rPr>
+          <w:rFonts w:ascii="Calibri" w:hAnsi="Calibri" w:cs="Calibri"/>
+        </w:rPr>
       </w:pPr>
       <w:bookmarkStart w:id="0" w:name="X75fd2d4fa93fdeb076b39843177f30ff1eb5790"/>
       <w:r>
+        <w:rPr>
+          <w:rFonts w:ascii="Calibri" w:hAnsi="Calibri" w:cs="Calibri"/>
+        </w:rPr>
         <w:t>System Test Cases: UC2 - AI Auto-fill Chat</w:t>
       </w:r>
     </w:p>
     <w:p>
       <w:pPr>
         <w:pStyle w:val="FirstParagraph"/>
+        <w:rPr>
+          <w:rFonts w:ascii="Calibri" w:hAnsi="Calibri" w:cs="Calibri"/>
+        </w:rPr>
       </w:pPr>
       <w:r>
+        <w:rPr>
+          <w:rFonts w:ascii="Calibri" w:hAnsi="Calibri" w:cs="Calibri"/>
+        </w:rPr>
         <w:t xml:space="preserve">This document defines the system test cases for </w:t>
       </w:r>
       <w:r>
         <w:rPr>
+          <w:rFonts w:ascii="Calibri" w:hAnsi="Calibri" w:cs="Calibri"/>
           <w:b/>
           <w:bCs/>
         </w:rPr>
         <w:t>Use Case 2: Auto-fill Questionnaire using AI Assistant Chat</w:t>
       </w:r>
       <w:r>
+        <w:rPr>
+          <w:rFonts w:ascii="Calibri" w:hAnsi="Calibri" w:cs="Calibri"/>
+        </w:rPr>
         <w:t>. It includes the Test Case Allocation Matrix and 8 role-focused manual test cases.</w:t>
       </w:r>
     </w:p>
     <w:p>
+      <w:pPr>
+        <w:rPr>
+          <w:rFonts w:ascii="Calibri" w:hAnsi="Calibri" w:cs="Calibri"/>
+        </w:rPr>
+      </w:pPr>
       <w:r>
+        <w:rPr>
+          <w:rFonts w:ascii="Calibri" w:hAnsi="Calibri" w:cs="Calibri"/>
+        </w:rPr>
         <w:pict w14:anchorId="49552793">
           <v:rect id="_x0000_i1025" style="width:0;height:1.5pt" o:hralign="center" o:hrstd="t" o:hr="t"/>
         </w:pict>
@@ -39,9 +63,15 @@
     <w:p>
       <w:pPr>
         <w:pStyle w:val="Heading2"/>
+        <w:rPr>
+          <w:rFonts w:ascii="Calibri" w:hAnsi="Calibri" w:cs="Calibri"/>
+        </w:rPr>
       </w:pPr>
       <w:bookmarkStart w:id="1" w:name="test-case-allocation-matrix-uc2"/>
       <w:r>
+        <w:rPr>
+          <w:rFonts w:ascii="Calibri" w:hAnsi="Calibri" w:cs="Calibri"/>
+        </w:rPr>
         <w:t>Test Case Allocation Matrix (UC2)</w:t>
       </w:r>
     </w:p>
@@ -76,8 +106,14 @@
           <w:p>
             <w:pPr>
               <w:pStyle w:val="Compact"/>
-            </w:pPr>
-            <w:r>
+              <w:rPr>
+                <w:rFonts w:ascii="Calibri" w:hAnsi="Calibri" w:cs="Calibri"/>
+              </w:rPr>
+            </w:pPr>
+            <w:r>
+              <w:rPr>
+                <w:rFonts w:ascii="Calibri" w:hAnsi="Calibri" w:cs="Calibri"/>
+              </w:rPr>
               <w:t>Step</w:t>
             </w:r>
           </w:p>
@@ -89,8 +125,14 @@
           <w:p>
             <w:pPr>
               <w:pStyle w:val="Compact"/>
-            </w:pPr>
-            <w:r>
+              <w:rPr>
+                <w:rFonts w:ascii="Calibri" w:hAnsi="Calibri" w:cs="Calibri"/>
+              </w:rPr>
+            </w:pPr>
+            <w:r>
+              <w:rPr>
+                <w:rFonts w:ascii="Calibri" w:hAnsi="Calibri" w:cs="Calibri"/>
+              </w:rPr>
               <w:t>Variable / Selection</w:t>
             </w:r>
           </w:p>
@@ -102,8 +144,14 @@
           <w:p>
             <w:pPr>
               <w:pStyle w:val="Compact"/>
-            </w:pPr>
-            <w:r>
+              <w:rPr>
+                <w:rFonts w:ascii="Calibri" w:hAnsi="Calibri" w:cs="Calibri"/>
+              </w:rPr>
+            </w:pPr>
+            <w:r>
+              <w:rPr>
+                <w:rFonts w:ascii="Calibri" w:hAnsi="Calibri" w:cs="Calibri"/>
+              </w:rPr>
               <w:t>TC1 (Text Auto-fill)</w:t>
             </w:r>
           </w:p>
@@ -115,8 +163,14 @@
           <w:p>
             <w:pPr>
               <w:pStyle w:val="Compact"/>
-            </w:pPr>
-            <w:r>
+              <w:rPr>
+                <w:rFonts w:ascii="Calibri" w:hAnsi="Calibri" w:cs="Calibri"/>
+              </w:rPr>
+            </w:pPr>
+            <w:r>
+              <w:rPr>
+                <w:rFonts w:ascii="Calibri" w:hAnsi="Calibri" w:cs="Calibri"/>
+              </w:rPr>
               <w:t>TC2 (Image Assign)</w:t>
             </w:r>
           </w:p>
@@ -128,8 +182,14 @@
           <w:p>
             <w:pPr>
               <w:pStyle w:val="Compact"/>
-            </w:pPr>
-            <w:r>
+              <w:rPr>
+                <w:rFonts w:ascii="Calibri" w:hAnsi="Calibri" w:cs="Calibri"/>
+              </w:rPr>
+            </w:pPr>
+            <w:r>
+              <w:rPr>
+                <w:rFonts w:ascii="Calibri" w:hAnsi="Calibri" w:cs="Calibri"/>
+              </w:rPr>
               <w:t>TC3 (General Info)</w:t>
             </w:r>
           </w:p>
@@ -141,8 +201,14 @@
           <w:p>
             <w:pPr>
               <w:pStyle w:val="Compact"/>
-            </w:pPr>
-            <w:r>
+              <w:rPr>
+                <w:rFonts w:ascii="Calibri" w:hAnsi="Calibri" w:cs="Calibri"/>
+              </w:rPr>
+            </w:pPr>
+            <w:r>
+              <w:rPr>
+                <w:rFonts w:ascii="Calibri" w:hAnsi="Calibri" w:cs="Calibri"/>
+              </w:rPr>
               <w:t>TC4 (Empty Send)</w:t>
             </w:r>
           </w:p>
@@ -154,8 +220,14 @@
           <w:p>
             <w:pPr>
               <w:pStyle w:val="Compact"/>
-            </w:pPr>
-            <w:r>
+              <w:rPr>
+                <w:rFonts w:ascii="Calibri" w:hAnsi="Calibri" w:cs="Calibri"/>
+              </w:rPr>
+            </w:pPr>
+            <w:r>
+              <w:rPr>
+                <w:rFonts w:ascii="Calibri" w:hAnsi="Calibri" w:cs="Calibri"/>
+              </w:rPr>
               <w:t>TC5 (Boundary Chat)</w:t>
             </w:r>
           </w:p>
@@ -167,8 +239,14 @@
           <w:p>
             <w:pPr>
               <w:pStyle w:val="Compact"/>
-            </w:pPr>
-            <w:r>
+              <w:rPr>
+                <w:rFonts w:ascii="Calibri" w:hAnsi="Calibri" w:cs="Calibri"/>
+              </w:rPr>
+            </w:pPr>
+            <w:r>
+              <w:rPr>
+                <w:rFonts w:ascii="Calibri" w:hAnsi="Calibri" w:cs="Calibri"/>
+              </w:rPr>
               <w:t>TC6 (Conflict Test)</w:t>
             </w:r>
           </w:p>
@@ -180,8 +258,14 @@
           <w:p>
             <w:pPr>
               <w:pStyle w:val="Compact"/>
-            </w:pPr>
-            <w:r>
+              <w:rPr>
+                <w:rFonts w:ascii="Calibri" w:hAnsi="Calibri" w:cs="Calibri"/>
+              </w:rPr>
+            </w:pPr>
+            <w:r>
+              <w:rPr>
+                <w:rFonts w:ascii="Calibri" w:hAnsi="Calibri" w:cs="Calibri"/>
+              </w:rPr>
               <w:t>TC7 (Chat File Edge)</w:t>
             </w:r>
           </w:p>
@@ -193,8 +277,14 @@
           <w:p>
             <w:pPr>
               <w:pStyle w:val="Compact"/>
-            </w:pPr>
-            <w:r>
+              <w:rPr>
+                <w:rFonts w:ascii="Calibri" w:hAnsi="Calibri" w:cs="Calibri"/>
+              </w:rPr>
+            </w:pPr>
+            <w:r>
+              <w:rPr>
+                <w:rFonts w:ascii="Calibri" w:hAnsi="Calibri" w:cs="Calibri"/>
+              </w:rPr>
               <w:t>TC8 (Locked State)</w:t>
             </w:r>
           </w:p>
@@ -208,9 +298,13 @@
           <w:p>
             <w:pPr>
               <w:pStyle w:val="Compact"/>
-            </w:pPr>
-            <w:r>
-              <w:rPr>
+              <w:rPr>
+                <w:rFonts w:ascii="Calibri" w:hAnsi="Calibri" w:cs="Calibri"/>
+              </w:rPr>
+            </w:pPr>
+            <w:r>
+              <w:rPr>
+                <w:rFonts w:ascii="Calibri" w:hAnsi="Calibri" w:cs="Calibri"/>
                 <w:b/>
                 <w:bCs/>
               </w:rPr>
@@ -225,8 +319,14 @@
           <w:p>
             <w:pPr>
               <w:pStyle w:val="Compact"/>
-            </w:pPr>
-            <w:r>
+              <w:rPr>
+                <w:rFonts w:ascii="Calibri" w:hAnsi="Calibri" w:cs="Calibri"/>
+              </w:rPr>
+            </w:pPr>
+            <w:r>
+              <w:rPr>
+                <w:rFonts w:ascii="Calibri" w:hAnsi="Calibri" w:cs="Calibri"/>
+              </w:rPr>
               <w:t>Action Selection</w:t>
             </w:r>
           </w:p>
@@ -238,8 +338,14 @@
           <w:p>
             <w:pPr>
               <w:pStyle w:val="Compact"/>
-            </w:pPr>
-            <w:r>
+              <w:rPr>
+                <w:rFonts w:ascii="Calibri" w:hAnsi="Calibri" w:cs="Calibri"/>
+              </w:rPr>
+            </w:pPr>
+            <w:r>
+              <w:rPr>
+                <w:rFonts w:ascii="Calibri" w:hAnsi="Calibri" w:cs="Calibri"/>
+              </w:rPr>
               <w:t>Open AI Chat</w:t>
             </w:r>
           </w:p>
@@ -251,8 +357,14 @@
           <w:p>
             <w:pPr>
               <w:pStyle w:val="Compact"/>
-            </w:pPr>
-            <w:r>
+              <w:rPr>
+                <w:rFonts w:ascii="Calibri" w:hAnsi="Calibri" w:cs="Calibri"/>
+              </w:rPr>
+            </w:pPr>
+            <w:r>
+              <w:rPr>
+                <w:rFonts w:ascii="Calibri" w:hAnsi="Calibri" w:cs="Calibri"/>
+              </w:rPr>
               <w:t>Open AI Chat</w:t>
             </w:r>
           </w:p>
@@ -264,8 +376,14 @@
           <w:p>
             <w:pPr>
               <w:pStyle w:val="Compact"/>
-            </w:pPr>
-            <w:r>
+              <w:rPr>
+                <w:rFonts w:ascii="Calibri" w:hAnsi="Calibri" w:cs="Calibri"/>
+              </w:rPr>
+            </w:pPr>
+            <w:r>
+              <w:rPr>
+                <w:rFonts w:ascii="Calibri" w:hAnsi="Calibri" w:cs="Calibri"/>
+              </w:rPr>
               <w:t>Open AI Chat</w:t>
             </w:r>
           </w:p>
@@ -277,8 +395,14 @@
           <w:p>
             <w:pPr>
               <w:pStyle w:val="Compact"/>
-            </w:pPr>
-            <w:r>
+              <w:rPr>
+                <w:rFonts w:ascii="Calibri" w:hAnsi="Calibri" w:cs="Calibri"/>
+              </w:rPr>
+            </w:pPr>
+            <w:r>
+              <w:rPr>
+                <w:rFonts w:ascii="Calibri" w:hAnsi="Calibri" w:cs="Calibri"/>
+              </w:rPr>
               <w:t>Open AI Chat</w:t>
             </w:r>
           </w:p>
@@ -290,8 +414,14 @@
           <w:p>
             <w:pPr>
               <w:pStyle w:val="Compact"/>
-            </w:pPr>
-            <w:r>
+              <w:rPr>
+                <w:rFonts w:ascii="Calibri" w:hAnsi="Calibri" w:cs="Calibri"/>
+              </w:rPr>
+            </w:pPr>
+            <w:r>
+              <w:rPr>
+                <w:rFonts w:ascii="Calibri" w:hAnsi="Calibri" w:cs="Calibri"/>
+              </w:rPr>
               <w:t>Open AI Chat</w:t>
             </w:r>
           </w:p>
@@ -303,8 +433,14 @@
           <w:p>
             <w:pPr>
               <w:pStyle w:val="Compact"/>
-            </w:pPr>
-            <w:r>
+              <w:rPr>
+                <w:rFonts w:ascii="Calibri" w:hAnsi="Calibri" w:cs="Calibri"/>
+              </w:rPr>
+            </w:pPr>
+            <w:r>
+              <w:rPr>
+                <w:rFonts w:ascii="Calibri" w:hAnsi="Calibri" w:cs="Calibri"/>
+              </w:rPr>
               <w:t>Open AI Chat</w:t>
             </w:r>
           </w:p>
@@ -316,8 +452,14 @@
           <w:p>
             <w:pPr>
               <w:pStyle w:val="Compact"/>
-            </w:pPr>
-            <w:r>
+              <w:rPr>
+                <w:rFonts w:ascii="Calibri" w:hAnsi="Calibri" w:cs="Calibri"/>
+              </w:rPr>
+            </w:pPr>
+            <w:r>
+              <w:rPr>
+                <w:rFonts w:ascii="Calibri" w:hAnsi="Calibri" w:cs="Calibri"/>
+              </w:rPr>
               <w:t>Open AI Chat</w:t>
             </w:r>
           </w:p>
@@ -329,8 +471,14 @@
           <w:p>
             <w:pPr>
               <w:pStyle w:val="Compact"/>
-            </w:pPr>
-            <w:r>
+              <w:rPr>
+                <w:rFonts w:ascii="Calibri" w:hAnsi="Calibri" w:cs="Calibri"/>
+              </w:rPr>
+            </w:pPr>
+            <w:r>
+              <w:rPr>
+                <w:rFonts w:ascii="Calibri" w:hAnsi="Calibri" w:cs="Calibri"/>
+              </w:rPr>
               <w:t>Open AI Chat</w:t>
             </w:r>
           </w:p>
@@ -344,9 +492,13 @@
           <w:p>
             <w:pPr>
               <w:pStyle w:val="Compact"/>
-            </w:pPr>
-            <w:r>
-              <w:rPr>
+              <w:rPr>
+                <w:rFonts w:ascii="Calibri" w:hAnsi="Calibri" w:cs="Calibri"/>
+              </w:rPr>
+            </w:pPr>
+            <w:r>
+              <w:rPr>
+                <w:rFonts w:ascii="Calibri" w:hAnsi="Calibri" w:cs="Calibri"/>
                 <w:b/>
                 <w:bCs/>
               </w:rPr>
@@ -361,8 +513,14 @@
           <w:p>
             <w:pPr>
               <w:pStyle w:val="Compact"/>
-            </w:pPr>
-            <w:r>
+              <w:rPr>
+                <w:rFonts w:ascii="Calibri" w:hAnsi="Calibri" w:cs="Calibri"/>
+              </w:rPr>
+            </w:pPr>
+            <w:r>
+              <w:rPr>
+                <w:rFonts w:ascii="Calibri" w:hAnsi="Calibri" w:cs="Calibri"/>
+              </w:rPr>
               <w:t>Chat Input Message</w:t>
             </w:r>
           </w:p>
@@ -374,10 +532,14 @@
           <w:p>
             <w:pPr>
               <w:pStyle w:val="Compact"/>
+              <w:rPr>
+                <w:rFonts w:ascii="Calibri" w:hAnsi="Calibri" w:cs="Calibri"/>
+              </w:rPr>
             </w:pPr>
             <w:r>
               <w:rPr>
                 <w:rStyle w:val="VerbatimChar"/>
+                <w:rFonts w:ascii="Calibri" w:hAnsi="Calibri" w:cs="Calibri"/>
               </w:rPr>
               <w:t>"Bin is 1200x800x600, robot UR"</w:t>
             </w:r>
@@ -390,10 +552,14 @@
           <w:p>
             <w:pPr>
               <w:pStyle w:val="Compact"/>
+              <w:rPr>
+                <w:rFonts w:ascii="Calibri" w:hAnsi="Calibri" w:cs="Calibri"/>
+              </w:rPr>
             </w:pPr>
             <w:r>
               <w:rPr>
                 <w:rStyle w:val="VerbatimChar"/>
+                <w:rFonts w:ascii="Calibri" w:hAnsi="Calibri" w:cs="Calibri"/>
               </w:rPr>
               <w:t>"Assign this image to Part 1"</w:t>
             </w:r>
@@ -406,10 +572,14 @@
           <w:p>
             <w:pPr>
               <w:pStyle w:val="Compact"/>
+              <w:rPr>
+                <w:rFonts w:ascii="Calibri" w:hAnsi="Calibri" w:cs="Calibri"/>
+              </w:rPr>
             </w:pPr>
             <w:r>
               <w:rPr>
                 <w:rStyle w:val="VerbatimChar"/>
+                <w:rFonts w:ascii="Calibri" w:hAnsi="Calibri" w:cs="Calibri"/>
               </w:rPr>
               <w:t>"What is Scape Mini?"</w:t>
             </w:r>
@@ -422,10 +592,14 @@
           <w:p>
             <w:pPr>
               <w:pStyle w:val="Compact"/>
+              <w:rPr>
+                <w:rFonts w:ascii="Calibri" w:hAnsi="Calibri" w:cs="Calibri"/>
+              </w:rPr>
             </w:pPr>
             <w:r>
               <w:rPr>
                 <w:rStyle w:val="VerbatimChar"/>
+                <w:rFonts w:ascii="Calibri" w:hAnsi="Calibri" w:cs="Calibri"/>
               </w:rPr>
               <w:t>[Blank]</w:t>
             </w:r>
@@ -438,10 +612,14 @@
           <w:p>
             <w:pPr>
               <w:pStyle w:val="Compact"/>
+              <w:rPr>
+                <w:rFonts w:ascii="Calibri" w:hAnsi="Calibri" w:cs="Calibri"/>
+              </w:rPr>
             </w:pPr>
             <w:r>
               <w:rPr>
                 <w:rStyle w:val="VerbatimChar"/>
+                <w:rFonts w:ascii="Calibri" w:hAnsi="Calibri" w:cs="Calibri"/>
               </w:rPr>
               <w:t>"Bin is 100x100x100, weight 0.1"</w:t>
             </w:r>
@@ -454,10 +632,14 @@
           <w:p>
             <w:pPr>
               <w:pStyle w:val="Compact"/>
+              <w:rPr>
+                <w:rFonts w:ascii="Calibri" w:hAnsi="Calibri" w:cs="Calibri"/>
+              </w:rPr>
             </w:pPr>
             <w:r>
               <w:rPr>
                 <w:rStyle w:val="VerbatimChar"/>
+                <w:rFonts w:ascii="Calibri" w:hAnsi="Calibri" w:cs="Calibri"/>
               </w:rPr>
               <w:t>"Wait, robot is KUKA now"</w:t>
             </w:r>
@@ -470,10 +652,14 @@
           <w:p>
             <w:pPr>
               <w:pStyle w:val="Compact"/>
+              <w:rPr>
+                <w:rFonts w:ascii="Calibri" w:hAnsi="Calibri" w:cs="Calibri"/>
+              </w:rPr>
             </w:pPr>
             <w:r>
               <w:rPr>
                 <w:rStyle w:val="VerbatimChar"/>
+                <w:rFonts w:ascii="Calibri" w:hAnsi="Calibri" w:cs="Calibri"/>
               </w:rPr>
               <w:t>"Analyze this design"</w:t>
             </w:r>
@@ -486,10 +672,14 @@
           <w:p>
             <w:pPr>
               <w:pStyle w:val="Compact"/>
+              <w:rPr>
+                <w:rFonts w:ascii="Calibri" w:hAnsi="Calibri" w:cs="Calibri"/>
+              </w:rPr>
             </w:pPr>
             <w:r>
               <w:rPr>
                 <w:rStyle w:val="VerbatimChar"/>
+                <w:rFonts w:ascii="Calibri" w:hAnsi="Calibri" w:cs="Calibri"/>
               </w:rPr>
               <w:t>"Try updating bin to 900"</w:t>
             </w:r>
@@ -504,9 +694,13 @@
           <w:p>
             <w:pPr>
               <w:pStyle w:val="Compact"/>
-            </w:pPr>
-            <w:r>
-              <w:rPr>
+              <w:rPr>
+                <w:rFonts w:ascii="Calibri" w:hAnsi="Calibri" w:cs="Calibri"/>
+              </w:rPr>
+            </w:pPr>
+            <w:r>
+              <w:rPr>
+                <w:rFonts w:ascii="Calibri" w:hAnsi="Calibri" w:cs="Calibri"/>
                 <w:b/>
                 <w:bCs/>
               </w:rPr>
@@ -521,8 +715,14 @@
           <w:p>
             <w:pPr>
               <w:pStyle w:val="Compact"/>
-            </w:pPr>
-            <w:r>
+              <w:rPr>
+                <w:rFonts w:ascii="Calibri" w:hAnsi="Calibri" w:cs="Calibri"/>
+              </w:rPr>
+            </w:pPr>
+            <w:r>
+              <w:rPr>
+                <w:rFonts w:ascii="Calibri" w:hAnsi="Calibri" w:cs="Calibri"/>
+              </w:rPr>
               <w:t>Chat Attachment</w:t>
             </w:r>
           </w:p>
@@ -534,8 +734,14 @@
           <w:p>
             <w:pPr>
               <w:pStyle w:val="Compact"/>
-            </w:pPr>
-            <w:r>
+              <w:rPr>
+                <w:rFonts w:ascii="Calibri" w:hAnsi="Calibri" w:cs="Calibri"/>
+              </w:rPr>
+            </w:pPr>
+            <w:r>
+              <w:rPr>
+                <w:rFonts w:ascii="Calibri" w:hAnsi="Calibri" w:cs="Calibri"/>
+              </w:rPr>
               <w:t>None</w:t>
             </w:r>
           </w:p>
@@ -547,8 +753,14 @@
           <w:p>
             <w:pPr>
               <w:pStyle w:val="Compact"/>
-            </w:pPr>
-            <w:r>
+              <w:rPr>
+                <w:rFonts w:ascii="Calibri" w:hAnsi="Calibri" w:cs="Calibri"/>
+              </w:rPr>
+            </w:pPr>
+            <w:r>
+              <w:rPr>
+                <w:rFonts w:ascii="Calibri" w:hAnsi="Calibri" w:cs="Calibri"/>
+              </w:rPr>
               <w:t>Valid PNG</w:t>
             </w:r>
           </w:p>
@@ -560,8 +772,14 @@
           <w:p>
             <w:pPr>
               <w:pStyle w:val="Compact"/>
-            </w:pPr>
-            <w:r>
+              <w:rPr>
+                <w:rFonts w:ascii="Calibri" w:hAnsi="Calibri" w:cs="Calibri"/>
+              </w:rPr>
+            </w:pPr>
+            <w:r>
+              <w:rPr>
+                <w:rFonts w:ascii="Calibri" w:hAnsi="Calibri" w:cs="Calibri"/>
+              </w:rPr>
               <w:t>None</w:t>
             </w:r>
           </w:p>
@@ -573,8 +791,14 @@
           <w:p>
             <w:pPr>
               <w:pStyle w:val="Compact"/>
-            </w:pPr>
-            <w:r>
+              <w:rPr>
+                <w:rFonts w:ascii="Calibri" w:hAnsi="Calibri" w:cs="Calibri"/>
+              </w:rPr>
+            </w:pPr>
+            <w:r>
+              <w:rPr>
+                <w:rFonts w:ascii="Calibri" w:hAnsi="Calibri" w:cs="Calibri"/>
+              </w:rPr>
               <w:t>None</w:t>
             </w:r>
           </w:p>
@@ -586,8 +810,14 @@
           <w:p>
             <w:pPr>
               <w:pStyle w:val="Compact"/>
-            </w:pPr>
-            <w:r>
+              <w:rPr>
+                <w:rFonts w:ascii="Calibri" w:hAnsi="Calibri" w:cs="Calibri"/>
+              </w:rPr>
+            </w:pPr>
+            <w:r>
+              <w:rPr>
+                <w:rFonts w:ascii="Calibri" w:hAnsi="Calibri" w:cs="Calibri"/>
+              </w:rPr>
               <w:t>None</w:t>
             </w:r>
           </w:p>
@@ -599,8 +829,14 @@
           <w:p>
             <w:pPr>
               <w:pStyle w:val="Compact"/>
-            </w:pPr>
-            <w:r>
+              <w:rPr>
+                <w:rFonts w:ascii="Calibri" w:hAnsi="Calibri" w:cs="Calibri"/>
+              </w:rPr>
+            </w:pPr>
+            <w:r>
+              <w:rPr>
+                <w:rFonts w:ascii="Calibri" w:hAnsi="Calibri" w:cs="Calibri"/>
+              </w:rPr>
               <w:t>None</w:t>
             </w:r>
           </w:p>
@@ -612,8 +848,14 @@
           <w:p>
             <w:pPr>
               <w:pStyle w:val="Compact"/>
-            </w:pPr>
-            <w:r>
+              <w:rPr>
+                <w:rFonts w:ascii="Calibri" w:hAnsi="Calibri" w:cs="Calibri"/>
+              </w:rPr>
+            </w:pPr>
+            <w:r>
+              <w:rPr>
+                <w:rFonts w:ascii="Calibri" w:hAnsi="Calibri" w:cs="Calibri"/>
+              </w:rPr>
               <w:t>Oversized PDF</w:t>
             </w:r>
           </w:p>
@@ -625,8 +867,14 @@
           <w:p>
             <w:pPr>
               <w:pStyle w:val="Compact"/>
-            </w:pPr>
-            <w:r>
+              <w:rPr>
+                <w:rFonts w:ascii="Calibri" w:hAnsi="Calibri" w:cs="Calibri"/>
+              </w:rPr>
+            </w:pPr>
+            <w:r>
+              <w:rPr>
+                <w:rFonts w:ascii="Calibri" w:hAnsi="Calibri" w:cs="Calibri"/>
+              </w:rPr>
               <w:t>None</w:t>
             </w:r>
           </w:p>
@@ -640,9 +888,13 @@
           <w:p>
             <w:pPr>
               <w:pStyle w:val="Compact"/>
-            </w:pPr>
-            <w:r>
-              <w:rPr>
+              <w:rPr>
+                <w:rFonts w:ascii="Calibri" w:hAnsi="Calibri" w:cs="Calibri"/>
+              </w:rPr>
+            </w:pPr>
+            <w:r>
+              <w:rPr>
+                <w:rFonts w:ascii="Calibri" w:hAnsi="Calibri" w:cs="Calibri"/>
                 <w:b/>
                 <w:bCs/>
               </w:rPr>
@@ -657,8 +909,14 @@
           <w:p>
             <w:pPr>
               <w:pStyle w:val="Compact"/>
-            </w:pPr>
-            <w:r>
+              <w:rPr>
+                <w:rFonts w:ascii="Calibri" w:hAnsi="Calibri" w:cs="Calibri"/>
+              </w:rPr>
+            </w:pPr>
+            <w:r>
+              <w:rPr>
+                <w:rFonts w:ascii="Calibri" w:hAnsi="Calibri" w:cs="Calibri"/>
+              </w:rPr>
               <w:t>API Endpoint</w:t>
             </w:r>
           </w:p>
@@ -670,10 +928,14 @@
           <w:p>
             <w:pPr>
               <w:pStyle w:val="Compact"/>
+              <w:rPr>
+                <w:rFonts w:ascii="Calibri" w:hAnsi="Calibri" w:cs="Calibri"/>
+              </w:rPr>
             </w:pPr>
             <w:r>
               <w:rPr>
                 <w:rStyle w:val="VerbatimChar"/>
+                <w:rFonts w:ascii="Calibri" w:hAnsi="Calibri" w:cs="Calibri"/>
               </w:rPr>
               <w:t>/api/ai/chat</w:t>
             </w:r>
@@ -686,10 +948,14 @@
           <w:p>
             <w:pPr>
               <w:pStyle w:val="Compact"/>
+              <w:rPr>
+                <w:rFonts w:ascii="Calibri" w:hAnsi="Calibri" w:cs="Calibri"/>
+              </w:rPr>
             </w:pPr>
             <w:r>
               <w:rPr>
                 <w:rStyle w:val="VerbatimChar"/>
+                <w:rFonts w:ascii="Calibri" w:hAnsi="Calibri" w:cs="Calibri"/>
               </w:rPr>
               <w:t>/api/ai/chat</w:t>
             </w:r>
@@ -702,10 +968,14 @@
           <w:p>
             <w:pPr>
               <w:pStyle w:val="Compact"/>
+              <w:rPr>
+                <w:rFonts w:ascii="Calibri" w:hAnsi="Calibri" w:cs="Calibri"/>
+              </w:rPr>
             </w:pPr>
             <w:r>
               <w:rPr>
                 <w:rStyle w:val="VerbatimChar"/>
+                <w:rFonts w:ascii="Calibri" w:hAnsi="Calibri" w:cs="Calibri"/>
               </w:rPr>
               <w:t>/api/ai/chat</w:t>
             </w:r>
@@ -718,8 +988,14 @@
           <w:p>
             <w:pPr>
               <w:pStyle w:val="Compact"/>
-            </w:pPr>
-            <w:r>
+              <w:rPr>
+                <w:rFonts w:ascii="Calibri" w:hAnsi="Calibri" w:cs="Calibri"/>
+              </w:rPr>
+            </w:pPr>
+            <w:r>
+              <w:rPr>
+                <w:rFonts w:ascii="Calibri" w:hAnsi="Calibri" w:cs="Calibri"/>
+              </w:rPr>
               <w:t>blocked locally</w:t>
             </w:r>
           </w:p>
@@ -731,10 +1007,14 @@
           <w:p>
             <w:pPr>
               <w:pStyle w:val="Compact"/>
+              <w:rPr>
+                <w:rFonts w:ascii="Calibri" w:hAnsi="Calibri" w:cs="Calibri"/>
+              </w:rPr>
             </w:pPr>
             <w:r>
               <w:rPr>
                 <w:rStyle w:val="VerbatimChar"/>
+                <w:rFonts w:ascii="Calibri" w:hAnsi="Calibri" w:cs="Calibri"/>
               </w:rPr>
               <w:t>/api/ai/chat</w:t>
             </w:r>
@@ -747,10 +1027,14 @@
           <w:p>
             <w:pPr>
               <w:pStyle w:val="Compact"/>
+              <w:rPr>
+                <w:rFonts w:ascii="Calibri" w:hAnsi="Calibri" w:cs="Calibri"/>
+              </w:rPr>
             </w:pPr>
             <w:r>
               <w:rPr>
                 <w:rStyle w:val="VerbatimChar"/>
+                <w:rFonts w:ascii="Calibri" w:hAnsi="Calibri" w:cs="Calibri"/>
               </w:rPr>
               <w:t>/api/ai/chat</w:t>
             </w:r>
@@ -763,8 +1047,14 @@
           <w:p>
             <w:pPr>
               <w:pStyle w:val="Compact"/>
-            </w:pPr>
-            <w:r>
+              <w:rPr>
+                <w:rFonts w:ascii="Calibri" w:hAnsi="Calibri" w:cs="Calibri"/>
+              </w:rPr>
+            </w:pPr>
+            <w:r>
+              <w:rPr>
+                <w:rFonts w:ascii="Calibri" w:hAnsi="Calibri" w:cs="Calibri"/>
+              </w:rPr>
               <w:t>blocked locally</w:t>
             </w:r>
           </w:p>
@@ -776,8 +1066,14 @@
           <w:p>
             <w:pPr>
               <w:pStyle w:val="Compact"/>
-            </w:pPr>
-            <w:r>
+              <w:rPr>
+                <w:rFonts w:ascii="Calibri" w:hAnsi="Calibri" w:cs="Calibri"/>
+              </w:rPr>
+            </w:pPr>
+            <w:r>
+              <w:rPr>
+                <w:rFonts w:ascii="Calibri" w:hAnsi="Calibri" w:cs="Calibri"/>
+              </w:rPr>
               <w:t>blocked locally (UI)</w:t>
             </w:r>
           </w:p>
@@ -791,9 +1087,13 @@
           <w:p>
             <w:pPr>
               <w:pStyle w:val="Compact"/>
-            </w:pPr>
-            <w:r>
-              <w:rPr>
+              <w:rPr>
+                <w:rFonts w:ascii="Calibri" w:hAnsi="Calibri" w:cs="Calibri"/>
+              </w:rPr>
+            </w:pPr>
+            <w:r>
+              <w:rPr>
+                <w:rFonts w:ascii="Calibri" w:hAnsi="Calibri" w:cs="Calibri"/>
                 <w:b/>
                 <w:bCs/>
               </w:rPr>
@@ -808,8 +1108,14 @@
           <w:p>
             <w:pPr>
               <w:pStyle w:val="Compact"/>
-            </w:pPr>
-            <w:r>
+              <w:rPr>
+                <w:rFonts w:ascii="Calibri" w:hAnsi="Calibri" w:cs="Calibri"/>
+              </w:rPr>
+            </w:pPr>
+            <w:r>
+              <w:rPr>
+                <w:rFonts w:ascii="Calibri" w:hAnsi="Calibri" w:cs="Calibri"/>
+              </w:rPr>
               <w:t>AI Response Type</w:t>
             </w:r>
           </w:p>
@@ -821,8 +1127,14 @@
           <w:p>
             <w:pPr>
               <w:pStyle w:val="Compact"/>
-            </w:pPr>
-            <w:r>
+              <w:rPr>
+                <w:rFonts w:ascii="Calibri" w:hAnsi="Calibri" w:cs="Calibri"/>
+              </w:rPr>
+            </w:pPr>
+            <w:r>
+              <w:rPr>
+                <w:rFonts w:ascii="Calibri" w:hAnsi="Calibri" w:cs="Calibri"/>
+              </w:rPr>
               <w:t>JSON proposal</w:t>
             </w:r>
           </w:p>
@@ -834,8 +1146,14 @@
           <w:p>
             <w:pPr>
               <w:pStyle w:val="Compact"/>
-            </w:pPr>
-            <w:r>
+              <w:rPr>
+                <w:rFonts w:ascii="Calibri" w:hAnsi="Calibri" w:cs="Calibri"/>
+              </w:rPr>
+            </w:pPr>
+            <w:r>
+              <w:rPr>
+                <w:rFonts w:ascii="Calibri" w:hAnsi="Calibri" w:cs="Calibri"/>
+              </w:rPr>
               <w:t>Image action</w:t>
             </w:r>
           </w:p>
@@ -847,8 +1165,14 @@
           <w:p>
             <w:pPr>
               <w:pStyle w:val="Compact"/>
-            </w:pPr>
-            <w:r>
+              <w:rPr>
+                <w:rFonts w:ascii="Calibri" w:hAnsi="Calibri" w:cs="Calibri"/>
+              </w:rPr>
+            </w:pPr>
+            <w:r>
+              <w:rPr>
+                <w:rFonts w:ascii="Calibri" w:hAnsi="Calibri" w:cs="Calibri"/>
+              </w:rPr>
               <w:t>Plain text</w:t>
             </w:r>
           </w:p>
@@ -860,8 +1184,14 @@
           <w:p>
             <w:pPr>
               <w:pStyle w:val="Compact"/>
-            </w:pPr>
-            <w:r>
+              <w:rPr>
+                <w:rFonts w:ascii="Calibri" w:hAnsi="Calibri" w:cs="Calibri"/>
+              </w:rPr>
+            </w:pPr>
+            <w:r>
+              <w:rPr>
+                <w:rFonts w:ascii="Calibri" w:hAnsi="Calibri" w:cs="Calibri"/>
+              </w:rPr>
               <w:t>N/A</w:t>
             </w:r>
           </w:p>
@@ -873,8 +1203,14 @@
           <w:p>
             <w:pPr>
               <w:pStyle w:val="Compact"/>
-            </w:pPr>
-            <w:r>
+              <w:rPr>
+                <w:rFonts w:ascii="Calibri" w:hAnsi="Calibri" w:cs="Calibri"/>
+              </w:rPr>
+            </w:pPr>
+            <w:r>
+              <w:rPr>
+                <w:rFonts w:ascii="Calibri" w:hAnsi="Calibri" w:cs="Calibri"/>
+              </w:rPr>
               <w:t>Boundary JSON</w:t>
             </w:r>
           </w:p>
@@ -886,8 +1222,14 @@
           <w:p>
             <w:pPr>
               <w:pStyle w:val="Compact"/>
-            </w:pPr>
-            <w:r>
+              <w:rPr>
+                <w:rFonts w:ascii="Calibri" w:hAnsi="Calibri" w:cs="Calibri"/>
+              </w:rPr>
+            </w:pPr>
+            <w:r>
+              <w:rPr>
+                <w:rFonts w:ascii="Calibri" w:hAnsi="Calibri" w:cs="Calibri"/>
+              </w:rPr>
               <w:t>Conflict JSON</w:t>
             </w:r>
           </w:p>
@@ -899,8 +1241,14 @@
           <w:p>
             <w:pPr>
               <w:pStyle w:val="Compact"/>
-            </w:pPr>
-            <w:r>
+              <w:rPr>
+                <w:rFonts w:ascii="Calibri" w:hAnsi="Calibri" w:cs="Calibri"/>
+              </w:rPr>
+            </w:pPr>
+            <w:r>
+              <w:rPr>
+                <w:rFonts w:ascii="Calibri" w:hAnsi="Calibri" w:cs="Calibri"/>
+              </w:rPr>
               <w:t>N/A</w:t>
             </w:r>
           </w:p>
@@ -912,8 +1260,14 @@
           <w:p>
             <w:pPr>
               <w:pStyle w:val="Compact"/>
-            </w:pPr>
-            <w:r>
+              <w:rPr>
+                <w:rFonts w:ascii="Calibri" w:hAnsi="Calibri" w:cs="Calibri"/>
+              </w:rPr>
+            </w:pPr>
+            <w:r>
+              <w:rPr>
+                <w:rFonts w:ascii="Calibri" w:hAnsi="Calibri" w:cs="Calibri"/>
+              </w:rPr>
               <w:t>N/A</w:t>
             </w:r>
           </w:p>
@@ -927,9 +1281,13 @@
           <w:p>
             <w:pPr>
               <w:pStyle w:val="Compact"/>
-            </w:pPr>
-            <w:r>
-              <w:rPr>
+              <w:rPr>
+                <w:rFonts w:ascii="Calibri" w:hAnsi="Calibri" w:cs="Calibri"/>
+              </w:rPr>
+            </w:pPr>
+            <w:r>
+              <w:rPr>
+                <w:rFonts w:ascii="Calibri" w:hAnsi="Calibri" w:cs="Calibri"/>
                 <w:b/>
                 <w:bCs/>
               </w:rPr>
@@ -944,8 +1302,14 @@
           <w:p>
             <w:pPr>
               <w:pStyle w:val="Compact"/>
-            </w:pPr>
-            <w:r>
+              <w:rPr>
+                <w:rFonts w:ascii="Calibri" w:hAnsi="Calibri" w:cs="Calibri"/>
+              </w:rPr>
+            </w:pPr>
+            <w:r>
+              <w:rPr>
+                <w:rFonts w:ascii="Calibri" w:hAnsi="Calibri" w:cs="Calibri"/>
+              </w:rPr>
               <w:t>Comparison Card</w:t>
             </w:r>
           </w:p>
@@ -957,8 +1321,14 @@
           <w:p>
             <w:pPr>
               <w:pStyle w:val="Compact"/>
-            </w:pPr>
-            <w:r>
+              <w:rPr>
+                <w:rFonts w:ascii="Calibri" w:hAnsi="Calibri" w:cs="Calibri"/>
+              </w:rPr>
+            </w:pPr>
+            <w:r>
+              <w:rPr>
+                <w:rFonts w:ascii="Calibri" w:hAnsi="Calibri" w:cs="Calibri"/>
+              </w:rPr>
               <w:t>Rendered</w:t>
             </w:r>
           </w:p>
@@ -970,8 +1340,14 @@
           <w:p>
             <w:pPr>
               <w:pStyle w:val="Compact"/>
-            </w:pPr>
-            <w:r>
+              <w:rPr>
+                <w:rFonts w:ascii="Calibri" w:hAnsi="Calibri" w:cs="Calibri"/>
+              </w:rPr>
+            </w:pPr>
+            <w:r>
+              <w:rPr>
+                <w:rFonts w:ascii="Calibri" w:hAnsi="Calibri" w:cs="Calibri"/>
+              </w:rPr>
               <w:t>Rendered</w:t>
             </w:r>
           </w:p>
@@ -983,8 +1359,14 @@
           <w:p>
             <w:pPr>
               <w:pStyle w:val="Compact"/>
-            </w:pPr>
-            <w:r>
+              <w:rPr>
+                <w:rFonts w:ascii="Calibri" w:hAnsi="Calibri" w:cs="Calibri"/>
+              </w:rPr>
+            </w:pPr>
+            <w:r>
+              <w:rPr>
+                <w:rFonts w:ascii="Calibri" w:hAnsi="Calibri" w:cs="Calibri"/>
+              </w:rPr>
               <w:t>Hidden</w:t>
             </w:r>
           </w:p>
@@ -996,8 +1378,14 @@
           <w:p>
             <w:pPr>
               <w:pStyle w:val="Compact"/>
-            </w:pPr>
-            <w:r>
+              <w:rPr>
+                <w:rFonts w:ascii="Calibri" w:hAnsi="Calibri" w:cs="Calibri"/>
+              </w:rPr>
+            </w:pPr>
+            <w:r>
+              <w:rPr>
+                <w:rFonts w:ascii="Calibri" w:hAnsi="Calibri" w:cs="Calibri"/>
+              </w:rPr>
               <w:t>Hidden</w:t>
             </w:r>
           </w:p>
@@ -1009,8 +1397,14 @@
           <w:p>
             <w:pPr>
               <w:pStyle w:val="Compact"/>
-            </w:pPr>
-            <w:r>
+              <w:rPr>
+                <w:rFonts w:ascii="Calibri" w:hAnsi="Calibri" w:cs="Calibri"/>
+              </w:rPr>
+            </w:pPr>
+            <w:r>
+              <w:rPr>
+                <w:rFonts w:ascii="Calibri" w:hAnsi="Calibri" w:cs="Calibri"/>
+              </w:rPr>
               <w:t>Rendered</w:t>
             </w:r>
           </w:p>
@@ -1022,8 +1416,14 @@
           <w:p>
             <w:pPr>
               <w:pStyle w:val="Compact"/>
-            </w:pPr>
-            <w:r>
+              <w:rPr>
+                <w:rFonts w:ascii="Calibri" w:hAnsi="Calibri" w:cs="Calibri"/>
+              </w:rPr>
+            </w:pPr>
+            <w:r>
+              <w:rPr>
+                <w:rFonts w:ascii="Calibri" w:hAnsi="Calibri" w:cs="Calibri"/>
+              </w:rPr>
               <w:t>Rendered</w:t>
             </w:r>
           </w:p>
@@ -1035,8 +1435,14 @@
           <w:p>
             <w:pPr>
               <w:pStyle w:val="Compact"/>
-            </w:pPr>
-            <w:r>
+              <w:rPr>
+                <w:rFonts w:ascii="Calibri" w:hAnsi="Calibri" w:cs="Calibri"/>
+              </w:rPr>
+            </w:pPr>
+            <w:r>
+              <w:rPr>
+                <w:rFonts w:ascii="Calibri" w:hAnsi="Calibri" w:cs="Calibri"/>
+              </w:rPr>
               <w:t>Hidden</w:t>
             </w:r>
           </w:p>
@@ -1048,8 +1454,14 @@
           <w:p>
             <w:pPr>
               <w:pStyle w:val="Compact"/>
-            </w:pPr>
-            <w:r>
+              <w:rPr>
+                <w:rFonts w:ascii="Calibri" w:hAnsi="Calibri" w:cs="Calibri"/>
+              </w:rPr>
+            </w:pPr>
+            <w:r>
+              <w:rPr>
+                <w:rFonts w:ascii="Calibri" w:hAnsi="Calibri" w:cs="Calibri"/>
+              </w:rPr>
               <w:t>Hidden</w:t>
             </w:r>
           </w:p>
@@ -1063,9 +1475,13 @@
           <w:p>
             <w:pPr>
               <w:pStyle w:val="Compact"/>
-            </w:pPr>
-            <w:r>
-              <w:rPr>
+              <w:rPr>
+                <w:rFonts w:ascii="Calibri" w:hAnsi="Calibri" w:cs="Calibri"/>
+              </w:rPr>
+            </w:pPr>
+            <w:r>
+              <w:rPr>
+                <w:rFonts w:ascii="Calibri" w:hAnsi="Calibri" w:cs="Calibri"/>
                 <w:b/>
                 <w:bCs/>
               </w:rPr>
@@ -1080,8 +1496,14 @@
           <w:p>
             <w:pPr>
               <w:pStyle w:val="Compact"/>
-            </w:pPr>
-            <w:r>
+              <w:rPr>
+                <w:rFonts w:ascii="Calibri" w:hAnsi="Calibri" w:cs="Calibri"/>
+              </w:rPr>
+            </w:pPr>
+            <w:r>
+              <w:rPr>
+                <w:rFonts w:ascii="Calibri" w:hAnsi="Calibri" w:cs="Calibri"/>
+              </w:rPr>
               <w:t>Action Applied</w:t>
             </w:r>
           </w:p>
@@ -1093,8 +1515,14 @@
           <w:p>
             <w:pPr>
               <w:pStyle w:val="Compact"/>
-            </w:pPr>
-            <w:r>
+              <w:rPr>
+                <w:rFonts w:ascii="Calibri" w:hAnsi="Calibri" w:cs="Calibri"/>
+              </w:rPr>
+            </w:pPr>
+            <w:r>
+              <w:rPr>
+                <w:rFonts w:ascii="Calibri" w:hAnsi="Calibri" w:cs="Calibri"/>
+              </w:rPr>
               <w:t>Click Apply</w:t>
             </w:r>
           </w:p>
@@ -1106,8 +1534,14 @@
           <w:p>
             <w:pPr>
               <w:pStyle w:val="Compact"/>
-            </w:pPr>
-            <w:r>
+              <w:rPr>
+                <w:rFonts w:ascii="Calibri" w:hAnsi="Calibri" w:cs="Calibri"/>
+              </w:rPr>
+            </w:pPr>
+            <w:r>
+              <w:rPr>
+                <w:rFonts w:ascii="Calibri" w:hAnsi="Calibri" w:cs="Calibri"/>
+              </w:rPr>
               <w:t>Click Apply</w:t>
             </w:r>
           </w:p>
@@ -1119,8 +1553,14 @@
           <w:p>
             <w:pPr>
               <w:pStyle w:val="Compact"/>
-            </w:pPr>
-            <w:r>
+              <w:rPr>
+                <w:rFonts w:ascii="Calibri" w:hAnsi="Calibri" w:cs="Calibri"/>
+              </w:rPr>
+            </w:pPr>
+            <w:r>
+              <w:rPr>
+                <w:rFonts w:ascii="Calibri" w:hAnsi="Calibri" w:cs="Calibri"/>
+              </w:rPr>
               <w:t>N/A</w:t>
             </w:r>
           </w:p>
@@ -1132,8 +1572,14 @@
           <w:p>
             <w:pPr>
               <w:pStyle w:val="Compact"/>
-            </w:pPr>
-            <w:r>
+              <w:rPr>
+                <w:rFonts w:ascii="Calibri" w:hAnsi="Calibri" w:cs="Calibri"/>
+              </w:rPr>
+            </w:pPr>
+            <w:r>
+              <w:rPr>
+                <w:rFonts w:ascii="Calibri" w:hAnsi="Calibri" w:cs="Calibri"/>
+              </w:rPr>
               <w:t>N/A</w:t>
             </w:r>
           </w:p>
@@ -1145,8 +1591,14 @@
           <w:p>
             <w:pPr>
               <w:pStyle w:val="Compact"/>
-            </w:pPr>
-            <w:r>
+              <w:rPr>
+                <w:rFonts w:ascii="Calibri" w:hAnsi="Calibri" w:cs="Calibri"/>
+              </w:rPr>
+            </w:pPr>
+            <w:r>
+              <w:rPr>
+                <w:rFonts w:ascii="Calibri" w:hAnsi="Calibri" w:cs="Calibri"/>
+              </w:rPr>
               <w:t>Click Apply</w:t>
             </w:r>
           </w:p>
@@ -1158,8 +1610,14 @@
           <w:p>
             <w:pPr>
               <w:pStyle w:val="Compact"/>
-            </w:pPr>
-            <w:r>
+              <w:rPr>
+                <w:rFonts w:ascii="Calibri" w:hAnsi="Calibri" w:cs="Calibri"/>
+              </w:rPr>
+            </w:pPr>
+            <w:r>
+              <w:rPr>
+                <w:rFonts w:ascii="Calibri" w:hAnsi="Calibri" w:cs="Calibri"/>
+              </w:rPr>
               <w:t>Click Apply</w:t>
             </w:r>
           </w:p>
@@ -1171,8 +1629,14 @@
           <w:p>
             <w:pPr>
               <w:pStyle w:val="Compact"/>
-            </w:pPr>
-            <w:r>
+              <w:rPr>
+                <w:rFonts w:ascii="Calibri" w:hAnsi="Calibri" w:cs="Calibri"/>
+              </w:rPr>
+            </w:pPr>
+            <w:r>
+              <w:rPr>
+                <w:rFonts w:ascii="Calibri" w:hAnsi="Calibri" w:cs="Calibri"/>
+              </w:rPr>
               <w:t>N/A</w:t>
             </w:r>
           </w:p>
@@ -1184,8 +1648,14 @@
           <w:p>
             <w:pPr>
               <w:pStyle w:val="Compact"/>
-            </w:pPr>
-            <w:r>
+              <w:rPr>
+                <w:rFonts w:ascii="Calibri" w:hAnsi="Calibri" w:cs="Calibri"/>
+              </w:rPr>
+            </w:pPr>
+            <w:r>
+              <w:rPr>
+                <w:rFonts w:ascii="Calibri" w:hAnsi="Calibri" w:cs="Calibri"/>
+              </w:rPr>
               <w:t>N/A</w:t>
             </w:r>
           </w:p>
@@ -1199,9 +1669,13 @@
           <w:p>
             <w:pPr>
               <w:pStyle w:val="Compact"/>
-            </w:pPr>
-            <w:r>
-              <w:rPr>
+              <w:rPr>
+                <w:rFonts w:ascii="Calibri" w:hAnsi="Calibri" w:cs="Calibri"/>
+              </w:rPr>
+            </w:pPr>
+            <w:r>
+              <w:rPr>
+                <w:rFonts w:ascii="Calibri" w:hAnsi="Calibri" w:cs="Calibri"/>
                 <w:b/>
                 <w:bCs/>
               </w:rPr>
@@ -1216,165 +1690,182 @@
           <w:p>
             <w:pPr>
               <w:pStyle w:val="Compact"/>
-            </w:pPr>
-            <w:r>
-              <w:t>Firesto</w:t>
-            </w:r>
-            <w:r>
-              <w:lastRenderedPageBreak/>
-              <w:t>re State</w:t>
-            </w:r>
-          </w:p>
-        </w:tc>
-        <w:tc>
-          <w:tcPr>
-            <w:tcW w:w="792" w:type="dxa"/>
-          </w:tcPr>
-          <w:p>
-            <w:pPr>
-              <w:pStyle w:val="Compact"/>
-            </w:pPr>
-            <w:r>
-              <w:lastRenderedPageBreak/>
-              <w:t>Updat</w:t>
-            </w:r>
-            <w:r>
-              <w:lastRenderedPageBreak/>
-              <w:t>ed</w:t>
-            </w:r>
-          </w:p>
-        </w:tc>
-        <w:tc>
-          <w:tcPr>
-            <w:tcW w:w="792" w:type="dxa"/>
-          </w:tcPr>
-          <w:p>
-            <w:pPr>
-              <w:pStyle w:val="Compact"/>
-            </w:pPr>
-            <w:r>
-              <w:lastRenderedPageBreak/>
-              <w:t>Updat</w:t>
-            </w:r>
-            <w:r>
-              <w:lastRenderedPageBreak/>
-              <w:t>ed</w:t>
-            </w:r>
-          </w:p>
-        </w:tc>
-        <w:tc>
-          <w:tcPr>
-            <w:tcW w:w="792" w:type="dxa"/>
-          </w:tcPr>
-          <w:p>
-            <w:pPr>
-              <w:pStyle w:val="Compact"/>
-            </w:pPr>
-            <w:r>
-              <w:lastRenderedPageBreak/>
-              <w:t xml:space="preserve">No </w:t>
-            </w:r>
-            <w:r>
-              <w:lastRenderedPageBreak/>
-              <w:t>change</w:t>
-            </w:r>
-          </w:p>
-        </w:tc>
-        <w:tc>
-          <w:tcPr>
-            <w:tcW w:w="792" w:type="dxa"/>
-          </w:tcPr>
-          <w:p>
-            <w:pPr>
-              <w:pStyle w:val="Compact"/>
-            </w:pPr>
-            <w:r>
-              <w:lastRenderedPageBreak/>
-              <w:t xml:space="preserve">No </w:t>
-            </w:r>
-            <w:r>
-              <w:lastRenderedPageBreak/>
-              <w:t>change</w:t>
-            </w:r>
-          </w:p>
-        </w:tc>
-        <w:tc>
-          <w:tcPr>
-            <w:tcW w:w="792" w:type="dxa"/>
-          </w:tcPr>
-          <w:p>
-            <w:pPr>
-              <w:pStyle w:val="Compact"/>
-            </w:pPr>
-            <w:r>
-              <w:lastRenderedPageBreak/>
-              <w:t>Updat</w:t>
-            </w:r>
-            <w:r>
-              <w:lastRenderedPageBreak/>
-              <w:t>ed</w:t>
-            </w:r>
-          </w:p>
-        </w:tc>
-        <w:tc>
-          <w:tcPr>
-            <w:tcW w:w="792" w:type="dxa"/>
-          </w:tcPr>
-          <w:p>
-            <w:pPr>
-              <w:pStyle w:val="Compact"/>
-            </w:pPr>
-            <w:r>
-              <w:lastRenderedPageBreak/>
-              <w:t>Overw</w:t>
-            </w:r>
-            <w:r>
-              <w:lastRenderedPageBreak/>
-              <w:t>ritten</w:t>
-            </w:r>
-          </w:p>
-        </w:tc>
-        <w:tc>
-          <w:tcPr>
-            <w:tcW w:w="792" w:type="dxa"/>
-          </w:tcPr>
-          <w:p>
-            <w:pPr>
-              <w:pStyle w:val="Compact"/>
-            </w:pPr>
-            <w:r>
-              <w:lastRenderedPageBreak/>
-              <w:t xml:space="preserve">No </w:t>
-            </w:r>
-            <w:r>
-              <w:lastRenderedPageBreak/>
-              <w:t>change</w:t>
-            </w:r>
-          </w:p>
-        </w:tc>
-        <w:tc>
-          <w:tcPr>
-            <w:tcW w:w="792" w:type="dxa"/>
-          </w:tcPr>
-          <w:p>
-            <w:pPr>
-              <w:pStyle w:val="Compact"/>
-            </w:pPr>
-            <w:r>
-              <w:lastRenderedPageBreak/>
-              <w:t>Read-</w:t>
-            </w:r>
-            <w:r>
-              <w:lastRenderedPageBreak/>
-              <w:t>only</w:t>
+              <w:rPr>
+                <w:rFonts w:ascii="Calibri" w:hAnsi="Calibri" w:cs="Calibri"/>
+              </w:rPr>
+            </w:pPr>
+            <w:r>
+              <w:rPr>
+                <w:rFonts w:ascii="Calibri" w:hAnsi="Calibri" w:cs="Calibri"/>
+              </w:rPr>
+              <w:t>Firestore State</w:t>
+            </w:r>
+          </w:p>
+        </w:tc>
+        <w:tc>
+          <w:tcPr>
+            <w:tcW w:w="792" w:type="dxa"/>
+          </w:tcPr>
+          <w:p>
+            <w:pPr>
+              <w:pStyle w:val="Compact"/>
+              <w:rPr>
+                <w:rFonts w:ascii="Calibri" w:hAnsi="Calibri" w:cs="Calibri"/>
+              </w:rPr>
+            </w:pPr>
+            <w:r>
+              <w:rPr>
+                <w:rFonts w:ascii="Calibri" w:hAnsi="Calibri" w:cs="Calibri"/>
+              </w:rPr>
+              <w:t>Updated</w:t>
+            </w:r>
+          </w:p>
+        </w:tc>
+        <w:tc>
+          <w:tcPr>
+            <w:tcW w:w="792" w:type="dxa"/>
+          </w:tcPr>
+          <w:p>
+            <w:pPr>
+              <w:pStyle w:val="Compact"/>
+              <w:rPr>
+                <w:rFonts w:ascii="Calibri" w:hAnsi="Calibri" w:cs="Calibri"/>
+              </w:rPr>
+            </w:pPr>
+            <w:r>
+              <w:rPr>
+                <w:rFonts w:ascii="Calibri" w:hAnsi="Calibri" w:cs="Calibri"/>
+              </w:rPr>
+              <w:t>Updated</w:t>
+            </w:r>
+          </w:p>
+        </w:tc>
+        <w:tc>
+          <w:tcPr>
+            <w:tcW w:w="792" w:type="dxa"/>
+          </w:tcPr>
+          <w:p>
+            <w:pPr>
+              <w:pStyle w:val="Compact"/>
+              <w:rPr>
+                <w:rFonts w:ascii="Calibri" w:hAnsi="Calibri" w:cs="Calibri"/>
+              </w:rPr>
+            </w:pPr>
+            <w:r>
+              <w:rPr>
+                <w:rFonts w:ascii="Calibri" w:hAnsi="Calibri" w:cs="Calibri"/>
+              </w:rPr>
+              <w:t>No change</w:t>
+            </w:r>
+          </w:p>
+        </w:tc>
+        <w:tc>
+          <w:tcPr>
+            <w:tcW w:w="792" w:type="dxa"/>
+          </w:tcPr>
+          <w:p>
+            <w:pPr>
+              <w:pStyle w:val="Compact"/>
+              <w:rPr>
+                <w:rFonts w:ascii="Calibri" w:hAnsi="Calibri" w:cs="Calibri"/>
+              </w:rPr>
+            </w:pPr>
+            <w:r>
+              <w:rPr>
+                <w:rFonts w:ascii="Calibri" w:hAnsi="Calibri" w:cs="Calibri"/>
+              </w:rPr>
+              <w:t>No change</w:t>
+            </w:r>
+          </w:p>
+        </w:tc>
+        <w:tc>
+          <w:tcPr>
+            <w:tcW w:w="792" w:type="dxa"/>
+          </w:tcPr>
+          <w:p>
+            <w:pPr>
+              <w:pStyle w:val="Compact"/>
+              <w:rPr>
+                <w:rFonts w:ascii="Calibri" w:hAnsi="Calibri" w:cs="Calibri"/>
+              </w:rPr>
+            </w:pPr>
+            <w:r>
+              <w:rPr>
+                <w:rFonts w:ascii="Calibri" w:hAnsi="Calibri" w:cs="Calibri"/>
+              </w:rPr>
+              <w:t>Updated</w:t>
+            </w:r>
+          </w:p>
+        </w:tc>
+        <w:tc>
+          <w:tcPr>
+            <w:tcW w:w="792" w:type="dxa"/>
+          </w:tcPr>
+          <w:p>
+            <w:pPr>
+              <w:pStyle w:val="Compact"/>
+              <w:rPr>
+                <w:rFonts w:ascii="Calibri" w:hAnsi="Calibri" w:cs="Calibri"/>
+              </w:rPr>
+            </w:pPr>
+            <w:r>
+              <w:rPr>
+                <w:rFonts w:ascii="Calibri" w:hAnsi="Calibri" w:cs="Calibri"/>
+              </w:rPr>
+              <w:t>Overwritten</w:t>
+            </w:r>
+          </w:p>
+        </w:tc>
+        <w:tc>
+          <w:tcPr>
+            <w:tcW w:w="792" w:type="dxa"/>
+          </w:tcPr>
+          <w:p>
+            <w:pPr>
+              <w:pStyle w:val="Compact"/>
+              <w:rPr>
+                <w:rFonts w:ascii="Calibri" w:hAnsi="Calibri" w:cs="Calibri"/>
+              </w:rPr>
+            </w:pPr>
+            <w:r>
+              <w:rPr>
+                <w:rFonts w:ascii="Calibri" w:hAnsi="Calibri" w:cs="Calibri"/>
+              </w:rPr>
+              <w:t>No change</w:t>
+            </w:r>
+          </w:p>
+        </w:tc>
+        <w:tc>
+          <w:tcPr>
+            <w:tcW w:w="792" w:type="dxa"/>
+          </w:tcPr>
+          <w:p>
+            <w:pPr>
+              <w:pStyle w:val="Compact"/>
+              <w:rPr>
+                <w:rFonts w:ascii="Calibri" w:hAnsi="Calibri" w:cs="Calibri"/>
+              </w:rPr>
+            </w:pPr>
+            <w:r>
+              <w:rPr>
+                <w:rFonts w:ascii="Calibri" w:hAnsi="Calibri" w:cs="Calibri"/>
+              </w:rPr>
+              <w:t>Read-only</w:t>
             </w:r>
           </w:p>
         </w:tc>
       </w:tr>
     </w:tbl>
     <w:p>
+      <w:pPr>
+        <w:rPr>
+          <w:rFonts w:ascii="Calibri" w:hAnsi="Calibri" w:cs="Calibri"/>
+        </w:rPr>
+      </w:pPr>
       <w:r>
-        <w:lastRenderedPageBreak/>
+        <w:rPr>
+          <w:rFonts w:ascii="Calibri" w:hAnsi="Calibri" w:cs="Calibri"/>
+        </w:rPr>
         <w:pict w14:anchorId="62DC0605">
           <v:rect id="_x0000_i1026" style="width:0;height:1.5pt" o:hralign="center" o:hrstd="t" o:hr="t"/>
         </w:pict>
@@ -1383,19 +1874,32 @@
     <w:p>
       <w:pPr>
         <w:pStyle w:val="Heading2"/>
+        <w:rPr>
+          <w:rFonts w:ascii="Calibri" w:hAnsi="Calibri" w:cs="Calibri"/>
+        </w:rPr>
       </w:pPr>
       <w:bookmarkStart w:id="2" w:name="manual-test-cases"/>
       <w:bookmarkEnd w:id="1"/>
       <w:r>
+        <w:rPr>
+          <w:rFonts w:ascii="Calibri" w:hAnsi="Calibri" w:cs="Calibri"/>
+        </w:rPr>
+        <w:lastRenderedPageBreak/>
         <w:t>Manual Test Cases</w:t>
       </w:r>
     </w:p>
     <w:p>
       <w:pPr>
         <w:pStyle w:val="Heading3"/>
+        <w:rPr>
+          <w:rFonts w:ascii="Calibri" w:hAnsi="Calibri" w:cs="Calibri"/>
+        </w:rPr>
       </w:pPr>
       <w:bookmarkStart w:id="3" w:name="tc1-ai-text-auto-fill-base-sequence"/>
       <w:r>
+        <w:rPr>
+          <w:rFonts w:ascii="Calibri" w:hAnsi="Calibri" w:cs="Calibri"/>
+        </w:rPr>
         <w:t>TC1: AI Text Auto-fill (Base Sequence)</w:t>
       </w:r>
     </w:p>
@@ -1406,15 +1910,22 @@
           <w:ilvl w:val="0"/>
           <w:numId w:val="2"/>
         </w:numPr>
+        <w:rPr>
+          <w:rFonts w:ascii="Calibri" w:hAnsi="Calibri" w:cs="Calibri"/>
+        </w:rPr>
       </w:pPr>
       <w:r>
         <w:rPr>
+          <w:rFonts w:ascii="Calibri" w:hAnsi="Calibri" w:cs="Calibri"/>
           <w:b/>
           <w:bCs/>
         </w:rPr>
         <w:t>Actor</w:t>
       </w:r>
       <w:r>
+        <w:rPr>
+          <w:rFonts w:ascii="Calibri" w:hAnsi="Calibri" w:cs="Calibri"/>
+        </w:rPr>
         <w:t>: External Partner</w:t>
       </w:r>
     </w:p>
@@ -1425,15 +1936,22 @@
           <w:ilvl w:val="0"/>
           <w:numId w:val="2"/>
         </w:numPr>
+        <w:rPr>
+          <w:rFonts w:ascii="Calibri" w:hAnsi="Calibri" w:cs="Calibri"/>
+        </w:rPr>
       </w:pPr>
       <w:r>
         <w:rPr>
+          <w:rFonts w:ascii="Calibri" w:hAnsi="Calibri" w:cs="Calibri"/>
           <w:b/>
           <w:bCs/>
         </w:rPr>
         <w:t>Purpose</w:t>
       </w:r>
       <w:r>
+        <w:rPr>
+          <w:rFonts w:ascii="Calibri" w:hAnsi="Calibri" w:cs="Calibri"/>
+        </w:rPr>
         <w:t>: Verify that entering valid descriptive parameters in the AI chat window generates a correct proposal card and updates the questionnaire upon clicking Apply.</w:t>
       </w:r>
     </w:p>
@@ -1465,8 +1983,14 @@
           <w:p>
             <w:pPr>
               <w:pStyle w:val="Compact"/>
-            </w:pPr>
-            <w:r>
+              <w:rPr>
+                <w:rFonts w:ascii="Calibri" w:hAnsi="Calibri" w:cs="Calibri"/>
+              </w:rPr>
+            </w:pPr>
+            <w:r>
+              <w:rPr>
+                <w:rFonts w:ascii="Calibri" w:hAnsi="Calibri" w:cs="Calibri"/>
+              </w:rPr>
               <w:t>Step</w:t>
             </w:r>
           </w:p>
@@ -1478,8 +2002,14 @@
           <w:p>
             <w:pPr>
               <w:pStyle w:val="Compact"/>
-            </w:pPr>
-            <w:r>
+              <w:rPr>
+                <w:rFonts w:ascii="Calibri" w:hAnsi="Calibri" w:cs="Calibri"/>
+              </w:rPr>
+            </w:pPr>
+            <w:r>
+              <w:rPr>
+                <w:rFonts w:ascii="Calibri" w:hAnsi="Calibri" w:cs="Calibri"/>
+              </w:rPr>
               <w:t>Variable / Selection</w:t>
             </w:r>
           </w:p>
@@ -1491,8 +2021,14 @@
           <w:p>
             <w:pPr>
               <w:pStyle w:val="Compact"/>
-            </w:pPr>
-            <w:r>
+              <w:rPr>
+                <w:rFonts w:ascii="Calibri" w:hAnsi="Calibri" w:cs="Calibri"/>
+              </w:rPr>
+            </w:pPr>
+            <w:r>
+              <w:rPr>
+                <w:rFonts w:ascii="Calibri" w:hAnsi="Calibri" w:cs="Calibri"/>
+              </w:rPr>
               <w:t>Value</w:t>
             </w:r>
           </w:p>
@@ -1504,8 +2040,14 @@
           <w:p>
             <w:pPr>
               <w:pStyle w:val="Compact"/>
-            </w:pPr>
-            <w:r>
+              <w:rPr>
+                <w:rFonts w:ascii="Calibri" w:hAnsi="Calibri" w:cs="Calibri"/>
+              </w:rPr>
+            </w:pPr>
+            <w:r>
+              <w:rPr>
+                <w:rFonts w:ascii="Calibri" w:hAnsi="Calibri" w:cs="Calibri"/>
+              </w:rPr>
               <w:t>Expected Result</w:t>
             </w:r>
           </w:p>
@@ -1517,8 +2059,14 @@
           <w:p>
             <w:pPr>
               <w:pStyle w:val="Compact"/>
-            </w:pPr>
-            <w:r>
+              <w:rPr>
+                <w:rFonts w:ascii="Calibri" w:hAnsi="Calibri" w:cs="Calibri"/>
+              </w:rPr>
+            </w:pPr>
+            <w:r>
+              <w:rPr>
+                <w:rFonts w:ascii="Calibri" w:hAnsi="Calibri" w:cs="Calibri"/>
+              </w:rPr>
               <w:t>Actual Result</w:t>
             </w:r>
           </w:p>
@@ -1530,8 +2078,14 @@
           <w:p>
             <w:pPr>
               <w:pStyle w:val="Compact"/>
-            </w:pPr>
-            <w:r>
+              <w:rPr>
+                <w:rFonts w:ascii="Calibri" w:hAnsi="Calibri" w:cs="Calibri"/>
+              </w:rPr>
+            </w:pPr>
+            <w:r>
+              <w:rPr>
+                <w:rFonts w:ascii="Calibri" w:hAnsi="Calibri" w:cs="Calibri"/>
+              </w:rPr>
               <w:t>Pass/Fail</w:t>
             </w:r>
           </w:p>
@@ -1543,8 +2097,14 @@
           <w:p>
             <w:pPr>
               <w:pStyle w:val="Compact"/>
-            </w:pPr>
-            <w:r>
+              <w:rPr>
+                <w:rFonts w:ascii="Calibri" w:hAnsi="Calibri" w:cs="Calibri"/>
+              </w:rPr>
+            </w:pPr>
+            <w:r>
+              <w:rPr>
+                <w:rFonts w:ascii="Calibri" w:hAnsi="Calibri" w:cs="Calibri"/>
+              </w:rPr>
               <w:t>Comments</w:t>
             </w:r>
           </w:p>
@@ -1558,9 +2118,13 @@
           <w:p>
             <w:pPr>
               <w:pStyle w:val="Compact"/>
-            </w:pPr>
-            <w:r>
-              <w:rPr>
+              <w:rPr>
+                <w:rFonts w:ascii="Calibri" w:hAnsi="Calibri" w:cs="Calibri"/>
+              </w:rPr>
+            </w:pPr>
+            <w:r>
+              <w:rPr>
+                <w:rFonts w:ascii="Calibri" w:hAnsi="Calibri" w:cs="Calibri"/>
                 <w:b/>
                 <w:bCs/>
               </w:rPr>
@@ -1575,8 +2139,14 @@
           <w:p>
             <w:pPr>
               <w:pStyle w:val="Compact"/>
-            </w:pPr>
-            <w:r>
+              <w:rPr>
+                <w:rFonts w:ascii="Calibri" w:hAnsi="Calibri" w:cs="Calibri"/>
+              </w:rPr>
+            </w:pPr>
+            <w:r>
+              <w:rPr>
+                <w:rFonts w:ascii="Calibri" w:hAnsi="Calibri" w:cs="Calibri"/>
+              </w:rPr>
               <w:t>B1 &amp; B2: Chat Input</w:t>
             </w:r>
           </w:p>
@@ -1588,13 +2158,20 @@
           <w:p>
             <w:pPr>
               <w:pStyle w:val="Compact"/>
-            </w:pPr>
-            <w:r>
+              <w:rPr>
+                <w:rFonts w:ascii="Calibri" w:hAnsi="Calibri" w:cs="Calibri"/>
+              </w:rPr>
+            </w:pPr>
+            <w:r>
+              <w:rPr>
+                <w:rFonts w:ascii="Calibri" w:hAnsi="Calibri" w:cs="Calibri"/>
+              </w:rPr>
               <w:t xml:space="preserve">Open AI Chat panel; Type: </w:t>
             </w:r>
             <w:r>
               <w:rPr>
                 <w:rStyle w:val="VerbatimChar"/>
+                <w:rFonts w:ascii="Calibri" w:hAnsi="Calibri" w:cs="Calibri"/>
               </w:rPr>
               <w:t>"Our bin is 1200 by 800 and 600 high. We use a Universal Robot."</w:t>
             </w:r>
@@ -1607,17 +2184,27 @@
           <w:p>
             <w:pPr>
               <w:pStyle w:val="Compact"/>
-            </w:pPr>
-            <w:r>
+              <w:rPr>
+                <w:rFonts w:ascii="Calibri" w:hAnsi="Calibri" w:cs="Calibri"/>
+              </w:rPr>
+            </w:pPr>
+            <w:r>
+              <w:rPr>
+                <w:rFonts w:ascii="Calibri" w:hAnsi="Calibri" w:cs="Calibri"/>
+              </w:rPr>
               <w:t xml:space="preserve">Loading indicator is displayed. </w:t>
             </w:r>
             <w:r>
               <w:rPr>
                 <w:rStyle w:val="VerbatimChar"/>
+                <w:rFonts w:ascii="Calibri" w:hAnsi="Calibri" w:cs="Calibri"/>
               </w:rPr>
               <w:t>/api/ai/chat</w:t>
             </w:r>
             <w:r>
+              <w:rPr>
+                <w:rFonts w:ascii="Calibri" w:hAnsi="Calibri" w:cs="Calibri"/>
+              </w:rPr>
               <w:t xml:space="preserve"> endpoint is called.</w:t>
             </w:r>
           </w:p>
@@ -1629,8 +2216,14 @@
           <w:p>
             <w:pPr>
               <w:pStyle w:val="Compact"/>
-            </w:pPr>
-            <w:r>
+              <w:rPr>
+                <w:rFonts w:ascii="Calibri" w:hAnsi="Calibri" w:cs="Calibri"/>
+              </w:rPr>
+            </w:pPr>
+            <w:r>
+              <w:rPr>
+                <w:rFonts w:ascii="Calibri" w:hAnsi="Calibri" w:cs="Calibri"/>
+              </w:rPr>
               <w:t>Loading indicator is displayed. /api/ai/chat endpoint is called.</w:t>
             </w:r>
           </w:p>
@@ -1642,8 +2235,14 @@
           <w:p>
             <w:pPr>
               <w:pStyle w:val="Compact"/>
-            </w:pPr>
-            <w:r>
+              <w:rPr>
+                <w:rFonts w:ascii="Calibri" w:hAnsi="Calibri" w:cs="Calibri"/>
+              </w:rPr>
+            </w:pPr>
+            <w:r>
+              <w:rPr>
+                <w:rFonts w:ascii="Calibri" w:hAnsi="Calibri" w:cs="Calibri"/>
+              </w:rPr>
               <w:t>Pass</w:t>
             </w:r>
           </w:p>
@@ -1655,8 +2254,14 @@
           <w:p>
             <w:pPr>
               <w:pStyle w:val="Compact"/>
-            </w:pPr>
-            <w:r>
+              <w:rPr>
+                <w:rFonts w:ascii="Calibri" w:hAnsi="Calibri" w:cs="Calibri"/>
+              </w:rPr>
+            </w:pPr>
+            <w:r>
+              <w:rPr>
+                <w:rFonts w:ascii="Calibri" w:hAnsi="Calibri" w:cs="Calibri"/>
+              </w:rPr>
               <w:t>The app worked as expected. /api/ai/chat endpoint was called.</w:t>
             </w:r>
           </w:p>
@@ -1670,9 +2275,13 @@
           <w:p>
             <w:pPr>
               <w:pStyle w:val="Compact"/>
-            </w:pPr>
-            <w:r>
-              <w:rPr>
+              <w:rPr>
+                <w:rFonts w:ascii="Calibri" w:hAnsi="Calibri" w:cs="Calibri"/>
+              </w:rPr>
+            </w:pPr>
+            <w:r>
+              <w:rPr>
+                <w:rFonts w:ascii="Calibri" w:hAnsi="Calibri" w:cs="Calibri"/>
                 <w:b/>
                 <w:bCs/>
               </w:rPr>
@@ -1687,8 +2296,14 @@
           <w:p>
             <w:pPr>
               <w:pStyle w:val="Compact"/>
-            </w:pPr>
-            <w:r>
+              <w:rPr>
+                <w:rFonts w:ascii="Calibri" w:hAnsi="Calibri" w:cs="Calibri"/>
+              </w:rPr>
+            </w:pPr>
+            <w:r>
+              <w:rPr>
+                <w:rFonts w:ascii="Calibri" w:hAnsi="Calibri" w:cs="Calibri"/>
+              </w:rPr>
               <w:t>B5 &amp; B6: AI Response</w:t>
             </w:r>
           </w:p>
@@ -1700,8 +2315,14 @@
           <w:p>
             <w:pPr>
               <w:pStyle w:val="Compact"/>
-            </w:pPr>
-            <w:r>
+              <w:rPr>
+                <w:rFonts w:ascii="Calibri" w:hAnsi="Calibri" w:cs="Calibri"/>
+              </w:rPr>
+            </w:pPr>
+            <w:r>
+              <w:rPr>
+                <w:rFonts w:ascii="Calibri" w:hAnsi="Calibri" w:cs="Calibri"/>
+              </w:rPr>
               <w:t>Plain text answer + Proposal payload</w:t>
             </w:r>
           </w:p>
@@ -1713,18 +2334,28 @@
           <w:p>
             <w:pPr>
               <w:pStyle w:val="Compact"/>
-            </w:pPr>
-            <w:r>
+              <w:rPr>
+                <w:rFonts w:ascii="Calibri" w:hAnsi="Calibri" w:cs="Calibri"/>
+              </w:rPr>
+            </w:pPr>
+            <w:r>
+              <w:rPr>
+                <w:rFonts w:ascii="Calibri" w:hAnsi="Calibri" w:cs="Calibri"/>
+              </w:rPr>
               <w:t xml:space="preserve">AI responds with text, and renders the </w:t>
             </w:r>
             <w:r>
               <w:rPr>
+                <w:rFonts w:ascii="Calibri" w:hAnsi="Calibri" w:cs="Calibri"/>
                 <w:b/>
                 <w:bCs/>
               </w:rPr>
               <w:t>Apply Proposed Changes</w:t>
             </w:r>
             <w:r>
+              <w:rPr>
+                <w:rFonts w:ascii="Calibri" w:hAnsi="Calibri" w:cs="Calibri"/>
+              </w:rPr>
               <w:t xml:space="preserve"> card showing the bin dimensions and robot brand.</w:t>
             </w:r>
           </w:p>
@@ -1736,8 +2367,14 @@
           <w:p>
             <w:pPr>
               <w:pStyle w:val="Compact"/>
-            </w:pPr>
-            <w:r>
+              <w:rPr>
+                <w:rFonts w:ascii="Calibri" w:hAnsi="Calibri" w:cs="Calibri"/>
+              </w:rPr>
+            </w:pPr>
+            <w:r>
+              <w:rPr>
+                <w:rFonts w:ascii="Calibri" w:hAnsi="Calibri" w:cs="Calibri"/>
+              </w:rPr>
               <w:t>AI responds with text and renders the Apply Proposed changes card showing the bin dimensions and robot brand.</w:t>
             </w:r>
           </w:p>
@@ -1749,8 +2386,14 @@
           <w:p>
             <w:pPr>
               <w:pStyle w:val="Compact"/>
-            </w:pPr>
-            <w:r>
+              <w:rPr>
+                <w:rFonts w:ascii="Calibri" w:hAnsi="Calibri" w:cs="Calibri"/>
+              </w:rPr>
+            </w:pPr>
+            <w:r>
+              <w:rPr>
+                <w:rFonts w:ascii="Calibri" w:hAnsi="Calibri" w:cs="Calibri"/>
+              </w:rPr>
               <w:t>Pass</w:t>
             </w:r>
           </w:p>
@@ -1762,17 +2405,15 @@
           <w:p>
             <w:pPr>
               <w:pStyle w:val="Compact"/>
-            </w:pPr>
-            <w:r>
-              <w:t xml:space="preserve">The AI responded by rendering ‘Apply Proposed </w:t>
-            </w:r>
-            <w:proofErr w:type="gramStart"/>
-            <w:r>
-              <w:t>Changes’</w:t>
-            </w:r>
-            <w:proofErr w:type="gramEnd"/>
-            <w:r>
-              <w:t xml:space="preserve"> after sending input text data to the AI Chat panel.</w:t>
+              <w:rPr>
+                <w:rFonts w:ascii="Calibri" w:hAnsi="Calibri" w:cs="Calibri"/>
+              </w:rPr>
+            </w:pPr>
+            <w:r>
+              <w:rPr>
+                <w:rFonts w:ascii="Calibri" w:hAnsi="Calibri" w:cs="Calibri"/>
+              </w:rPr>
+              <w:t>The AI responded by rendering ‘Apply Proposed Changes’ after sending input text data to the AI Chat panel.</w:t>
             </w:r>
           </w:p>
         </w:tc>
@@ -1785,13 +2426,16 @@
           <w:p>
             <w:pPr>
               <w:pStyle w:val="Compact"/>
-            </w:pPr>
-            <w:r>
-              <w:rPr>
+              <w:rPr>
+                <w:rFonts w:ascii="Calibri" w:hAnsi="Calibri" w:cs="Calibri"/>
+              </w:rPr>
+            </w:pPr>
+            <w:r>
+              <w:rPr>
+                <w:rFonts w:ascii="Calibri" w:hAnsi="Calibri" w:cs="Calibri"/>
                 <w:b/>
                 <w:bCs/>
               </w:rPr>
-              <w:lastRenderedPageBreak/>
               <w:t>3</w:t>
             </w:r>
           </w:p>
@@ -1803,8 +2447,14 @@
           <w:p>
             <w:pPr>
               <w:pStyle w:val="Compact"/>
-            </w:pPr>
-            <w:r>
+              <w:rPr>
+                <w:rFonts w:ascii="Calibri" w:hAnsi="Calibri" w:cs="Calibri"/>
+              </w:rPr>
+            </w:pPr>
+            <w:r>
+              <w:rPr>
+                <w:rFonts w:ascii="Calibri" w:hAnsi="Calibri" w:cs="Calibri"/>
+              </w:rPr>
               <w:t>B7: Apply Action</w:t>
             </w:r>
           </w:p>
@@ -1816,12 +2466,19 @@
           <w:p>
             <w:pPr>
               <w:pStyle w:val="Compact"/>
-            </w:pPr>
-            <w:r>
+              <w:rPr>
+                <w:rFonts w:ascii="Calibri" w:hAnsi="Calibri" w:cs="Calibri"/>
+              </w:rPr>
+            </w:pPr>
+            <w:r>
+              <w:rPr>
+                <w:rFonts w:ascii="Calibri" w:hAnsi="Calibri" w:cs="Calibri"/>
+              </w:rPr>
               <w:t xml:space="preserve">Click </w:t>
             </w:r>
             <w:r>
               <w:rPr>
+                <w:rFonts w:ascii="Calibri" w:hAnsi="Calibri" w:cs="Calibri"/>
                 <w:b/>
                 <w:bCs/>
               </w:rPr>
@@ -1836,44 +2493,66 @@
           <w:p>
             <w:pPr>
               <w:pStyle w:val="Compact"/>
-            </w:pPr>
-            <w:r>
+              <w:rPr>
+                <w:rFonts w:ascii="Calibri" w:hAnsi="Calibri" w:cs="Calibri"/>
+              </w:rPr>
+            </w:pPr>
+            <w:r>
+              <w:rPr>
+                <w:rFonts w:ascii="Calibri" w:hAnsi="Calibri" w:cs="Calibri"/>
+              </w:rPr>
               <w:t xml:space="preserve">Comparison card disappears. Form fields in General Info update automatically to </w:t>
             </w:r>
             <w:r>
               <w:rPr>
                 <w:rStyle w:val="VerbatimChar"/>
+                <w:rFonts w:ascii="Calibri" w:hAnsi="Calibri" w:cs="Calibri"/>
               </w:rPr>
               <w:t>1200</w:t>
             </w:r>
             <w:r>
+              <w:rPr>
+                <w:rFonts w:ascii="Calibri" w:hAnsi="Calibri" w:cs="Calibri"/>
+              </w:rPr>
               <w:t xml:space="preserve">, </w:t>
             </w:r>
             <w:r>
               <w:rPr>
                 <w:rStyle w:val="VerbatimChar"/>
+                <w:rFonts w:ascii="Calibri" w:hAnsi="Calibri" w:cs="Calibri"/>
               </w:rPr>
               <w:t>800</w:t>
             </w:r>
             <w:r>
+              <w:rPr>
+                <w:rFonts w:ascii="Calibri" w:hAnsi="Calibri" w:cs="Calibri"/>
+              </w:rPr>
               <w:t xml:space="preserve">, </w:t>
             </w:r>
             <w:r>
               <w:rPr>
                 <w:rStyle w:val="VerbatimChar"/>
+                <w:rFonts w:ascii="Calibri" w:hAnsi="Calibri" w:cs="Calibri"/>
               </w:rPr>
               <w:t>600</w:t>
             </w:r>
             <w:r>
+              <w:rPr>
+                <w:rFonts w:ascii="Calibri" w:hAnsi="Calibri" w:cs="Calibri"/>
+              </w:rPr>
               <w:t xml:space="preserve">, and </w:t>
             </w:r>
             <w:r>
               <w:rPr>
                 <w:rStyle w:val="VerbatimChar"/>
+                <w:rFonts w:ascii="Calibri" w:hAnsi="Calibri" w:cs="Calibri"/>
               </w:rPr>
               <w:t>Universal Robots</w:t>
             </w:r>
             <w:r>
+              <w:rPr>
+                <w:rFonts w:ascii="Calibri" w:hAnsi="Calibri" w:cs="Calibri"/>
+              </w:rPr>
               <w:t>.</w:t>
             </w:r>
           </w:p>
@@ -1885,8 +2564,14 @@
           <w:p>
             <w:pPr>
               <w:pStyle w:val="Compact"/>
-            </w:pPr>
-            <w:r>
+              <w:rPr>
+                <w:rFonts w:ascii="Calibri" w:hAnsi="Calibri" w:cs="Calibri"/>
+              </w:rPr>
+            </w:pPr>
+            <w:r>
+              <w:rPr>
+                <w:rFonts w:ascii="Calibri" w:hAnsi="Calibri" w:cs="Calibri"/>
+              </w:rPr>
               <w:t>The AI Chat panel responded, “Changes applied and saved to database.”</w:t>
             </w:r>
           </w:p>
@@ -1898,8 +2583,14 @@
           <w:p>
             <w:pPr>
               <w:pStyle w:val="Compact"/>
-            </w:pPr>
-            <w:r>
+              <w:rPr>
+                <w:rFonts w:ascii="Calibri" w:hAnsi="Calibri" w:cs="Calibri"/>
+              </w:rPr>
+            </w:pPr>
+            <w:r>
+              <w:rPr>
+                <w:rFonts w:ascii="Calibri" w:hAnsi="Calibri" w:cs="Calibri"/>
+              </w:rPr>
               <w:t>Pass</w:t>
             </w:r>
           </w:p>
@@ -1911,8 +2602,14 @@
           <w:p>
             <w:pPr>
               <w:pStyle w:val="Compact"/>
-            </w:pPr>
-            <w:r>
+              <w:rPr>
+                <w:rFonts w:ascii="Calibri" w:hAnsi="Calibri" w:cs="Calibri"/>
+              </w:rPr>
+            </w:pPr>
+            <w:r>
+              <w:rPr>
+                <w:rFonts w:ascii="Calibri" w:hAnsi="Calibri" w:cs="Calibri"/>
+              </w:rPr>
               <w:t xml:space="preserve"> The AI Chat panel updated the data according to given input text details.</w:t>
             </w:r>
           </w:p>
@@ -1926,12 +2623,17 @@
           <w:p>
             <w:pPr>
               <w:pStyle w:val="Compact"/>
-            </w:pPr>
-            <w:r>
-              <w:rPr>
+              <w:rPr>
+                <w:rFonts w:ascii="Calibri" w:hAnsi="Calibri" w:cs="Calibri"/>
+              </w:rPr>
+            </w:pPr>
+            <w:r>
+              <w:rPr>
+                <w:rFonts w:ascii="Calibri" w:hAnsi="Calibri" w:cs="Calibri"/>
                 <w:b/>
                 <w:bCs/>
               </w:rPr>
+              <w:lastRenderedPageBreak/>
               <w:t>4</w:t>
             </w:r>
           </w:p>
@@ -1943,8 +2645,14 @@
           <w:p>
             <w:pPr>
               <w:pStyle w:val="Compact"/>
-            </w:pPr>
-            <w:r>
+              <w:rPr>
+                <w:rFonts w:ascii="Calibri" w:hAnsi="Calibri" w:cs="Calibri"/>
+              </w:rPr>
+            </w:pPr>
+            <w:r>
+              <w:rPr>
+                <w:rFonts w:ascii="Calibri" w:hAnsi="Calibri" w:cs="Calibri"/>
+              </w:rPr>
               <w:t>B8: Firestore verification</w:t>
             </w:r>
           </w:p>
@@ -1956,8 +2664,14 @@
           <w:p>
             <w:pPr>
               <w:pStyle w:val="Compact"/>
-            </w:pPr>
-            <w:r>
+              <w:rPr>
+                <w:rFonts w:ascii="Calibri" w:hAnsi="Calibri" w:cs="Calibri"/>
+              </w:rPr>
+            </w:pPr>
+            <w:r>
+              <w:rPr>
+                <w:rFonts w:ascii="Calibri" w:hAnsi="Calibri" w:cs="Calibri"/>
+              </w:rPr>
               <w:t>Save Draft</w:t>
             </w:r>
           </w:p>
@@ -1969,8 +2683,14 @@
           <w:p>
             <w:pPr>
               <w:pStyle w:val="Compact"/>
-            </w:pPr>
-            <w:r>
+              <w:rPr>
+                <w:rFonts w:ascii="Calibri" w:hAnsi="Calibri" w:cs="Calibri"/>
+              </w:rPr>
+            </w:pPr>
+            <w:r>
+              <w:rPr>
+                <w:rFonts w:ascii="Calibri" w:hAnsi="Calibri" w:cs="Calibri"/>
+              </w:rPr>
               <w:t>Values are saved successfully in the project draft in Firestore.</w:t>
             </w:r>
           </w:p>
@@ -1982,8 +2702,14 @@
           <w:p>
             <w:pPr>
               <w:pStyle w:val="Compact"/>
-            </w:pPr>
-            <w:r>
+              <w:rPr>
+                <w:rFonts w:ascii="Calibri" w:hAnsi="Calibri" w:cs="Calibri"/>
+              </w:rPr>
+            </w:pPr>
+            <w:r>
+              <w:rPr>
+                <w:rFonts w:ascii="Calibri" w:hAnsi="Calibri" w:cs="Calibri"/>
+              </w:rPr>
               <w:t>Values are saved successfully in the project draft in Fire store.</w:t>
             </w:r>
           </w:p>
@@ -1995,8 +2721,14 @@
           <w:p>
             <w:pPr>
               <w:pStyle w:val="Compact"/>
-            </w:pPr>
-            <w:r>
+              <w:rPr>
+                <w:rFonts w:ascii="Calibri" w:hAnsi="Calibri" w:cs="Calibri"/>
+              </w:rPr>
+            </w:pPr>
+            <w:r>
+              <w:rPr>
+                <w:rFonts w:ascii="Calibri" w:hAnsi="Calibri" w:cs="Calibri"/>
+              </w:rPr>
               <w:t>Pass</w:t>
             </w:r>
           </w:p>
@@ -2008,14 +2740,26 @@
           <w:p>
             <w:pPr>
               <w:pStyle w:val="Compact"/>
-            </w:pPr>
-            <w:r>
+              <w:rPr>
+                <w:rFonts w:ascii="Calibri" w:hAnsi="Calibri" w:cs="Calibri"/>
+              </w:rPr>
+            </w:pPr>
+            <w:r>
+              <w:rPr>
+                <w:rFonts w:ascii="Calibri" w:hAnsi="Calibri" w:cs="Calibri"/>
+              </w:rPr>
               <w:t>The values are updated and saved successfully in the project draft in Fire</w:t>
             </w:r>
             <w:r>
+              <w:rPr>
+                <w:rFonts w:ascii="Calibri" w:hAnsi="Calibri" w:cs="Calibri"/>
+              </w:rPr>
               <w:t xml:space="preserve"> </w:t>
             </w:r>
             <w:r>
+              <w:rPr>
+                <w:rFonts w:ascii="Calibri" w:hAnsi="Calibri" w:cs="Calibri"/>
+              </w:rPr>
               <w:t>store.</w:t>
             </w:r>
           </w:p>
@@ -2023,7 +2767,15 @@
       </w:tr>
     </w:tbl>
     <w:p>
+      <w:pPr>
+        <w:rPr>
+          <w:rFonts w:ascii="Calibri" w:hAnsi="Calibri" w:cs="Calibri"/>
+        </w:rPr>
+      </w:pPr>
       <w:r>
+        <w:rPr>
+          <w:rFonts w:ascii="Calibri" w:hAnsi="Calibri" w:cs="Calibri"/>
+        </w:rPr>
         <w:pict w14:anchorId="2DDFE2EE">
           <v:rect id="_x0000_i1027" style="width:0;height:1.5pt" o:hralign="center" o:hrstd="t" o:hr="t"/>
         </w:pict>
@@ -2032,10 +2784,16 @@
     <w:p>
       <w:pPr>
         <w:pStyle w:val="Heading3"/>
+        <w:rPr>
+          <w:rFonts w:ascii="Calibri" w:hAnsi="Calibri" w:cs="Calibri"/>
+        </w:rPr>
       </w:pPr>
       <w:bookmarkStart w:id="4" w:name="X39377d8a54842d5ff2990ae293656276b504238"/>
       <w:bookmarkEnd w:id="3"/>
       <w:r>
+        <w:rPr>
+          <w:rFonts w:ascii="Calibri" w:hAnsi="Calibri" w:cs="Calibri"/>
+        </w:rPr>
         <w:t>TC2: AI Image Assignment (Alternate Sequence)</w:t>
       </w:r>
     </w:p>
@@ -2046,15 +2804,22 @@
           <w:ilvl w:val="0"/>
           <w:numId w:val="3"/>
         </w:numPr>
+        <w:rPr>
+          <w:rFonts w:ascii="Calibri" w:hAnsi="Calibri" w:cs="Calibri"/>
+        </w:rPr>
       </w:pPr>
       <w:r>
         <w:rPr>
+          <w:rFonts w:ascii="Calibri" w:hAnsi="Calibri" w:cs="Calibri"/>
           <w:b/>
           <w:bCs/>
         </w:rPr>
         <w:t>Actor</w:t>
       </w:r>
       <w:r>
+        <w:rPr>
+          <w:rFonts w:ascii="Calibri" w:hAnsi="Calibri" w:cs="Calibri"/>
+        </w:rPr>
         <w:t>: External Partner</w:t>
       </w:r>
     </w:p>
@@ -2065,15 +2830,22 @@
           <w:ilvl w:val="0"/>
           <w:numId w:val="3"/>
         </w:numPr>
+        <w:rPr>
+          <w:rFonts w:ascii="Calibri" w:hAnsi="Calibri" w:cs="Calibri"/>
+        </w:rPr>
       </w:pPr>
       <w:r>
         <w:rPr>
+          <w:rFonts w:ascii="Calibri" w:hAnsi="Calibri" w:cs="Calibri"/>
           <w:b/>
           <w:bCs/>
         </w:rPr>
         <w:t>Purpose</w:t>
       </w:r>
       <w:r>
+        <w:rPr>
+          <w:rFonts w:ascii="Calibri" w:hAnsi="Calibri" w:cs="Calibri"/>
+        </w:rPr>
         <w:t>: Verify that attaching an image in chat and asking the AI to assign it updates the active part’s image array.</w:t>
       </w:r>
     </w:p>
@@ -2105,8 +2877,14 @@
           <w:p>
             <w:pPr>
               <w:pStyle w:val="Compact"/>
-            </w:pPr>
-            <w:r>
+              <w:rPr>
+                <w:rFonts w:ascii="Calibri" w:hAnsi="Calibri" w:cs="Calibri"/>
+              </w:rPr>
+            </w:pPr>
+            <w:r>
+              <w:rPr>
+                <w:rFonts w:ascii="Calibri" w:hAnsi="Calibri" w:cs="Calibri"/>
+              </w:rPr>
               <w:t>Step</w:t>
             </w:r>
           </w:p>
@@ -2118,8 +2896,14 @@
           <w:p>
             <w:pPr>
               <w:pStyle w:val="Compact"/>
-            </w:pPr>
-            <w:r>
+              <w:rPr>
+                <w:rFonts w:ascii="Calibri" w:hAnsi="Calibri" w:cs="Calibri"/>
+              </w:rPr>
+            </w:pPr>
+            <w:r>
+              <w:rPr>
+                <w:rFonts w:ascii="Calibri" w:hAnsi="Calibri" w:cs="Calibri"/>
+              </w:rPr>
               <w:t>Variable / Selection</w:t>
             </w:r>
           </w:p>
@@ -2131,8 +2915,14 @@
           <w:p>
             <w:pPr>
               <w:pStyle w:val="Compact"/>
-            </w:pPr>
-            <w:r>
+              <w:rPr>
+                <w:rFonts w:ascii="Calibri" w:hAnsi="Calibri" w:cs="Calibri"/>
+              </w:rPr>
+            </w:pPr>
+            <w:r>
+              <w:rPr>
+                <w:rFonts w:ascii="Calibri" w:hAnsi="Calibri" w:cs="Calibri"/>
+              </w:rPr>
               <w:t>Value</w:t>
             </w:r>
           </w:p>
@@ -2144,8 +2934,14 @@
           <w:p>
             <w:pPr>
               <w:pStyle w:val="Compact"/>
-            </w:pPr>
-            <w:r>
+              <w:rPr>
+                <w:rFonts w:ascii="Calibri" w:hAnsi="Calibri" w:cs="Calibri"/>
+              </w:rPr>
+            </w:pPr>
+            <w:r>
+              <w:rPr>
+                <w:rFonts w:ascii="Calibri" w:hAnsi="Calibri" w:cs="Calibri"/>
+              </w:rPr>
               <w:t>Expected Result</w:t>
             </w:r>
           </w:p>
@@ -2157,8 +2953,14 @@
           <w:p>
             <w:pPr>
               <w:pStyle w:val="Compact"/>
-            </w:pPr>
-            <w:r>
+              <w:rPr>
+                <w:rFonts w:ascii="Calibri" w:hAnsi="Calibri" w:cs="Calibri"/>
+              </w:rPr>
+            </w:pPr>
+            <w:r>
+              <w:rPr>
+                <w:rFonts w:ascii="Calibri" w:hAnsi="Calibri" w:cs="Calibri"/>
+              </w:rPr>
               <w:t>Actual Result</w:t>
             </w:r>
           </w:p>
@@ -2170,8 +2972,14 @@
           <w:p>
             <w:pPr>
               <w:pStyle w:val="Compact"/>
-            </w:pPr>
-            <w:r>
+              <w:rPr>
+                <w:rFonts w:ascii="Calibri" w:hAnsi="Calibri" w:cs="Calibri"/>
+              </w:rPr>
+            </w:pPr>
+            <w:r>
+              <w:rPr>
+                <w:rFonts w:ascii="Calibri" w:hAnsi="Calibri" w:cs="Calibri"/>
+              </w:rPr>
               <w:t>Pass/Fail</w:t>
             </w:r>
           </w:p>
@@ -2183,8 +2991,14 @@
           <w:p>
             <w:pPr>
               <w:pStyle w:val="Compact"/>
-            </w:pPr>
-            <w:r>
+              <w:rPr>
+                <w:rFonts w:ascii="Calibri" w:hAnsi="Calibri" w:cs="Calibri"/>
+              </w:rPr>
+            </w:pPr>
+            <w:r>
+              <w:rPr>
+                <w:rFonts w:ascii="Calibri" w:hAnsi="Calibri" w:cs="Calibri"/>
+              </w:rPr>
               <w:t>Comments</w:t>
             </w:r>
           </w:p>
@@ -2198,9 +3012,13 @@
           <w:p>
             <w:pPr>
               <w:pStyle w:val="Compact"/>
-            </w:pPr>
-            <w:r>
-              <w:rPr>
+              <w:rPr>
+                <w:rFonts w:ascii="Calibri" w:hAnsi="Calibri" w:cs="Calibri"/>
+              </w:rPr>
+            </w:pPr>
+            <w:r>
+              <w:rPr>
+                <w:rFonts w:ascii="Calibri" w:hAnsi="Calibri" w:cs="Calibri"/>
                 <w:b/>
                 <w:bCs/>
               </w:rPr>
@@ -2215,8 +3033,14 @@
           <w:p>
             <w:pPr>
               <w:pStyle w:val="Compact"/>
-            </w:pPr>
-            <w:r>
+              <w:rPr>
+                <w:rFonts w:ascii="Calibri" w:hAnsi="Calibri" w:cs="Calibri"/>
+              </w:rPr>
+            </w:pPr>
+            <w:r>
+              <w:rPr>
+                <w:rFonts w:ascii="Calibri" w:hAnsi="Calibri" w:cs="Calibri"/>
+              </w:rPr>
               <w:t>B2 &amp; B3: Chat Input</w:t>
             </w:r>
           </w:p>
@@ -2228,13 +3052,20 @@
           <w:p>
             <w:pPr>
               <w:pStyle w:val="Compact"/>
-            </w:pPr>
-            <w:r>
+              <w:rPr>
+                <w:rFonts w:ascii="Calibri" w:hAnsi="Calibri" w:cs="Calibri"/>
+              </w:rPr>
+            </w:pPr>
+            <w:r>
+              <w:rPr>
+                <w:rFonts w:ascii="Calibri" w:hAnsi="Calibri" w:cs="Calibri"/>
+              </w:rPr>
               <w:t xml:space="preserve">Attach valid PNG; Type: </w:t>
             </w:r>
             <w:r>
               <w:rPr>
                 <w:rStyle w:val="VerbatimChar"/>
+                <w:rFonts w:ascii="Calibri" w:hAnsi="Calibri" w:cs="Calibri"/>
               </w:rPr>
               <w:t>"Use this image for Part 1"</w:t>
             </w:r>
@@ -2247,8 +3078,14 @@
           <w:p>
             <w:pPr>
               <w:pStyle w:val="Compact"/>
-            </w:pPr>
-            <w:r>
+              <w:rPr>
+                <w:rFonts w:ascii="Calibri" w:hAnsi="Calibri" w:cs="Calibri"/>
+              </w:rPr>
+            </w:pPr>
+            <w:r>
+              <w:rPr>
+                <w:rFonts w:ascii="Calibri" w:hAnsi="Calibri" w:cs="Calibri"/>
+              </w:rPr>
               <w:t>Message and image thumbnail are sent to backend.</w:t>
             </w:r>
           </w:p>
@@ -2260,27 +3097,54 @@
           <w:p>
             <w:pPr>
               <w:pStyle w:val="Compact"/>
-            </w:pPr>
-          </w:p>
-        </w:tc>
-        <w:tc>
-          <w:tcPr>
-            <w:tcW w:w="1131" w:type="dxa"/>
-          </w:tcPr>
-          <w:p>
-            <w:pPr>
-              <w:pStyle w:val="Compact"/>
-            </w:pPr>
-          </w:p>
-        </w:tc>
-        <w:tc>
-          <w:tcPr>
-            <w:tcW w:w="1131" w:type="dxa"/>
-          </w:tcPr>
-          <w:p>
-            <w:pPr>
-              <w:pStyle w:val="Compact"/>
-            </w:pPr>
+              <w:rPr>
+                <w:rFonts w:ascii="Calibri" w:hAnsi="Calibri" w:cs="Calibri"/>
+              </w:rPr>
+            </w:pPr>
+            <w:r>
+              <w:rPr>
+                <w:rFonts w:ascii="Calibri" w:hAnsi="Calibri" w:cs="Calibri"/>
+              </w:rPr>
+              <w:t>Successful message, “Changes are applied and saved to database.”</w:t>
+            </w:r>
+          </w:p>
+        </w:tc>
+        <w:tc>
+          <w:tcPr>
+            <w:tcW w:w="1131" w:type="dxa"/>
+          </w:tcPr>
+          <w:p>
+            <w:pPr>
+              <w:pStyle w:val="Compact"/>
+              <w:rPr>
+                <w:rFonts w:ascii="Calibri" w:hAnsi="Calibri" w:cs="Calibri"/>
+              </w:rPr>
+            </w:pPr>
+            <w:r>
+              <w:rPr>
+                <w:rFonts w:ascii="Calibri" w:hAnsi="Calibri" w:cs="Calibri"/>
+              </w:rPr>
+              <w:t>Pass</w:t>
+            </w:r>
+          </w:p>
+        </w:tc>
+        <w:tc>
+          <w:tcPr>
+            <w:tcW w:w="1131" w:type="dxa"/>
+          </w:tcPr>
+          <w:p>
+            <w:pPr>
+              <w:pStyle w:val="Compact"/>
+              <w:rPr>
+                <w:rFonts w:ascii="Calibri" w:hAnsi="Calibri" w:cs="Calibri"/>
+              </w:rPr>
+            </w:pPr>
+            <w:r>
+              <w:rPr>
+                <w:rFonts w:ascii="Calibri" w:hAnsi="Calibri" w:cs="Calibri"/>
+              </w:rPr>
+              <w:t>The image has been successfully changed and saved to the database.</w:t>
+            </w:r>
           </w:p>
         </w:tc>
       </w:tr>
@@ -2292,9 +3156,13 @@
           <w:p>
             <w:pPr>
               <w:pStyle w:val="Compact"/>
-            </w:pPr>
-            <w:r>
-              <w:rPr>
+              <w:rPr>
+                <w:rFonts w:ascii="Calibri" w:hAnsi="Calibri" w:cs="Calibri"/>
+              </w:rPr>
+            </w:pPr>
+            <w:r>
+              <w:rPr>
+                <w:rFonts w:ascii="Calibri" w:hAnsi="Calibri" w:cs="Calibri"/>
                 <w:b/>
                 <w:bCs/>
               </w:rPr>
@@ -2309,8 +3177,14 @@
           <w:p>
             <w:pPr>
               <w:pStyle w:val="Compact"/>
-            </w:pPr>
-            <w:r>
+              <w:rPr>
+                <w:rFonts w:ascii="Calibri" w:hAnsi="Calibri" w:cs="Calibri"/>
+              </w:rPr>
+            </w:pPr>
+            <w:r>
+              <w:rPr>
+                <w:rFonts w:ascii="Calibri" w:hAnsi="Calibri" w:cs="Calibri"/>
+              </w:rPr>
               <w:t>B5 &amp; B6: Response</w:t>
             </w:r>
           </w:p>
@@ -2322,71 +3196,117 @@
           <w:p>
             <w:pPr>
               <w:pStyle w:val="Compact"/>
-            </w:pPr>
-            <w:r>
+              <w:rPr>
+                <w:rFonts w:ascii="Calibri" w:hAnsi="Calibri" w:cs="Calibri"/>
+              </w:rPr>
+            </w:pPr>
+            <w:r>
+              <w:rPr>
+                <w:rFonts w:ascii="Calibri" w:hAnsi="Calibri" w:cs="Calibri"/>
+              </w:rPr>
               <w:t xml:space="preserve">Action proposal of type </w:t>
             </w:r>
             <w:r>
               <w:rPr>
                 <w:rStyle w:val="VerbatimChar"/>
-              </w:rPr>
-              <w:t>assign_im</w:t>
-            </w:r>
-            <w:r>
-              <w:rPr>
-                <w:rStyle w:val="VerbatimChar"/>
-              </w:rPr>
-              <w:lastRenderedPageBreak/>
-              <w:t>age</w:t>
-            </w:r>
-          </w:p>
-        </w:tc>
-        <w:tc>
-          <w:tcPr>
-            <w:tcW w:w="1131" w:type="dxa"/>
-          </w:tcPr>
-          <w:p>
-            <w:pPr>
-              <w:pStyle w:val="Compact"/>
-            </w:pPr>
-            <w:r>
-              <w:lastRenderedPageBreak/>
-              <w:t xml:space="preserve">AI proposes assigning </w:t>
-            </w:r>
-            <w:r>
-              <w:lastRenderedPageBreak/>
-              <w:t>the image. Comparison card lists Part 1 images additions.</w:t>
-            </w:r>
-          </w:p>
-        </w:tc>
-        <w:tc>
-          <w:tcPr>
-            <w:tcW w:w="1131" w:type="dxa"/>
-          </w:tcPr>
-          <w:p>
-            <w:pPr>
-              <w:pStyle w:val="Compact"/>
-            </w:pPr>
-          </w:p>
-        </w:tc>
-        <w:tc>
-          <w:tcPr>
-            <w:tcW w:w="1131" w:type="dxa"/>
-          </w:tcPr>
-          <w:p>
-            <w:pPr>
-              <w:pStyle w:val="Compact"/>
-            </w:pPr>
-          </w:p>
-        </w:tc>
-        <w:tc>
-          <w:tcPr>
-            <w:tcW w:w="1131" w:type="dxa"/>
-          </w:tcPr>
-          <w:p>
-            <w:pPr>
-              <w:pStyle w:val="Compact"/>
-            </w:pPr>
+                <w:rFonts w:ascii="Calibri" w:hAnsi="Calibri" w:cs="Calibri"/>
+              </w:rPr>
+              <w:t>assign_image</w:t>
+            </w:r>
+          </w:p>
+        </w:tc>
+        <w:tc>
+          <w:tcPr>
+            <w:tcW w:w="1131" w:type="dxa"/>
+          </w:tcPr>
+          <w:p>
+            <w:pPr>
+              <w:pStyle w:val="Compact"/>
+              <w:rPr>
+                <w:rFonts w:ascii="Calibri" w:hAnsi="Calibri" w:cs="Calibri"/>
+              </w:rPr>
+            </w:pPr>
+            <w:r>
+              <w:rPr>
+                <w:rFonts w:ascii="Calibri" w:hAnsi="Calibri" w:cs="Calibri"/>
+              </w:rPr>
+              <w:t>AI proposes assigning the image. Comparison card lists Part 1 images additions.</w:t>
+            </w:r>
+          </w:p>
+        </w:tc>
+        <w:tc>
+          <w:tcPr>
+            <w:tcW w:w="1131" w:type="dxa"/>
+          </w:tcPr>
+          <w:p>
+            <w:pPr>
+              <w:pStyle w:val="Compact"/>
+              <w:rPr>
+                <w:rFonts w:ascii="Calibri" w:hAnsi="Calibri" w:cs="Calibri"/>
+              </w:rPr>
+            </w:pPr>
+            <w:r>
+              <w:rPr>
+                <w:rFonts w:ascii="Segoe UI Emoji" w:hAnsi="Segoe UI Emoji" w:cs="Segoe UI Emoji"/>
+              </w:rPr>
+              <w:t>⚠️</w:t>
+            </w:r>
+            <w:r>
+              <w:rPr>
+                <w:rFonts w:ascii="Calibri" w:hAnsi="Calibri" w:cs="Calibri"/>
+              </w:rPr>
+              <w:t xml:space="preserve"> AI error: Failed to process chat message.</w:t>
+            </w:r>
+          </w:p>
+        </w:tc>
+        <w:tc>
+          <w:tcPr>
+            <w:tcW w:w="1131" w:type="dxa"/>
+          </w:tcPr>
+          <w:p>
+            <w:pPr>
+              <w:pStyle w:val="Compact"/>
+              <w:rPr>
+                <w:rFonts w:ascii="Calibri" w:hAnsi="Calibri" w:cs="Calibri"/>
+              </w:rPr>
+            </w:pPr>
+            <w:r>
+              <w:rPr>
+                <w:rFonts w:ascii="Calibri" w:hAnsi="Calibri" w:cs="Calibri"/>
+              </w:rPr>
+              <w:t>Fail</w:t>
+            </w:r>
+          </w:p>
+        </w:tc>
+        <w:tc>
+          <w:tcPr>
+            <w:tcW w:w="1131" w:type="dxa"/>
+          </w:tcPr>
+          <w:p>
+            <w:pPr>
+              <w:pStyle w:val="Compact"/>
+              <w:rPr>
+                <w:rFonts w:ascii="Calibri" w:hAnsi="Calibri" w:cs="Calibri"/>
+              </w:rPr>
+            </w:pPr>
+            <w:r>
+              <w:rPr>
+                <w:rFonts w:ascii="Calibri" w:hAnsi="Calibri" w:cs="Calibri"/>
+              </w:rPr>
+              <w:t>The AI chat panel failed to process chat message</w:t>
+            </w:r>
+            <w:r>
+              <w:rPr>
+                <w:rFonts w:ascii="Calibri" w:hAnsi="Calibri" w:cs="Calibri"/>
+              </w:rPr>
+              <w:t xml:space="preserve"> for some reason</w:t>
+            </w:r>
+            <w:r>
+              <w:rPr>
+                <w:rFonts w:ascii="Calibri" w:hAnsi="Calibri" w:cs="Calibri"/>
+              </w:rPr>
+              <w:t>.</w:t>
+            </w:r>
           </w:p>
         </w:tc>
       </w:tr>
@@ -2398,9 +3318,13 @@
           <w:p>
             <w:pPr>
               <w:pStyle w:val="Compact"/>
-            </w:pPr>
-            <w:r>
-              <w:rPr>
+              <w:rPr>
+                <w:rFonts w:ascii="Calibri" w:hAnsi="Calibri" w:cs="Calibri"/>
+              </w:rPr>
+            </w:pPr>
+            <w:r>
+              <w:rPr>
+                <w:rFonts w:ascii="Calibri" w:hAnsi="Calibri" w:cs="Calibri"/>
                 <w:b/>
                 <w:bCs/>
               </w:rPr>
@@ -2415,8 +3339,14 @@
           <w:p>
             <w:pPr>
               <w:pStyle w:val="Compact"/>
-            </w:pPr>
-            <w:r>
+              <w:rPr>
+                <w:rFonts w:ascii="Calibri" w:hAnsi="Calibri" w:cs="Calibri"/>
+              </w:rPr>
+            </w:pPr>
+            <w:r>
+              <w:rPr>
+                <w:rFonts w:ascii="Calibri" w:hAnsi="Calibri" w:cs="Calibri"/>
+              </w:rPr>
               <w:t>B7: Apply Action</w:t>
             </w:r>
           </w:p>
@@ -2428,12 +3358,19 @@
           <w:p>
             <w:pPr>
               <w:pStyle w:val="Compact"/>
-            </w:pPr>
-            <w:r>
+              <w:rPr>
+                <w:rFonts w:ascii="Calibri" w:hAnsi="Calibri" w:cs="Calibri"/>
+              </w:rPr>
+            </w:pPr>
+            <w:r>
+              <w:rPr>
+                <w:rFonts w:ascii="Calibri" w:hAnsi="Calibri" w:cs="Calibri"/>
+              </w:rPr>
               <w:t xml:space="preserve">Click </w:t>
             </w:r>
             <w:r>
               <w:rPr>
+                <w:rFonts w:ascii="Calibri" w:hAnsi="Calibri" w:cs="Calibri"/>
                 <w:b/>
                 <w:bCs/>
               </w:rPr>
@@ -2448,46 +3385,76 @@
           <w:p>
             <w:pPr>
               <w:pStyle w:val="Compact"/>
-            </w:pPr>
-            <w:r>
-              <w:t>Image is copied from chat to the Part 1 images array, rendering in the part details gallery.</w:t>
-            </w:r>
-          </w:p>
-        </w:tc>
-        <w:tc>
-          <w:tcPr>
-            <w:tcW w:w="1131" w:type="dxa"/>
-          </w:tcPr>
-          <w:p>
-            <w:pPr>
-              <w:pStyle w:val="Compact"/>
-            </w:pPr>
-          </w:p>
-        </w:tc>
-        <w:tc>
-          <w:tcPr>
-            <w:tcW w:w="1131" w:type="dxa"/>
-          </w:tcPr>
-          <w:p>
-            <w:pPr>
-              <w:pStyle w:val="Compact"/>
-            </w:pPr>
-          </w:p>
-        </w:tc>
-        <w:tc>
-          <w:tcPr>
-            <w:tcW w:w="1131" w:type="dxa"/>
-          </w:tcPr>
-          <w:p>
-            <w:pPr>
-              <w:pStyle w:val="Compact"/>
+              <w:rPr>
+                <w:rFonts w:ascii="Calibri" w:hAnsi="Calibri" w:cs="Calibri"/>
+              </w:rPr>
+            </w:pPr>
+            <w:r>
+              <w:rPr>
+                <w:rFonts w:ascii="Calibri" w:hAnsi="Calibri" w:cs="Calibri"/>
+              </w:rPr>
+              <w:t xml:space="preserve">Image is copied from chat to the Part 1 images array, rendering in the part </w:t>
+            </w:r>
+            <w:r>
+              <w:rPr>
+                <w:rFonts w:ascii="Calibri" w:hAnsi="Calibri" w:cs="Calibri"/>
+              </w:rPr>
+              <w:lastRenderedPageBreak/>
+              <w:t>details gallery.</w:t>
+            </w:r>
+          </w:p>
+        </w:tc>
+        <w:tc>
+          <w:tcPr>
+            <w:tcW w:w="1131" w:type="dxa"/>
+          </w:tcPr>
+          <w:p>
+            <w:pPr>
+              <w:pStyle w:val="Compact"/>
+              <w:rPr>
+                <w:rFonts w:ascii="Calibri" w:hAnsi="Calibri" w:cs="Calibri"/>
+              </w:rPr>
+            </w:pPr>
+          </w:p>
+        </w:tc>
+        <w:tc>
+          <w:tcPr>
+            <w:tcW w:w="1131" w:type="dxa"/>
+          </w:tcPr>
+          <w:p>
+            <w:pPr>
+              <w:pStyle w:val="Compact"/>
+              <w:rPr>
+                <w:rFonts w:ascii="Calibri" w:hAnsi="Calibri" w:cs="Calibri"/>
+              </w:rPr>
+            </w:pPr>
+          </w:p>
+        </w:tc>
+        <w:tc>
+          <w:tcPr>
+            <w:tcW w:w="1131" w:type="dxa"/>
+          </w:tcPr>
+          <w:p>
+            <w:pPr>
+              <w:pStyle w:val="Compact"/>
+              <w:rPr>
+                <w:rFonts w:ascii="Calibri" w:hAnsi="Calibri" w:cs="Calibri"/>
+              </w:rPr>
             </w:pPr>
           </w:p>
         </w:tc>
       </w:tr>
     </w:tbl>
     <w:p>
+      <w:pPr>
+        <w:rPr>
+          <w:rFonts w:ascii="Calibri" w:hAnsi="Calibri" w:cs="Calibri"/>
+        </w:rPr>
+      </w:pPr>
       <w:r>
+        <w:rPr>
+          <w:rFonts w:ascii="Calibri" w:hAnsi="Calibri" w:cs="Calibri"/>
+        </w:rPr>
         <w:pict w14:anchorId="01119AA2">
           <v:rect id="_x0000_i1028" style="width:0;height:1.5pt" o:hralign="center" o:hrstd="t" o:hr="t"/>
         </w:pict>
@@ -2496,10 +3463,16 @@
     <w:p>
       <w:pPr>
         <w:pStyle w:val="Heading3"/>
+        <w:rPr>
+          <w:rFonts w:ascii="Calibri" w:hAnsi="Calibri" w:cs="Calibri"/>
+        </w:rPr>
       </w:pPr>
       <w:bookmarkStart w:id="5" w:name="tc3-general-question-no-proposal-card"/>
       <w:bookmarkEnd w:id="4"/>
       <w:r>
+        <w:rPr>
+          <w:rFonts w:ascii="Calibri" w:hAnsi="Calibri" w:cs="Calibri"/>
+        </w:rPr>
         <w:t>TC3: General Question (No Proposal Card)</w:t>
       </w:r>
     </w:p>
@@ -2510,15 +3483,22 @@
           <w:ilvl w:val="0"/>
           <w:numId w:val="4"/>
         </w:numPr>
+        <w:rPr>
+          <w:rFonts w:ascii="Calibri" w:hAnsi="Calibri" w:cs="Calibri"/>
+        </w:rPr>
       </w:pPr>
       <w:r>
         <w:rPr>
+          <w:rFonts w:ascii="Calibri" w:hAnsi="Calibri" w:cs="Calibri"/>
           <w:b/>
           <w:bCs/>
         </w:rPr>
         <w:t>Actor</w:t>
       </w:r>
       <w:r>
+        <w:rPr>
+          <w:rFonts w:ascii="Calibri" w:hAnsi="Calibri" w:cs="Calibri"/>
+        </w:rPr>
         <w:t>: External Partner</w:t>
       </w:r>
     </w:p>
@@ -2529,15 +3509,22 @@
           <w:ilvl w:val="0"/>
           <w:numId w:val="4"/>
         </w:numPr>
+        <w:rPr>
+          <w:rFonts w:ascii="Calibri" w:hAnsi="Calibri" w:cs="Calibri"/>
+        </w:rPr>
       </w:pPr>
       <w:r>
         <w:rPr>
+          <w:rFonts w:ascii="Calibri" w:hAnsi="Calibri" w:cs="Calibri"/>
           <w:b/>
           <w:bCs/>
         </w:rPr>
         <w:t>Purpose</w:t>
       </w:r>
       <w:r>
+        <w:rPr>
+          <w:rFonts w:ascii="Calibri" w:hAnsi="Calibri" w:cs="Calibri"/>
+        </w:rPr>
         <w:t>: Verify that general questions do not render empty or unnecessary comparison proposal cards.</w:t>
       </w:r>
     </w:p>
@@ -2569,8 +3556,14 @@
           <w:p>
             <w:pPr>
               <w:pStyle w:val="Compact"/>
-            </w:pPr>
-            <w:r>
+              <w:rPr>
+                <w:rFonts w:ascii="Calibri" w:hAnsi="Calibri" w:cs="Calibri"/>
+              </w:rPr>
+            </w:pPr>
+            <w:r>
+              <w:rPr>
+                <w:rFonts w:ascii="Calibri" w:hAnsi="Calibri" w:cs="Calibri"/>
+              </w:rPr>
               <w:t>Step</w:t>
             </w:r>
           </w:p>
@@ -2582,8 +3575,14 @@
           <w:p>
             <w:pPr>
               <w:pStyle w:val="Compact"/>
-            </w:pPr>
-            <w:r>
+              <w:rPr>
+                <w:rFonts w:ascii="Calibri" w:hAnsi="Calibri" w:cs="Calibri"/>
+              </w:rPr>
+            </w:pPr>
+            <w:r>
+              <w:rPr>
+                <w:rFonts w:ascii="Calibri" w:hAnsi="Calibri" w:cs="Calibri"/>
+              </w:rPr>
               <w:t>Variable / Selection</w:t>
             </w:r>
           </w:p>
@@ -2595,8 +3594,14 @@
           <w:p>
             <w:pPr>
               <w:pStyle w:val="Compact"/>
-            </w:pPr>
-            <w:r>
+              <w:rPr>
+                <w:rFonts w:ascii="Calibri" w:hAnsi="Calibri" w:cs="Calibri"/>
+              </w:rPr>
+            </w:pPr>
+            <w:r>
+              <w:rPr>
+                <w:rFonts w:ascii="Calibri" w:hAnsi="Calibri" w:cs="Calibri"/>
+              </w:rPr>
               <w:t>Value</w:t>
             </w:r>
           </w:p>
@@ -2608,8 +3613,14 @@
           <w:p>
             <w:pPr>
               <w:pStyle w:val="Compact"/>
-            </w:pPr>
-            <w:r>
+              <w:rPr>
+                <w:rFonts w:ascii="Calibri" w:hAnsi="Calibri" w:cs="Calibri"/>
+              </w:rPr>
+            </w:pPr>
+            <w:r>
+              <w:rPr>
+                <w:rFonts w:ascii="Calibri" w:hAnsi="Calibri" w:cs="Calibri"/>
+              </w:rPr>
               <w:t>Expected Result</w:t>
             </w:r>
           </w:p>
@@ -2621,8 +3632,14 @@
           <w:p>
             <w:pPr>
               <w:pStyle w:val="Compact"/>
-            </w:pPr>
-            <w:r>
+              <w:rPr>
+                <w:rFonts w:ascii="Calibri" w:hAnsi="Calibri" w:cs="Calibri"/>
+              </w:rPr>
+            </w:pPr>
+            <w:r>
+              <w:rPr>
+                <w:rFonts w:ascii="Calibri" w:hAnsi="Calibri" w:cs="Calibri"/>
+              </w:rPr>
               <w:t>Actual Result</w:t>
             </w:r>
           </w:p>
@@ -2634,8 +3651,14 @@
           <w:p>
             <w:pPr>
               <w:pStyle w:val="Compact"/>
-            </w:pPr>
-            <w:r>
+              <w:rPr>
+                <w:rFonts w:ascii="Calibri" w:hAnsi="Calibri" w:cs="Calibri"/>
+              </w:rPr>
+            </w:pPr>
+            <w:r>
+              <w:rPr>
+                <w:rFonts w:ascii="Calibri" w:hAnsi="Calibri" w:cs="Calibri"/>
+              </w:rPr>
               <w:t>Pass/Fail</w:t>
             </w:r>
           </w:p>
@@ -2647,8 +3670,14 @@
           <w:p>
             <w:pPr>
               <w:pStyle w:val="Compact"/>
-            </w:pPr>
-            <w:r>
+              <w:rPr>
+                <w:rFonts w:ascii="Calibri" w:hAnsi="Calibri" w:cs="Calibri"/>
+              </w:rPr>
+            </w:pPr>
+            <w:r>
+              <w:rPr>
+                <w:rFonts w:ascii="Calibri" w:hAnsi="Calibri" w:cs="Calibri"/>
+              </w:rPr>
               <w:t>Comments</w:t>
             </w:r>
           </w:p>
@@ -2662,9 +3691,13 @@
           <w:p>
             <w:pPr>
               <w:pStyle w:val="Compact"/>
-            </w:pPr>
-            <w:r>
-              <w:rPr>
+              <w:rPr>
+                <w:rFonts w:ascii="Calibri" w:hAnsi="Calibri" w:cs="Calibri"/>
+              </w:rPr>
+            </w:pPr>
+            <w:r>
+              <w:rPr>
+                <w:rFonts w:ascii="Calibri" w:hAnsi="Calibri" w:cs="Calibri"/>
                 <w:b/>
                 <w:bCs/>
               </w:rPr>
@@ -2679,8 +3712,14 @@
           <w:p>
             <w:pPr>
               <w:pStyle w:val="Compact"/>
-            </w:pPr>
-            <w:r>
+              <w:rPr>
+                <w:rFonts w:ascii="Calibri" w:hAnsi="Calibri" w:cs="Calibri"/>
+              </w:rPr>
+            </w:pPr>
+            <w:r>
+              <w:rPr>
+                <w:rFonts w:ascii="Calibri" w:hAnsi="Calibri" w:cs="Calibri"/>
+              </w:rPr>
               <w:t>B2: Chat Input</w:t>
             </w:r>
           </w:p>
@@ -2692,17 +3731,27 @@
           <w:p>
             <w:pPr>
               <w:pStyle w:val="Compact"/>
-            </w:pPr>
-            <w:r>
+              <w:rPr>
+                <w:rFonts w:ascii="Calibri" w:hAnsi="Calibri" w:cs="Calibri"/>
+              </w:rPr>
+            </w:pPr>
+            <w:r>
+              <w:rPr>
+                <w:rFonts w:ascii="Calibri" w:hAnsi="Calibri" w:cs="Calibri"/>
+              </w:rPr>
               <w:t xml:space="preserve">Type: </w:t>
             </w:r>
             <w:r>
               <w:rPr>
                 <w:rStyle w:val="VerbatimChar"/>
+                <w:rFonts w:ascii="Calibri" w:hAnsi="Calibri" w:cs="Calibri"/>
               </w:rPr>
               <w:t>"What is a standard EU-pallet?"</w:t>
             </w:r>
             <w:r>
+              <w:rPr>
+                <w:rFonts w:ascii="Calibri" w:hAnsi="Calibri" w:cs="Calibri"/>
+              </w:rPr>
               <w:t xml:space="preserve"> and send</w:t>
             </w:r>
           </w:p>
@@ -2714,17 +3763,27 @@
           <w:p>
             <w:pPr>
               <w:pStyle w:val="Compact"/>
-            </w:pPr>
-            <w:r>
+              <w:rPr>
+                <w:rFonts w:ascii="Calibri" w:hAnsi="Calibri" w:cs="Calibri"/>
+              </w:rPr>
+            </w:pPr>
+            <w:r>
+              <w:rPr>
+                <w:rFonts w:ascii="Calibri" w:hAnsi="Calibri" w:cs="Calibri"/>
+              </w:rPr>
               <w:t xml:space="preserve">Request goes to </w:t>
             </w:r>
             <w:r>
               <w:rPr>
                 <w:rStyle w:val="VerbatimChar"/>
+                <w:rFonts w:ascii="Calibri" w:hAnsi="Calibri" w:cs="Calibri"/>
               </w:rPr>
               <w:t>/api/ai/chat</w:t>
             </w:r>
             <w:r>
+              <w:rPr>
+                <w:rFonts w:ascii="Calibri" w:hAnsi="Calibri" w:cs="Calibri"/>
+              </w:rPr>
               <w:t>.</w:t>
             </w:r>
           </w:p>
@@ -2736,26 +3795,35 @@
           <w:p>
             <w:pPr>
               <w:pStyle w:val="Compact"/>
-            </w:pPr>
-          </w:p>
-        </w:tc>
-        <w:tc>
-          <w:tcPr>
-            <w:tcW w:w="1131" w:type="dxa"/>
-          </w:tcPr>
-          <w:p>
-            <w:pPr>
-              <w:pStyle w:val="Compact"/>
-            </w:pPr>
-          </w:p>
-        </w:tc>
-        <w:tc>
-          <w:tcPr>
-            <w:tcW w:w="1131" w:type="dxa"/>
-          </w:tcPr>
-          <w:p>
-            <w:pPr>
-              <w:pStyle w:val="Compact"/>
+              <w:rPr>
+                <w:rFonts w:ascii="Calibri" w:hAnsi="Calibri" w:cs="Calibri"/>
+              </w:rPr>
+            </w:pPr>
+          </w:p>
+        </w:tc>
+        <w:tc>
+          <w:tcPr>
+            <w:tcW w:w="1131" w:type="dxa"/>
+          </w:tcPr>
+          <w:p>
+            <w:pPr>
+              <w:pStyle w:val="Compact"/>
+              <w:rPr>
+                <w:rFonts w:ascii="Calibri" w:hAnsi="Calibri" w:cs="Calibri"/>
+              </w:rPr>
+            </w:pPr>
+          </w:p>
+        </w:tc>
+        <w:tc>
+          <w:tcPr>
+            <w:tcW w:w="1131" w:type="dxa"/>
+          </w:tcPr>
+          <w:p>
+            <w:pPr>
+              <w:pStyle w:val="Compact"/>
+              <w:rPr>
+                <w:rFonts w:ascii="Calibri" w:hAnsi="Calibri" w:cs="Calibri"/>
+              </w:rPr>
             </w:pPr>
           </w:p>
         </w:tc>
@@ -2768,9 +3836,13 @@
           <w:p>
             <w:pPr>
               <w:pStyle w:val="Compact"/>
-            </w:pPr>
-            <w:r>
-              <w:rPr>
+              <w:rPr>
+                <w:rFonts w:ascii="Calibri" w:hAnsi="Calibri" w:cs="Calibri"/>
+              </w:rPr>
+            </w:pPr>
+            <w:r>
+              <w:rPr>
+                <w:rFonts w:ascii="Calibri" w:hAnsi="Calibri" w:cs="Calibri"/>
                 <w:b/>
                 <w:bCs/>
               </w:rPr>
@@ -2785,8 +3857,14 @@
           <w:p>
             <w:pPr>
               <w:pStyle w:val="Compact"/>
-            </w:pPr>
-            <w:r>
+              <w:rPr>
+                <w:rFonts w:ascii="Calibri" w:hAnsi="Calibri" w:cs="Calibri"/>
+              </w:rPr>
+            </w:pPr>
+            <w:r>
+              <w:rPr>
+                <w:rFonts w:ascii="Calibri" w:hAnsi="Calibri" w:cs="Calibri"/>
+              </w:rPr>
               <w:t>B5 &amp; B6: Response</w:t>
             </w:r>
           </w:p>
@@ -2798,8 +3876,14 @@
           <w:p>
             <w:pPr>
               <w:pStyle w:val="Compact"/>
-            </w:pPr>
-            <w:r>
+              <w:rPr>
+                <w:rFonts w:ascii="Calibri" w:hAnsi="Calibri" w:cs="Calibri"/>
+              </w:rPr>
+            </w:pPr>
+            <w:r>
+              <w:rPr>
+                <w:rFonts w:ascii="Calibri" w:hAnsi="Calibri" w:cs="Calibri"/>
+              </w:rPr>
               <w:t>Text answer explaining EU-pallet dimensions</w:t>
             </w:r>
           </w:p>
@@ -2811,50 +3895,69 @@
           <w:p>
             <w:pPr>
               <w:pStyle w:val="Compact"/>
-            </w:pPr>
-            <w:r>
-              <w:t xml:space="preserve">AI explains the pallet. No comparison card, apply button, or warnings are rendered </w:t>
-            </w:r>
-            <w:r>
-              <w:lastRenderedPageBreak/>
-              <w:t>in the feed.</w:t>
-            </w:r>
-          </w:p>
-        </w:tc>
-        <w:tc>
-          <w:tcPr>
-            <w:tcW w:w="1131" w:type="dxa"/>
-          </w:tcPr>
-          <w:p>
-            <w:pPr>
-              <w:pStyle w:val="Compact"/>
-            </w:pPr>
-          </w:p>
-        </w:tc>
-        <w:tc>
-          <w:tcPr>
-            <w:tcW w:w="1131" w:type="dxa"/>
-          </w:tcPr>
-          <w:p>
-            <w:pPr>
-              <w:pStyle w:val="Compact"/>
-            </w:pPr>
-          </w:p>
-        </w:tc>
-        <w:tc>
-          <w:tcPr>
-            <w:tcW w:w="1131" w:type="dxa"/>
-          </w:tcPr>
-          <w:p>
-            <w:pPr>
-              <w:pStyle w:val="Compact"/>
+              <w:rPr>
+                <w:rFonts w:ascii="Calibri" w:hAnsi="Calibri" w:cs="Calibri"/>
+              </w:rPr>
+            </w:pPr>
+            <w:r>
+              <w:rPr>
+                <w:rFonts w:ascii="Calibri" w:hAnsi="Calibri" w:cs="Calibri"/>
+              </w:rPr>
+              <w:t>AI explains the pallet. No comparison card, apply button, or warnings are rendered in the feed.</w:t>
+            </w:r>
+          </w:p>
+        </w:tc>
+        <w:tc>
+          <w:tcPr>
+            <w:tcW w:w="1131" w:type="dxa"/>
+          </w:tcPr>
+          <w:p>
+            <w:pPr>
+              <w:pStyle w:val="Compact"/>
+              <w:rPr>
+                <w:rFonts w:ascii="Calibri" w:hAnsi="Calibri" w:cs="Calibri"/>
+              </w:rPr>
+            </w:pPr>
+          </w:p>
+        </w:tc>
+        <w:tc>
+          <w:tcPr>
+            <w:tcW w:w="1131" w:type="dxa"/>
+          </w:tcPr>
+          <w:p>
+            <w:pPr>
+              <w:pStyle w:val="Compact"/>
+              <w:rPr>
+                <w:rFonts w:ascii="Calibri" w:hAnsi="Calibri" w:cs="Calibri"/>
+              </w:rPr>
+            </w:pPr>
+          </w:p>
+        </w:tc>
+        <w:tc>
+          <w:tcPr>
+            <w:tcW w:w="1131" w:type="dxa"/>
+          </w:tcPr>
+          <w:p>
+            <w:pPr>
+              <w:pStyle w:val="Compact"/>
+              <w:rPr>
+                <w:rFonts w:ascii="Calibri" w:hAnsi="Calibri" w:cs="Calibri"/>
+              </w:rPr>
             </w:pPr>
           </w:p>
         </w:tc>
       </w:tr>
     </w:tbl>
     <w:p>
+      <w:pPr>
+        <w:rPr>
+          <w:rFonts w:ascii="Calibri" w:hAnsi="Calibri" w:cs="Calibri"/>
+        </w:rPr>
+      </w:pPr>
       <w:r>
+        <w:rPr>
+          <w:rFonts w:ascii="Calibri" w:hAnsi="Calibri" w:cs="Calibri"/>
+        </w:rPr>
         <w:pict w14:anchorId="1B65E7FC">
           <v:rect id="_x0000_i1029" style="width:0;height:1.5pt" o:hralign="center" o:hrstd="t" o:hr="t"/>
         </w:pict>
@@ -2863,10 +3966,16 @@
     <w:p>
       <w:pPr>
         <w:pStyle w:val="Heading3"/>
+        <w:rPr>
+          <w:rFonts w:ascii="Calibri" w:hAnsi="Calibri" w:cs="Calibri"/>
+        </w:rPr>
       </w:pPr>
       <w:bookmarkStart w:id="6" w:name="tc4-empty-chat-input-blocked"/>
       <w:bookmarkEnd w:id="5"/>
       <w:r>
+        <w:rPr>
+          <w:rFonts w:ascii="Calibri" w:hAnsi="Calibri" w:cs="Calibri"/>
+        </w:rPr>
         <w:t>TC4: Empty Chat Input Blocked</w:t>
       </w:r>
     </w:p>
@@ -2877,15 +3986,22 @@
           <w:ilvl w:val="0"/>
           <w:numId w:val="5"/>
         </w:numPr>
+        <w:rPr>
+          <w:rFonts w:ascii="Calibri" w:hAnsi="Calibri" w:cs="Calibri"/>
+        </w:rPr>
       </w:pPr>
       <w:r>
         <w:rPr>
+          <w:rFonts w:ascii="Calibri" w:hAnsi="Calibri" w:cs="Calibri"/>
           <w:b/>
           <w:bCs/>
         </w:rPr>
         <w:t>Actor</w:t>
       </w:r>
       <w:r>
+        <w:rPr>
+          <w:rFonts w:ascii="Calibri" w:hAnsi="Calibri" w:cs="Calibri"/>
+        </w:rPr>
         <w:t>: External Partner</w:t>
       </w:r>
     </w:p>
@@ -2896,15 +4012,22 @@
           <w:ilvl w:val="0"/>
           <w:numId w:val="5"/>
         </w:numPr>
+        <w:rPr>
+          <w:rFonts w:ascii="Calibri" w:hAnsi="Calibri" w:cs="Calibri"/>
+        </w:rPr>
       </w:pPr>
       <w:r>
         <w:rPr>
+          <w:rFonts w:ascii="Calibri" w:hAnsi="Calibri" w:cs="Calibri"/>
           <w:b/>
           <w:bCs/>
         </w:rPr>
         <w:t>Purpose</w:t>
       </w:r>
       <w:r>
+        <w:rPr>
+          <w:rFonts w:ascii="Calibri" w:hAnsi="Calibri" w:cs="Calibri"/>
+        </w:rPr>
         <w:t>: Verify that the system blocks sending empty messages in the chat interface.</w:t>
       </w:r>
     </w:p>
@@ -2936,8 +4059,14 @@
           <w:p>
             <w:pPr>
               <w:pStyle w:val="Compact"/>
-            </w:pPr>
-            <w:r>
+              <w:rPr>
+                <w:rFonts w:ascii="Calibri" w:hAnsi="Calibri" w:cs="Calibri"/>
+              </w:rPr>
+            </w:pPr>
+            <w:r>
+              <w:rPr>
+                <w:rFonts w:ascii="Calibri" w:hAnsi="Calibri" w:cs="Calibri"/>
+              </w:rPr>
               <w:t>Step</w:t>
             </w:r>
           </w:p>
@@ -2949,8 +4078,14 @@
           <w:p>
             <w:pPr>
               <w:pStyle w:val="Compact"/>
-            </w:pPr>
-            <w:r>
+              <w:rPr>
+                <w:rFonts w:ascii="Calibri" w:hAnsi="Calibri" w:cs="Calibri"/>
+              </w:rPr>
+            </w:pPr>
+            <w:r>
+              <w:rPr>
+                <w:rFonts w:ascii="Calibri" w:hAnsi="Calibri" w:cs="Calibri"/>
+              </w:rPr>
               <w:t>Variable / Selection</w:t>
             </w:r>
           </w:p>
@@ -2962,8 +4097,14 @@
           <w:p>
             <w:pPr>
               <w:pStyle w:val="Compact"/>
-            </w:pPr>
-            <w:r>
+              <w:rPr>
+                <w:rFonts w:ascii="Calibri" w:hAnsi="Calibri" w:cs="Calibri"/>
+              </w:rPr>
+            </w:pPr>
+            <w:r>
+              <w:rPr>
+                <w:rFonts w:ascii="Calibri" w:hAnsi="Calibri" w:cs="Calibri"/>
+              </w:rPr>
               <w:t>Value</w:t>
             </w:r>
           </w:p>
@@ -2975,8 +4116,14 @@
           <w:p>
             <w:pPr>
               <w:pStyle w:val="Compact"/>
-            </w:pPr>
-            <w:r>
+              <w:rPr>
+                <w:rFonts w:ascii="Calibri" w:hAnsi="Calibri" w:cs="Calibri"/>
+              </w:rPr>
+            </w:pPr>
+            <w:r>
+              <w:rPr>
+                <w:rFonts w:ascii="Calibri" w:hAnsi="Calibri" w:cs="Calibri"/>
+              </w:rPr>
               <w:t>Expected Result</w:t>
             </w:r>
           </w:p>
@@ -2988,8 +4135,14 @@
           <w:p>
             <w:pPr>
               <w:pStyle w:val="Compact"/>
-            </w:pPr>
-            <w:r>
+              <w:rPr>
+                <w:rFonts w:ascii="Calibri" w:hAnsi="Calibri" w:cs="Calibri"/>
+              </w:rPr>
+            </w:pPr>
+            <w:r>
+              <w:rPr>
+                <w:rFonts w:ascii="Calibri" w:hAnsi="Calibri" w:cs="Calibri"/>
+              </w:rPr>
               <w:t>Actual Result</w:t>
             </w:r>
           </w:p>
@@ -3001,8 +4154,14 @@
           <w:p>
             <w:pPr>
               <w:pStyle w:val="Compact"/>
-            </w:pPr>
-            <w:r>
+              <w:rPr>
+                <w:rFonts w:ascii="Calibri" w:hAnsi="Calibri" w:cs="Calibri"/>
+              </w:rPr>
+            </w:pPr>
+            <w:r>
+              <w:rPr>
+                <w:rFonts w:ascii="Calibri" w:hAnsi="Calibri" w:cs="Calibri"/>
+              </w:rPr>
               <w:t>Pass/Fail</w:t>
             </w:r>
           </w:p>
@@ -3014,8 +4173,14 @@
           <w:p>
             <w:pPr>
               <w:pStyle w:val="Compact"/>
-            </w:pPr>
-            <w:r>
+              <w:rPr>
+                <w:rFonts w:ascii="Calibri" w:hAnsi="Calibri" w:cs="Calibri"/>
+              </w:rPr>
+            </w:pPr>
+            <w:r>
+              <w:rPr>
+                <w:rFonts w:ascii="Calibri" w:hAnsi="Calibri" w:cs="Calibri"/>
+              </w:rPr>
               <w:t>Comments</w:t>
             </w:r>
           </w:p>
@@ -3029,9 +4194,13 @@
           <w:p>
             <w:pPr>
               <w:pStyle w:val="Compact"/>
-            </w:pPr>
-            <w:r>
-              <w:rPr>
+              <w:rPr>
+                <w:rFonts w:ascii="Calibri" w:hAnsi="Calibri" w:cs="Calibri"/>
+              </w:rPr>
+            </w:pPr>
+            <w:r>
+              <w:rPr>
+                <w:rFonts w:ascii="Calibri" w:hAnsi="Calibri" w:cs="Calibri"/>
                 <w:b/>
                 <w:bCs/>
               </w:rPr>
@@ -3046,8 +4215,14 @@
           <w:p>
             <w:pPr>
               <w:pStyle w:val="Compact"/>
-            </w:pPr>
-            <w:r>
+              <w:rPr>
+                <w:rFonts w:ascii="Calibri" w:hAnsi="Calibri" w:cs="Calibri"/>
+              </w:rPr>
+            </w:pPr>
+            <w:r>
+              <w:rPr>
+                <w:rFonts w:ascii="Calibri" w:hAnsi="Calibri" w:cs="Calibri"/>
+              </w:rPr>
               <w:t>B2: Chat Input</w:t>
             </w:r>
           </w:p>
@@ -3059,14 +4234,21 @@
           <w:p>
             <w:pPr>
               <w:pStyle w:val="Compact"/>
+              <w:rPr>
+                <w:rFonts w:ascii="Calibri" w:hAnsi="Calibri" w:cs="Calibri"/>
+              </w:rPr>
             </w:pPr>
             <w:r>
               <w:rPr>
                 <w:rStyle w:val="VerbatimChar"/>
+                <w:rFonts w:ascii="Calibri" w:hAnsi="Calibri" w:cs="Calibri"/>
               </w:rPr>
               <w:t>[Blank]</w:t>
             </w:r>
             <w:r>
+              <w:rPr>
+                <w:rFonts w:ascii="Calibri" w:hAnsi="Calibri" w:cs="Calibri"/>
+              </w:rPr>
               <w:t xml:space="preserve"> (or spaces only)</w:t>
             </w:r>
           </w:p>
@@ -3078,56 +4260,90 @@
           <w:p>
             <w:pPr>
               <w:pStyle w:val="Compact"/>
-            </w:pPr>
-            <w:r>
+              <w:rPr>
+                <w:rFonts w:ascii="Calibri" w:hAnsi="Calibri" w:cs="Calibri"/>
+              </w:rPr>
+            </w:pPr>
+            <w:r>
+              <w:rPr>
+                <w:rFonts w:ascii="Calibri" w:hAnsi="Calibri" w:cs="Calibri"/>
+              </w:rPr>
               <w:t xml:space="preserve">The </w:t>
             </w:r>
             <w:r>
               <w:rPr>
+                <w:rFonts w:ascii="Calibri" w:hAnsi="Calibri" w:cs="Calibri"/>
                 <w:b/>
                 <w:bCs/>
               </w:rPr>
               <w:t>Send</w:t>
             </w:r>
             <w:r>
-              <w:t xml:space="preserve"> button is disabled, or clicking it does not trigger any action. No API calls are made.</w:t>
-            </w:r>
-          </w:p>
-        </w:tc>
-        <w:tc>
-          <w:tcPr>
-            <w:tcW w:w="1131" w:type="dxa"/>
-          </w:tcPr>
-          <w:p>
-            <w:pPr>
-              <w:pStyle w:val="Compact"/>
-            </w:pPr>
-          </w:p>
-        </w:tc>
-        <w:tc>
-          <w:tcPr>
-            <w:tcW w:w="1131" w:type="dxa"/>
-          </w:tcPr>
-          <w:p>
-            <w:pPr>
-              <w:pStyle w:val="Compact"/>
-            </w:pPr>
-          </w:p>
-        </w:tc>
-        <w:tc>
-          <w:tcPr>
-            <w:tcW w:w="1131" w:type="dxa"/>
-          </w:tcPr>
-          <w:p>
-            <w:pPr>
-              <w:pStyle w:val="Compact"/>
+              <w:rPr>
+                <w:rFonts w:ascii="Calibri" w:hAnsi="Calibri" w:cs="Calibri"/>
+              </w:rPr>
+              <w:t xml:space="preserve"> button is disabled, or clicking it does not trigger any action. No API calls </w:t>
+            </w:r>
+            <w:r>
+              <w:rPr>
+                <w:rFonts w:ascii="Calibri" w:hAnsi="Calibri" w:cs="Calibri"/>
+              </w:rPr>
+              <w:lastRenderedPageBreak/>
+              <w:t>are made.</w:t>
+            </w:r>
+          </w:p>
+        </w:tc>
+        <w:tc>
+          <w:tcPr>
+            <w:tcW w:w="1131" w:type="dxa"/>
+          </w:tcPr>
+          <w:p>
+            <w:pPr>
+              <w:pStyle w:val="Compact"/>
+              <w:rPr>
+                <w:rFonts w:ascii="Calibri" w:hAnsi="Calibri" w:cs="Calibri"/>
+              </w:rPr>
+            </w:pPr>
+          </w:p>
+        </w:tc>
+        <w:tc>
+          <w:tcPr>
+            <w:tcW w:w="1131" w:type="dxa"/>
+          </w:tcPr>
+          <w:p>
+            <w:pPr>
+              <w:pStyle w:val="Compact"/>
+              <w:rPr>
+                <w:rFonts w:ascii="Calibri" w:hAnsi="Calibri" w:cs="Calibri"/>
+              </w:rPr>
+            </w:pPr>
+          </w:p>
+        </w:tc>
+        <w:tc>
+          <w:tcPr>
+            <w:tcW w:w="1131" w:type="dxa"/>
+          </w:tcPr>
+          <w:p>
+            <w:pPr>
+              <w:pStyle w:val="Compact"/>
+              <w:rPr>
+                <w:rFonts w:ascii="Calibri" w:hAnsi="Calibri" w:cs="Calibri"/>
+              </w:rPr>
             </w:pPr>
           </w:p>
         </w:tc>
       </w:tr>
     </w:tbl>
     <w:p>
+      <w:pPr>
+        <w:rPr>
+          <w:rFonts w:ascii="Calibri" w:hAnsi="Calibri" w:cs="Calibri"/>
+        </w:rPr>
+      </w:pPr>
       <w:r>
+        <w:rPr>
+          <w:rFonts w:ascii="Calibri" w:hAnsi="Calibri" w:cs="Calibri"/>
+        </w:rPr>
         <w:pict w14:anchorId="2F816BB1">
           <v:rect id="_x0000_i1030" style="width:0;height:1.5pt" o:hralign="center" o:hrstd="t" o:hr="t"/>
         </w:pict>
@@ -3136,10 +4352,16 @@
     <w:p>
       <w:pPr>
         <w:pStyle w:val="Heading3"/>
+        <w:rPr>
+          <w:rFonts w:ascii="Calibri" w:hAnsi="Calibri" w:cs="Calibri"/>
+        </w:rPr>
       </w:pPr>
       <w:bookmarkStart w:id="7" w:name="tc5-boundary-parameters-extraction"/>
       <w:bookmarkEnd w:id="6"/>
       <w:r>
+        <w:rPr>
+          <w:rFonts w:ascii="Calibri" w:hAnsi="Calibri" w:cs="Calibri"/>
+        </w:rPr>
         <w:t>TC5: Boundary Parameters Extraction</w:t>
       </w:r>
     </w:p>
@@ -3150,15 +4372,22 @@
           <w:ilvl w:val="0"/>
           <w:numId w:val="6"/>
         </w:numPr>
+        <w:rPr>
+          <w:rFonts w:ascii="Calibri" w:hAnsi="Calibri" w:cs="Calibri"/>
+        </w:rPr>
       </w:pPr>
       <w:r>
         <w:rPr>
+          <w:rFonts w:ascii="Calibri" w:hAnsi="Calibri" w:cs="Calibri"/>
           <w:b/>
           <w:bCs/>
         </w:rPr>
         <w:t>Actor</w:t>
       </w:r>
       <w:r>
+        <w:rPr>
+          <w:rFonts w:ascii="Calibri" w:hAnsi="Calibri" w:cs="Calibri"/>
+        </w:rPr>
         <w:t>: External Partner</w:t>
       </w:r>
     </w:p>
@@ -3169,15 +4398,22 @@
           <w:ilvl w:val="0"/>
           <w:numId w:val="6"/>
         </w:numPr>
+        <w:rPr>
+          <w:rFonts w:ascii="Calibri" w:hAnsi="Calibri" w:cs="Calibri"/>
+        </w:rPr>
       </w:pPr>
       <w:r>
         <w:rPr>
+          <w:rFonts w:ascii="Calibri" w:hAnsi="Calibri" w:cs="Calibri"/>
           <w:b/>
           <w:bCs/>
         </w:rPr>
         <w:t>Purpose</w:t>
       </w:r>
       <w:r>
+        <w:rPr>
+          <w:rFonts w:ascii="Calibri" w:hAnsi="Calibri" w:cs="Calibri"/>
+        </w:rPr>
         <w:t>: Verify that the AI correctly parses minimum/maximum boundary parameters from natural text.</w:t>
       </w:r>
     </w:p>
@@ -3209,8 +4445,14 @@
           <w:p>
             <w:pPr>
               <w:pStyle w:val="Compact"/>
-            </w:pPr>
-            <w:r>
+              <w:rPr>
+                <w:rFonts w:ascii="Calibri" w:hAnsi="Calibri" w:cs="Calibri"/>
+              </w:rPr>
+            </w:pPr>
+            <w:r>
+              <w:rPr>
+                <w:rFonts w:ascii="Calibri" w:hAnsi="Calibri" w:cs="Calibri"/>
+              </w:rPr>
               <w:t>Step</w:t>
             </w:r>
           </w:p>
@@ -3222,8 +4464,14 @@
           <w:p>
             <w:pPr>
               <w:pStyle w:val="Compact"/>
-            </w:pPr>
-            <w:r>
+              <w:rPr>
+                <w:rFonts w:ascii="Calibri" w:hAnsi="Calibri" w:cs="Calibri"/>
+              </w:rPr>
+            </w:pPr>
+            <w:r>
+              <w:rPr>
+                <w:rFonts w:ascii="Calibri" w:hAnsi="Calibri" w:cs="Calibri"/>
+              </w:rPr>
               <w:t>Variable / Selection</w:t>
             </w:r>
           </w:p>
@@ -3235,8 +4483,14 @@
           <w:p>
             <w:pPr>
               <w:pStyle w:val="Compact"/>
-            </w:pPr>
-            <w:r>
+              <w:rPr>
+                <w:rFonts w:ascii="Calibri" w:hAnsi="Calibri" w:cs="Calibri"/>
+              </w:rPr>
+            </w:pPr>
+            <w:r>
+              <w:rPr>
+                <w:rFonts w:ascii="Calibri" w:hAnsi="Calibri" w:cs="Calibri"/>
+              </w:rPr>
               <w:t>Value</w:t>
             </w:r>
           </w:p>
@@ -3248,8 +4502,14 @@
           <w:p>
             <w:pPr>
               <w:pStyle w:val="Compact"/>
-            </w:pPr>
-            <w:r>
+              <w:rPr>
+                <w:rFonts w:ascii="Calibri" w:hAnsi="Calibri" w:cs="Calibri"/>
+              </w:rPr>
+            </w:pPr>
+            <w:r>
+              <w:rPr>
+                <w:rFonts w:ascii="Calibri" w:hAnsi="Calibri" w:cs="Calibri"/>
+              </w:rPr>
               <w:t>Expected Result</w:t>
             </w:r>
           </w:p>
@@ -3261,8 +4521,14 @@
           <w:p>
             <w:pPr>
               <w:pStyle w:val="Compact"/>
-            </w:pPr>
-            <w:r>
+              <w:rPr>
+                <w:rFonts w:ascii="Calibri" w:hAnsi="Calibri" w:cs="Calibri"/>
+              </w:rPr>
+            </w:pPr>
+            <w:r>
+              <w:rPr>
+                <w:rFonts w:ascii="Calibri" w:hAnsi="Calibri" w:cs="Calibri"/>
+              </w:rPr>
               <w:t>Actual Result</w:t>
             </w:r>
           </w:p>
@@ -3274,8 +4540,14 @@
           <w:p>
             <w:pPr>
               <w:pStyle w:val="Compact"/>
-            </w:pPr>
-            <w:r>
+              <w:rPr>
+                <w:rFonts w:ascii="Calibri" w:hAnsi="Calibri" w:cs="Calibri"/>
+              </w:rPr>
+            </w:pPr>
+            <w:r>
+              <w:rPr>
+                <w:rFonts w:ascii="Calibri" w:hAnsi="Calibri" w:cs="Calibri"/>
+              </w:rPr>
               <w:t>Pass/Fail</w:t>
             </w:r>
           </w:p>
@@ -3287,8 +4559,14 @@
           <w:p>
             <w:pPr>
               <w:pStyle w:val="Compact"/>
-            </w:pPr>
-            <w:r>
+              <w:rPr>
+                <w:rFonts w:ascii="Calibri" w:hAnsi="Calibri" w:cs="Calibri"/>
+              </w:rPr>
+            </w:pPr>
+            <w:r>
+              <w:rPr>
+                <w:rFonts w:ascii="Calibri" w:hAnsi="Calibri" w:cs="Calibri"/>
+              </w:rPr>
               <w:t>Comments</w:t>
             </w:r>
           </w:p>
@@ -3302,9 +4580,13 @@
           <w:p>
             <w:pPr>
               <w:pStyle w:val="Compact"/>
-            </w:pPr>
-            <w:r>
-              <w:rPr>
+              <w:rPr>
+                <w:rFonts w:ascii="Calibri" w:hAnsi="Calibri" w:cs="Calibri"/>
+              </w:rPr>
+            </w:pPr>
+            <w:r>
+              <w:rPr>
+                <w:rFonts w:ascii="Calibri" w:hAnsi="Calibri" w:cs="Calibri"/>
                 <w:b/>
                 <w:bCs/>
               </w:rPr>
@@ -3319,8 +4601,14 @@
           <w:p>
             <w:pPr>
               <w:pStyle w:val="Compact"/>
-            </w:pPr>
-            <w:r>
+              <w:rPr>
+                <w:rFonts w:ascii="Calibri" w:hAnsi="Calibri" w:cs="Calibri"/>
+              </w:rPr>
+            </w:pPr>
+            <w:r>
+              <w:rPr>
+                <w:rFonts w:ascii="Calibri" w:hAnsi="Calibri" w:cs="Calibri"/>
+              </w:rPr>
               <w:t>B2: Chat Input</w:t>
             </w:r>
           </w:p>
@@ -3332,10 +4620,14 @@
           <w:p>
             <w:pPr>
               <w:pStyle w:val="Compact"/>
+              <w:rPr>
+                <w:rFonts w:ascii="Calibri" w:hAnsi="Calibri" w:cs="Calibri"/>
+              </w:rPr>
             </w:pPr>
             <w:r>
               <w:rPr>
                 <w:rStyle w:val="VerbatimChar"/>
+                <w:rFonts w:ascii="Calibri" w:hAnsi="Calibri" w:cs="Calibri"/>
               </w:rPr>
               <w:t>"We have a tiny bin 100x100x100 and a 0.1kg part"</w:t>
             </w:r>
@@ -3348,8 +4640,14 @@
           <w:p>
             <w:pPr>
               <w:pStyle w:val="Compact"/>
-            </w:pPr>
-            <w:r>
+              <w:rPr>
+                <w:rFonts w:ascii="Calibri" w:hAnsi="Calibri" w:cs="Calibri"/>
+              </w:rPr>
+            </w:pPr>
+            <w:r>
+              <w:rPr>
+                <w:rFonts w:ascii="Calibri" w:hAnsi="Calibri" w:cs="Calibri"/>
+              </w:rPr>
               <w:t>Gemini processes values successfully.</w:t>
             </w:r>
           </w:p>
@@ -3361,26 +4659,35 @@
           <w:p>
             <w:pPr>
               <w:pStyle w:val="Compact"/>
-            </w:pPr>
-          </w:p>
-        </w:tc>
-        <w:tc>
-          <w:tcPr>
-            <w:tcW w:w="1131" w:type="dxa"/>
-          </w:tcPr>
-          <w:p>
-            <w:pPr>
-              <w:pStyle w:val="Compact"/>
-            </w:pPr>
-          </w:p>
-        </w:tc>
-        <w:tc>
-          <w:tcPr>
-            <w:tcW w:w="1131" w:type="dxa"/>
-          </w:tcPr>
-          <w:p>
-            <w:pPr>
-              <w:pStyle w:val="Compact"/>
+              <w:rPr>
+                <w:rFonts w:ascii="Calibri" w:hAnsi="Calibri" w:cs="Calibri"/>
+              </w:rPr>
+            </w:pPr>
+          </w:p>
+        </w:tc>
+        <w:tc>
+          <w:tcPr>
+            <w:tcW w:w="1131" w:type="dxa"/>
+          </w:tcPr>
+          <w:p>
+            <w:pPr>
+              <w:pStyle w:val="Compact"/>
+              <w:rPr>
+                <w:rFonts w:ascii="Calibri" w:hAnsi="Calibri" w:cs="Calibri"/>
+              </w:rPr>
+            </w:pPr>
+          </w:p>
+        </w:tc>
+        <w:tc>
+          <w:tcPr>
+            <w:tcW w:w="1131" w:type="dxa"/>
+          </w:tcPr>
+          <w:p>
+            <w:pPr>
+              <w:pStyle w:val="Compact"/>
+              <w:rPr>
+                <w:rFonts w:ascii="Calibri" w:hAnsi="Calibri" w:cs="Calibri"/>
+              </w:rPr>
             </w:pPr>
           </w:p>
         </w:tc>
@@ -3393,9 +4700,13 @@
           <w:p>
             <w:pPr>
               <w:pStyle w:val="Compact"/>
-            </w:pPr>
-            <w:r>
-              <w:rPr>
+              <w:rPr>
+                <w:rFonts w:ascii="Calibri" w:hAnsi="Calibri" w:cs="Calibri"/>
+              </w:rPr>
+            </w:pPr>
+            <w:r>
+              <w:rPr>
+                <w:rFonts w:ascii="Calibri" w:hAnsi="Calibri" w:cs="Calibri"/>
                 <w:b/>
                 <w:bCs/>
               </w:rPr>
@@ -3410,8 +4721,14 @@
           <w:p>
             <w:pPr>
               <w:pStyle w:val="Compact"/>
-            </w:pPr>
-            <w:r>
+              <w:rPr>
+                <w:rFonts w:ascii="Calibri" w:hAnsi="Calibri" w:cs="Calibri"/>
+              </w:rPr>
+            </w:pPr>
+            <w:r>
+              <w:rPr>
+                <w:rFonts w:ascii="Calibri" w:hAnsi="Calibri" w:cs="Calibri"/>
+              </w:rPr>
               <w:t>B5 &amp; B6: Response</w:t>
             </w:r>
           </w:p>
@@ -3423,8 +4740,14 @@
           <w:p>
             <w:pPr>
               <w:pStyle w:val="Compact"/>
-            </w:pPr>
-            <w:r>
+              <w:rPr>
+                <w:rFonts w:ascii="Calibri" w:hAnsi="Calibri" w:cs="Calibri"/>
+              </w:rPr>
+            </w:pPr>
+            <w:r>
+              <w:rPr>
+                <w:rFonts w:ascii="Calibri" w:hAnsi="Calibri" w:cs="Calibri"/>
+              </w:rPr>
               <w:t>Proposal JSON with minimum boundary values</w:t>
             </w:r>
           </w:p>
@@ -3436,30 +4759,40 @@
           <w:p>
             <w:pPr>
               <w:pStyle w:val="Compact"/>
-            </w:pPr>
-            <w:r>
+              <w:rPr>
+                <w:rFonts w:ascii="Calibri" w:hAnsi="Calibri" w:cs="Calibri"/>
+              </w:rPr>
+            </w:pPr>
+            <w:r>
+              <w:rPr>
+                <w:rFonts w:ascii="Calibri" w:hAnsi="Calibri" w:cs="Calibri"/>
+              </w:rPr>
               <w:t xml:space="preserve">Comparison card lists proposed values: dimensions = </w:t>
             </w:r>
             <w:r>
               <w:rPr>
                 <w:rStyle w:val="VerbatimChar"/>
+                <w:rFonts w:ascii="Calibri" w:hAnsi="Calibri" w:cs="Calibri"/>
               </w:rPr>
               <w:t>100</w:t>
             </w:r>
             <w:r>
-              <w:t xml:space="preserve">, </w:t>
-            </w:r>
-            <w:r>
-              <w:lastRenderedPageBreak/>
-              <w:t xml:space="preserve">weight = </w:t>
+              <w:rPr>
+                <w:rFonts w:ascii="Calibri" w:hAnsi="Calibri" w:cs="Calibri"/>
+              </w:rPr>
+              <w:t xml:space="preserve">, weight = </w:t>
             </w:r>
             <w:r>
               <w:rPr>
                 <w:rStyle w:val="VerbatimChar"/>
+                <w:rFonts w:ascii="Calibri" w:hAnsi="Calibri" w:cs="Calibri"/>
               </w:rPr>
               <w:t>0.1</w:t>
             </w:r>
             <w:r>
+              <w:rPr>
+                <w:rFonts w:ascii="Calibri" w:hAnsi="Calibri" w:cs="Calibri"/>
+              </w:rPr>
               <w:t>.</w:t>
             </w:r>
           </w:p>
@@ -3471,26 +4804,35 @@
           <w:p>
             <w:pPr>
               <w:pStyle w:val="Compact"/>
-            </w:pPr>
-          </w:p>
-        </w:tc>
-        <w:tc>
-          <w:tcPr>
-            <w:tcW w:w="1131" w:type="dxa"/>
-          </w:tcPr>
-          <w:p>
-            <w:pPr>
-              <w:pStyle w:val="Compact"/>
-            </w:pPr>
-          </w:p>
-        </w:tc>
-        <w:tc>
-          <w:tcPr>
-            <w:tcW w:w="1131" w:type="dxa"/>
-          </w:tcPr>
-          <w:p>
-            <w:pPr>
-              <w:pStyle w:val="Compact"/>
+              <w:rPr>
+                <w:rFonts w:ascii="Calibri" w:hAnsi="Calibri" w:cs="Calibri"/>
+              </w:rPr>
+            </w:pPr>
+          </w:p>
+        </w:tc>
+        <w:tc>
+          <w:tcPr>
+            <w:tcW w:w="1131" w:type="dxa"/>
+          </w:tcPr>
+          <w:p>
+            <w:pPr>
+              <w:pStyle w:val="Compact"/>
+              <w:rPr>
+                <w:rFonts w:ascii="Calibri" w:hAnsi="Calibri" w:cs="Calibri"/>
+              </w:rPr>
+            </w:pPr>
+          </w:p>
+        </w:tc>
+        <w:tc>
+          <w:tcPr>
+            <w:tcW w:w="1131" w:type="dxa"/>
+          </w:tcPr>
+          <w:p>
+            <w:pPr>
+              <w:pStyle w:val="Compact"/>
+              <w:rPr>
+                <w:rFonts w:ascii="Calibri" w:hAnsi="Calibri" w:cs="Calibri"/>
+              </w:rPr>
             </w:pPr>
           </w:p>
         </w:tc>
@@ -3503,9 +4845,13 @@
           <w:p>
             <w:pPr>
               <w:pStyle w:val="Compact"/>
-            </w:pPr>
-            <w:r>
-              <w:rPr>
+              <w:rPr>
+                <w:rFonts w:ascii="Calibri" w:hAnsi="Calibri" w:cs="Calibri"/>
+              </w:rPr>
+            </w:pPr>
+            <w:r>
+              <w:rPr>
+                <w:rFonts w:ascii="Calibri" w:hAnsi="Calibri" w:cs="Calibri"/>
                 <w:b/>
                 <w:bCs/>
               </w:rPr>
@@ -3520,8 +4866,14 @@
           <w:p>
             <w:pPr>
               <w:pStyle w:val="Compact"/>
-            </w:pPr>
-            <w:r>
+              <w:rPr>
+                <w:rFonts w:ascii="Calibri" w:hAnsi="Calibri" w:cs="Calibri"/>
+              </w:rPr>
+            </w:pPr>
+            <w:r>
+              <w:rPr>
+                <w:rFonts w:ascii="Calibri" w:hAnsi="Calibri" w:cs="Calibri"/>
+              </w:rPr>
               <w:t>B7: Apply Action</w:t>
             </w:r>
           </w:p>
@@ -3533,12 +4885,19 @@
           <w:p>
             <w:pPr>
               <w:pStyle w:val="Compact"/>
-            </w:pPr>
-            <w:r>
+              <w:rPr>
+                <w:rFonts w:ascii="Calibri" w:hAnsi="Calibri" w:cs="Calibri"/>
+              </w:rPr>
+            </w:pPr>
+            <w:r>
+              <w:rPr>
+                <w:rFonts w:ascii="Calibri" w:hAnsi="Calibri" w:cs="Calibri"/>
+              </w:rPr>
               <w:t xml:space="preserve">Click </w:t>
             </w:r>
             <w:r>
               <w:rPr>
+                <w:rFonts w:ascii="Calibri" w:hAnsi="Calibri" w:cs="Calibri"/>
                 <w:b/>
                 <w:bCs/>
               </w:rPr>
@@ -3553,8 +4912,14 @@
           <w:p>
             <w:pPr>
               <w:pStyle w:val="Compact"/>
-            </w:pPr>
-            <w:r>
+              <w:rPr>
+                <w:rFonts w:ascii="Calibri" w:hAnsi="Calibri" w:cs="Calibri"/>
+              </w:rPr>
+            </w:pPr>
+            <w:r>
+              <w:rPr>
+                <w:rFonts w:ascii="Calibri" w:hAnsi="Calibri" w:cs="Calibri"/>
+              </w:rPr>
               <w:t>Values are successfully copied into the form fields.</w:t>
             </w:r>
           </w:p>
@@ -3566,33 +4931,50 @@
           <w:p>
             <w:pPr>
               <w:pStyle w:val="Compact"/>
-            </w:pPr>
-          </w:p>
-        </w:tc>
-        <w:tc>
-          <w:tcPr>
-            <w:tcW w:w="1131" w:type="dxa"/>
-          </w:tcPr>
-          <w:p>
-            <w:pPr>
-              <w:pStyle w:val="Compact"/>
-            </w:pPr>
-          </w:p>
-        </w:tc>
-        <w:tc>
-          <w:tcPr>
-            <w:tcW w:w="1131" w:type="dxa"/>
-          </w:tcPr>
-          <w:p>
-            <w:pPr>
-              <w:pStyle w:val="Compact"/>
+              <w:rPr>
+                <w:rFonts w:ascii="Calibri" w:hAnsi="Calibri" w:cs="Calibri"/>
+              </w:rPr>
+            </w:pPr>
+          </w:p>
+        </w:tc>
+        <w:tc>
+          <w:tcPr>
+            <w:tcW w:w="1131" w:type="dxa"/>
+          </w:tcPr>
+          <w:p>
+            <w:pPr>
+              <w:pStyle w:val="Compact"/>
+              <w:rPr>
+                <w:rFonts w:ascii="Calibri" w:hAnsi="Calibri" w:cs="Calibri"/>
+              </w:rPr>
+            </w:pPr>
+          </w:p>
+        </w:tc>
+        <w:tc>
+          <w:tcPr>
+            <w:tcW w:w="1131" w:type="dxa"/>
+          </w:tcPr>
+          <w:p>
+            <w:pPr>
+              <w:pStyle w:val="Compact"/>
+              <w:rPr>
+                <w:rFonts w:ascii="Calibri" w:hAnsi="Calibri" w:cs="Calibri"/>
+              </w:rPr>
             </w:pPr>
           </w:p>
         </w:tc>
       </w:tr>
     </w:tbl>
     <w:p>
+      <w:pPr>
+        <w:rPr>
+          <w:rFonts w:ascii="Calibri" w:hAnsi="Calibri" w:cs="Calibri"/>
+        </w:rPr>
+      </w:pPr>
       <w:r>
+        <w:rPr>
+          <w:rFonts w:ascii="Calibri" w:hAnsi="Calibri" w:cs="Calibri"/>
+        </w:rPr>
         <w:pict w14:anchorId="130D2CAC">
           <v:rect id="_x0000_i1031" style="width:0;height:1.5pt" o:hralign="center" o:hrstd="t" o:hr="t"/>
         </w:pict>
@@ -3601,10 +4983,16 @@
     <w:p>
       <w:pPr>
         <w:pStyle w:val="Heading3"/>
+        <w:rPr>
+          <w:rFonts w:ascii="Calibri" w:hAnsi="Calibri" w:cs="Calibri"/>
+        </w:rPr>
       </w:pPr>
       <w:bookmarkStart w:id="8" w:name="tc6-conflict-resolution-overwrite"/>
       <w:bookmarkEnd w:id="7"/>
       <w:r>
+        <w:rPr>
+          <w:rFonts w:ascii="Calibri" w:hAnsi="Calibri" w:cs="Calibri"/>
+        </w:rPr>
         <w:t>TC6: Conflict Resolution / Overwrite</w:t>
       </w:r>
     </w:p>
@@ -3615,15 +5003,22 @@
           <w:ilvl w:val="0"/>
           <w:numId w:val="7"/>
         </w:numPr>
+        <w:rPr>
+          <w:rFonts w:ascii="Calibri" w:hAnsi="Calibri" w:cs="Calibri"/>
+        </w:rPr>
       </w:pPr>
       <w:r>
         <w:rPr>
+          <w:rFonts w:ascii="Calibri" w:hAnsi="Calibri" w:cs="Calibri"/>
           <w:b/>
           <w:bCs/>
         </w:rPr>
         <w:t>Actor</w:t>
       </w:r>
       <w:r>
+        <w:rPr>
+          <w:rFonts w:ascii="Calibri" w:hAnsi="Calibri" w:cs="Calibri"/>
+        </w:rPr>
         <w:t>: External Partner</w:t>
       </w:r>
     </w:p>
@@ -3634,15 +5029,22 @@
           <w:ilvl w:val="0"/>
           <w:numId w:val="7"/>
         </w:numPr>
+        <w:rPr>
+          <w:rFonts w:ascii="Calibri" w:hAnsi="Calibri" w:cs="Calibri"/>
+        </w:rPr>
       </w:pPr>
       <w:r>
         <w:rPr>
+          <w:rFonts w:ascii="Calibri" w:hAnsi="Calibri" w:cs="Calibri"/>
           <w:b/>
           <w:bCs/>
         </w:rPr>
         <w:t>Purpose</w:t>
       </w:r>
       <w:r>
+        <w:rPr>
+          <w:rFonts w:ascii="Calibri" w:hAnsi="Calibri" w:cs="Calibri"/>
+        </w:rPr>
         <w:t>: Verify that applying a new AI proposal correctly overwrites previous form values.</w:t>
       </w:r>
     </w:p>
@@ -3674,8 +5076,14 @@
           <w:p>
             <w:pPr>
               <w:pStyle w:val="Compact"/>
-            </w:pPr>
-            <w:r>
+              <w:rPr>
+                <w:rFonts w:ascii="Calibri" w:hAnsi="Calibri" w:cs="Calibri"/>
+              </w:rPr>
+            </w:pPr>
+            <w:r>
+              <w:rPr>
+                <w:rFonts w:ascii="Calibri" w:hAnsi="Calibri" w:cs="Calibri"/>
+              </w:rPr>
               <w:t>Step</w:t>
             </w:r>
           </w:p>
@@ -3687,8 +5095,14 @@
           <w:p>
             <w:pPr>
               <w:pStyle w:val="Compact"/>
-            </w:pPr>
-            <w:r>
+              <w:rPr>
+                <w:rFonts w:ascii="Calibri" w:hAnsi="Calibri" w:cs="Calibri"/>
+              </w:rPr>
+            </w:pPr>
+            <w:r>
+              <w:rPr>
+                <w:rFonts w:ascii="Calibri" w:hAnsi="Calibri" w:cs="Calibri"/>
+              </w:rPr>
               <w:t>Variable / Selection</w:t>
             </w:r>
           </w:p>
@@ -3700,8 +5114,14 @@
           <w:p>
             <w:pPr>
               <w:pStyle w:val="Compact"/>
-            </w:pPr>
-            <w:r>
+              <w:rPr>
+                <w:rFonts w:ascii="Calibri" w:hAnsi="Calibri" w:cs="Calibri"/>
+              </w:rPr>
+            </w:pPr>
+            <w:r>
+              <w:rPr>
+                <w:rFonts w:ascii="Calibri" w:hAnsi="Calibri" w:cs="Calibri"/>
+              </w:rPr>
               <w:t>Value</w:t>
             </w:r>
           </w:p>
@@ -3713,8 +5133,14 @@
           <w:p>
             <w:pPr>
               <w:pStyle w:val="Compact"/>
-            </w:pPr>
-            <w:r>
+              <w:rPr>
+                <w:rFonts w:ascii="Calibri" w:hAnsi="Calibri" w:cs="Calibri"/>
+              </w:rPr>
+            </w:pPr>
+            <w:r>
+              <w:rPr>
+                <w:rFonts w:ascii="Calibri" w:hAnsi="Calibri" w:cs="Calibri"/>
+              </w:rPr>
               <w:t>Expected Result</w:t>
             </w:r>
           </w:p>
@@ -3726,8 +5152,14 @@
           <w:p>
             <w:pPr>
               <w:pStyle w:val="Compact"/>
-            </w:pPr>
-            <w:r>
+              <w:rPr>
+                <w:rFonts w:ascii="Calibri" w:hAnsi="Calibri" w:cs="Calibri"/>
+              </w:rPr>
+            </w:pPr>
+            <w:r>
+              <w:rPr>
+                <w:rFonts w:ascii="Calibri" w:hAnsi="Calibri" w:cs="Calibri"/>
+              </w:rPr>
               <w:t>Actual Result</w:t>
             </w:r>
           </w:p>
@@ -3739,8 +5171,14 @@
           <w:p>
             <w:pPr>
               <w:pStyle w:val="Compact"/>
-            </w:pPr>
-            <w:r>
+              <w:rPr>
+                <w:rFonts w:ascii="Calibri" w:hAnsi="Calibri" w:cs="Calibri"/>
+              </w:rPr>
+            </w:pPr>
+            <w:r>
+              <w:rPr>
+                <w:rFonts w:ascii="Calibri" w:hAnsi="Calibri" w:cs="Calibri"/>
+              </w:rPr>
               <w:t>Pass/Fail</w:t>
             </w:r>
           </w:p>
@@ -3752,8 +5190,14 @@
           <w:p>
             <w:pPr>
               <w:pStyle w:val="Compact"/>
-            </w:pPr>
-            <w:r>
+              <w:rPr>
+                <w:rFonts w:ascii="Calibri" w:hAnsi="Calibri" w:cs="Calibri"/>
+              </w:rPr>
+            </w:pPr>
+            <w:r>
+              <w:rPr>
+                <w:rFonts w:ascii="Calibri" w:hAnsi="Calibri" w:cs="Calibri"/>
+              </w:rPr>
               <w:t>Comments</w:t>
             </w:r>
           </w:p>
@@ -3767,9 +5211,13 @@
           <w:p>
             <w:pPr>
               <w:pStyle w:val="Compact"/>
-            </w:pPr>
-            <w:r>
-              <w:rPr>
+              <w:rPr>
+                <w:rFonts w:ascii="Calibri" w:hAnsi="Calibri" w:cs="Calibri"/>
+              </w:rPr>
+            </w:pPr>
+            <w:r>
+              <w:rPr>
+                <w:rFonts w:ascii="Calibri" w:hAnsi="Calibri" w:cs="Calibri"/>
                 <w:b/>
                 <w:bCs/>
               </w:rPr>
@@ -3784,8 +5232,14 @@
           <w:p>
             <w:pPr>
               <w:pStyle w:val="Compact"/>
-            </w:pPr>
-            <w:r>
+              <w:rPr>
+                <w:rFonts w:ascii="Calibri" w:hAnsi="Calibri" w:cs="Calibri"/>
+              </w:rPr>
+            </w:pPr>
+            <w:r>
+              <w:rPr>
+                <w:rFonts w:ascii="Calibri" w:hAnsi="Calibri" w:cs="Calibri"/>
+              </w:rPr>
               <w:t>Precondition</w:t>
             </w:r>
           </w:p>
@@ -3797,27 +5251,49 @@
           <w:p>
             <w:pPr>
               <w:pStyle w:val="Compact"/>
-            </w:pPr>
-            <w:r>
+              <w:rPr>
+                <w:rFonts w:ascii="Calibri" w:hAnsi="Calibri" w:cs="Calibri"/>
+              </w:rPr>
+            </w:pPr>
+            <w:r>
+              <w:rPr>
+                <w:rFonts w:ascii="Calibri" w:hAnsi="Calibri" w:cs="Calibri"/>
+              </w:rPr>
               <w:t xml:space="preserve">Robot brand in form is </w:t>
             </w:r>
             <w:r>
               <w:rPr>
                 <w:rStyle w:val="VerbatimChar"/>
-              </w:rPr>
-              <w:t>"Universal Robots"</w:t>
-            </w:r>
-          </w:p>
-        </w:tc>
-        <w:tc>
-          <w:tcPr>
-            <w:tcW w:w="1131" w:type="dxa"/>
-          </w:tcPr>
-          <w:p>
-            <w:pPr>
-              <w:pStyle w:val="Compact"/>
-            </w:pPr>
-            <w:r>
+                <w:rFonts w:ascii="Calibri" w:hAnsi="Calibri" w:cs="Calibri"/>
+              </w:rPr>
+              <w:t xml:space="preserve">"Universal </w:t>
+            </w:r>
+            <w:r>
+              <w:rPr>
+                <w:rStyle w:val="VerbatimChar"/>
+                <w:rFonts w:ascii="Calibri" w:hAnsi="Calibri" w:cs="Calibri"/>
+              </w:rPr>
+              <w:lastRenderedPageBreak/>
+              <w:t>Robots"</w:t>
+            </w:r>
+          </w:p>
+        </w:tc>
+        <w:tc>
+          <w:tcPr>
+            <w:tcW w:w="1131" w:type="dxa"/>
+          </w:tcPr>
+          <w:p>
+            <w:pPr>
+              <w:pStyle w:val="Compact"/>
+              <w:rPr>
+                <w:rFonts w:ascii="Calibri" w:hAnsi="Calibri" w:cs="Calibri"/>
+              </w:rPr>
+            </w:pPr>
+            <w:r>
+              <w:rPr>
+                <w:rFonts w:ascii="Calibri" w:hAnsi="Calibri" w:cs="Calibri"/>
+              </w:rPr>
+              <w:lastRenderedPageBreak/>
               <w:t>Current state is loaded in memory.</w:t>
             </w:r>
           </w:p>
@@ -3829,26 +5305,35 @@
           <w:p>
             <w:pPr>
               <w:pStyle w:val="Compact"/>
-            </w:pPr>
-          </w:p>
-        </w:tc>
-        <w:tc>
-          <w:tcPr>
-            <w:tcW w:w="1131" w:type="dxa"/>
-          </w:tcPr>
-          <w:p>
-            <w:pPr>
-              <w:pStyle w:val="Compact"/>
-            </w:pPr>
-          </w:p>
-        </w:tc>
-        <w:tc>
-          <w:tcPr>
-            <w:tcW w:w="1131" w:type="dxa"/>
-          </w:tcPr>
-          <w:p>
-            <w:pPr>
-              <w:pStyle w:val="Compact"/>
+              <w:rPr>
+                <w:rFonts w:ascii="Calibri" w:hAnsi="Calibri" w:cs="Calibri"/>
+              </w:rPr>
+            </w:pPr>
+          </w:p>
+        </w:tc>
+        <w:tc>
+          <w:tcPr>
+            <w:tcW w:w="1131" w:type="dxa"/>
+          </w:tcPr>
+          <w:p>
+            <w:pPr>
+              <w:pStyle w:val="Compact"/>
+              <w:rPr>
+                <w:rFonts w:ascii="Calibri" w:hAnsi="Calibri" w:cs="Calibri"/>
+              </w:rPr>
+            </w:pPr>
+          </w:p>
+        </w:tc>
+        <w:tc>
+          <w:tcPr>
+            <w:tcW w:w="1131" w:type="dxa"/>
+          </w:tcPr>
+          <w:p>
+            <w:pPr>
+              <w:pStyle w:val="Compact"/>
+              <w:rPr>
+                <w:rFonts w:ascii="Calibri" w:hAnsi="Calibri" w:cs="Calibri"/>
+              </w:rPr>
             </w:pPr>
           </w:p>
         </w:tc>
@@ -3861,9 +5346,13 @@
           <w:p>
             <w:pPr>
               <w:pStyle w:val="Compact"/>
-            </w:pPr>
-            <w:r>
-              <w:rPr>
+              <w:rPr>
+                <w:rFonts w:ascii="Calibri" w:hAnsi="Calibri" w:cs="Calibri"/>
+              </w:rPr>
+            </w:pPr>
+            <w:r>
+              <w:rPr>
+                <w:rFonts w:ascii="Calibri" w:hAnsi="Calibri" w:cs="Calibri"/>
                 <w:b/>
                 <w:bCs/>
               </w:rPr>
@@ -3878,8 +5367,14 @@
           <w:p>
             <w:pPr>
               <w:pStyle w:val="Compact"/>
-            </w:pPr>
-            <w:r>
+              <w:rPr>
+                <w:rFonts w:ascii="Calibri" w:hAnsi="Calibri" w:cs="Calibri"/>
+              </w:rPr>
+            </w:pPr>
+            <w:r>
+              <w:rPr>
+                <w:rFonts w:ascii="Calibri" w:hAnsi="Calibri" w:cs="Calibri"/>
+              </w:rPr>
               <w:t>B2: Chat Input</w:t>
             </w:r>
           </w:p>
@@ -3891,10 +5386,14 @@
           <w:p>
             <w:pPr>
               <w:pStyle w:val="Compact"/>
+              <w:rPr>
+                <w:rFonts w:ascii="Calibri" w:hAnsi="Calibri" w:cs="Calibri"/>
+              </w:rPr>
             </w:pPr>
             <w:r>
               <w:rPr>
                 <w:rStyle w:val="VerbatimChar"/>
+                <w:rFonts w:ascii="Calibri" w:hAnsi="Calibri" w:cs="Calibri"/>
               </w:rPr>
               <w:t>"Actually we changed the robot, it's KUKA now."</w:t>
             </w:r>
@@ -3907,8 +5406,14 @@
           <w:p>
             <w:pPr>
               <w:pStyle w:val="Compact"/>
-            </w:pPr>
-            <w:r>
+              <w:rPr>
+                <w:rFonts w:ascii="Calibri" w:hAnsi="Calibri" w:cs="Calibri"/>
+              </w:rPr>
+            </w:pPr>
+            <w:r>
+              <w:rPr>
+                <w:rFonts w:ascii="Calibri" w:hAnsi="Calibri" w:cs="Calibri"/>
+              </w:rPr>
               <w:t>Request is processed.</w:t>
             </w:r>
           </w:p>
@@ -3920,26 +5425,35 @@
           <w:p>
             <w:pPr>
               <w:pStyle w:val="Compact"/>
-            </w:pPr>
-          </w:p>
-        </w:tc>
-        <w:tc>
-          <w:tcPr>
-            <w:tcW w:w="1131" w:type="dxa"/>
-          </w:tcPr>
-          <w:p>
-            <w:pPr>
-              <w:pStyle w:val="Compact"/>
-            </w:pPr>
-          </w:p>
-        </w:tc>
-        <w:tc>
-          <w:tcPr>
-            <w:tcW w:w="1131" w:type="dxa"/>
-          </w:tcPr>
-          <w:p>
-            <w:pPr>
-              <w:pStyle w:val="Compact"/>
+              <w:rPr>
+                <w:rFonts w:ascii="Calibri" w:hAnsi="Calibri" w:cs="Calibri"/>
+              </w:rPr>
+            </w:pPr>
+          </w:p>
+        </w:tc>
+        <w:tc>
+          <w:tcPr>
+            <w:tcW w:w="1131" w:type="dxa"/>
+          </w:tcPr>
+          <w:p>
+            <w:pPr>
+              <w:pStyle w:val="Compact"/>
+              <w:rPr>
+                <w:rFonts w:ascii="Calibri" w:hAnsi="Calibri" w:cs="Calibri"/>
+              </w:rPr>
+            </w:pPr>
+          </w:p>
+        </w:tc>
+        <w:tc>
+          <w:tcPr>
+            <w:tcW w:w="1131" w:type="dxa"/>
+          </w:tcPr>
+          <w:p>
+            <w:pPr>
+              <w:pStyle w:val="Compact"/>
+              <w:rPr>
+                <w:rFonts w:ascii="Calibri" w:hAnsi="Calibri" w:cs="Calibri"/>
+              </w:rPr>
             </w:pPr>
           </w:p>
         </w:tc>
@@ -3952,9 +5466,13 @@
           <w:p>
             <w:pPr>
               <w:pStyle w:val="Compact"/>
-            </w:pPr>
-            <w:r>
-              <w:rPr>
+              <w:rPr>
+                <w:rFonts w:ascii="Calibri" w:hAnsi="Calibri" w:cs="Calibri"/>
+              </w:rPr>
+            </w:pPr>
+            <w:r>
+              <w:rPr>
+                <w:rFonts w:ascii="Calibri" w:hAnsi="Calibri" w:cs="Calibri"/>
                 <w:b/>
                 <w:bCs/>
               </w:rPr>
@@ -3969,8 +5487,14 @@
           <w:p>
             <w:pPr>
               <w:pStyle w:val="Compact"/>
-            </w:pPr>
-            <w:r>
+              <w:rPr>
+                <w:rFonts w:ascii="Calibri" w:hAnsi="Calibri" w:cs="Calibri"/>
+              </w:rPr>
+            </w:pPr>
+            <w:r>
+              <w:rPr>
+                <w:rFonts w:ascii="Calibri" w:hAnsi="Calibri" w:cs="Calibri"/>
+              </w:rPr>
               <w:t>B6: Response</w:t>
             </w:r>
           </w:p>
@@ -3982,22 +5506,33 @@
           <w:p>
             <w:pPr>
               <w:pStyle w:val="Compact"/>
-            </w:pPr>
-            <w:r>
+              <w:rPr>
+                <w:rFonts w:ascii="Calibri" w:hAnsi="Calibri" w:cs="Calibri"/>
+              </w:rPr>
+            </w:pPr>
+            <w:r>
+              <w:rPr>
+                <w:rFonts w:ascii="Calibri" w:hAnsi="Calibri" w:cs="Calibri"/>
+              </w:rPr>
               <w:t xml:space="preserve">Proposal JSON updating </w:t>
             </w:r>
             <w:r>
               <w:rPr>
                 <w:rStyle w:val="VerbatimChar"/>
+                <w:rFonts w:ascii="Calibri" w:hAnsi="Calibri" w:cs="Calibri"/>
               </w:rPr>
               <w:t>robotBrand</w:t>
             </w:r>
             <w:r>
+              <w:rPr>
+                <w:rFonts w:ascii="Calibri" w:hAnsi="Calibri" w:cs="Calibri"/>
+              </w:rPr>
               <w:t xml:space="preserve"> to </w:t>
             </w:r>
             <w:r>
               <w:rPr>
                 <w:rStyle w:val="VerbatimChar"/>
+                <w:rFonts w:ascii="Calibri" w:hAnsi="Calibri" w:cs="Calibri"/>
               </w:rPr>
               <w:t>KUKA</w:t>
             </w:r>
@@ -4010,26 +5545,40 @@
           <w:p>
             <w:pPr>
               <w:pStyle w:val="Compact"/>
-            </w:pPr>
-            <w:r>
+              <w:rPr>
+                <w:rFonts w:ascii="Calibri" w:hAnsi="Calibri" w:cs="Calibri"/>
+              </w:rPr>
+            </w:pPr>
+            <w:r>
+              <w:rPr>
+                <w:rFonts w:ascii="Calibri" w:hAnsi="Calibri" w:cs="Calibri"/>
+              </w:rPr>
               <w:t>Comparison card displays old value (</w:t>
             </w:r>
             <w:r>
               <w:rPr>
                 <w:rStyle w:val="VerbatimChar"/>
+                <w:rFonts w:ascii="Calibri" w:hAnsi="Calibri" w:cs="Calibri"/>
               </w:rPr>
               <w:t>Universal Robots</w:t>
             </w:r>
             <w:r>
+              <w:rPr>
+                <w:rFonts w:ascii="Calibri" w:hAnsi="Calibri" w:cs="Calibri"/>
+              </w:rPr>
               <w:t>) vs new proposed value (</w:t>
             </w:r>
             <w:r>
               <w:rPr>
                 <w:rStyle w:val="VerbatimChar"/>
+                <w:rFonts w:ascii="Calibri" w:hAnsi="Calibri" w:cs="Calibri"/>
               </w:rPr>
               <w:t>KUKA</w:t>
             </w:r>
             <w:r>
+              <w:rPr>
+                <w:rFonts w:ascii="Calibri" w:hAnsi="Calibri" w:cs="Calibri"/>
+              </w:rPr>
               <w:t>).</w:t>
             </w:r>
           </w:p>
@@ -4041,26 +5590,35 @@
           <w:p>
             <w:pPr>
               <w:pStyle w:val="Compact"/>
-            </w:pPr>
-          </w:p>
-        </w:tc>
-        <w:tc>
-          <w:tcPr>
-            <w:tcW w:w="1131" w:type="dxa"/>
-          </w:tcPr>
-          <w:p>
-            <w:pPr>
-              <w:pStyle w:val="Compact"/>
-            </w:pPr>
-          </w:p>
-        </w:tc>
-        <w:tc>
-          <w:tcPr>
-            <w:tcW w:w="1131" w:type="dxa"/>
-          </w:tcPr>
-          <w:p>
-            <w:pPr>
-              <w:pStyle w:val="Compact"/>
+              <w:rPr>
+                <w:rFonts w:ascii="Calibri" w:hAnsi="Calibri" w:cs="Calibri"/>
+              </w:rPr>
+            </w:pPr>
+          </w:p>
+        </w:tc>
+        <w:tc>
+          <w:tcPr>
+            <w:tcW w:w="1131" w:type="dxa"/>
+          </w:tcPr>
+          <w:p>
+            <w:pPr>
+              <w:pStyle w:val="Compact"/>
+              <w:rPr>
+                <w:rFonts w:ascii="Calibri" w:hAnsi="Calibri" w:cs="Calibri"/>
+              </w:rPr>
+            </w:pPr>
+          </w:p>
+        </w:tc>
+        <w:tc>
+          <w:tcPr>
+            <w:tcW w:w="1131" w:type="dxa"/>
+          </w:tcPr>
+          <w:p>
+            <w:pPr>
+              <w:pStyle w:val="Compact"/>
+              <w:rPr>
+                <w:rFonts w:ascii="Calibri" w:hAnsi="Calibri" w:cs="Calibri"/>
+              </w:rPr>
             </w:pPr>
           </w:p>
         </w:tc>
@@ -4073,9 +5631,13 @@
           <w:p>
             <w:pPr>
               <w:pStyle w:val="Compact"/>
-            </w:pPr>
-            <w:r>
-              <w:rPr>
+              <w:rPr>
+                <w:rFonts w:ascii="Calibri" w:hAnsi="Calibri" w:cs="Calibri"/>
+              </w:rPr>
+            </w:pPr>
+            <w:r>
+              <w:rPr>
+                <w:rFonts w:ascii="Calibri" w:hAnsi="Calibri" w:cs="Calibri"/>
                 <w:b/>
                 <w:bCs/>
               </w:rPr>
@@ -4090,8 +5652,14 @@
           <w:p>
             <w:pPr>
               <w:pStyle w:val="Compact"/>
-            </w:pPr>
-            <w:r>
+              <w:rPr>
+                <w:rFonts w:ascii="Calibri" w:hAnsi="Calibri" w:cs="Calibri"/>
+              </w:rPr>
+            </w:pPr>
+            <w:r>
+              <w:rPr>
+                <w:rFonts w:ascii="Calibri" w:hAnsi="Calibri" w:cs="Calibri"/>
+              </w:rPr>
               <w:t>B7: Apply Action</w:t>
             </w:r>
           </w:p>
@@ -4103,12 +5671,19 @@
           <w:p>
             <w:pPr>
               <w:pStyle w:val="Compact"/>
-            </w:pPr>
-            <w:r>
+              <w:rPr>
+                <w:rFonts w:ascii="Calibri" w:hAnsi="Calibri" w:cs="Calibri"/>
+              </w:rPr>
+            </w:pPr>
+            <w:r>
+              <w:rPr>
+                <w:rFonts w:ascii="Calibri" w:hAnsi="Calibri" w:cs="Calibri"/>
+              </w:rPr>
               <w:t xml:space="preserve">Click </w:t>
             </w:r>
             <w:r>
               <w:rPr>
+                <w:rFonts w:ascii="Calibri" w:hAnsi="Calibri" w:cs="Calibri"/>
                 <w:b/>
                 <w:bCs/>
               </w:rPr>
@@ -4123,59 +5698,82 @@
           <w:p>
             <w:pPr>
               <w:pStyle w:val="Compact"/>
-            </w:pPr>
-            <w:r>
+              <w:rPr>
+                <w:rFonts w:ascii="Calibri" w:hAnsi="Calibri" w:cs="Calibri"/>
+              </w:rPr>
+            </w:pPr>
+            <w:r>
+              <w:rPr>
+                <w:rFonts w:ascii="Calibri" w:hAnsi="Calibri" w:cs="Calibri"/>
+              </w:rPr>
               <w:t xml:space="preserve">Form field updates to </w:t>
             </w:r>
             <w:r>
               <w:rPr>
                 <w:rStyle w:val="VerbatimChar"/>
+                <w:rFonts w:ascii="Calibri" w:hAnsi="Calibri" w:cs="Calibri"/>
               </w:rPr>
               <w:t>KUKA</w:t>
             </w:r>
             <w:r>
-              <w:t xml:space="preserve">. Old </w:t>
-            </w:r>
-            <w:r>
-              <w:lastRenderedPageBreak/>
-              <w:t>value is replaced.</w:t>
-            </w:r>
-          </w:p>
-        </w:tc>
-        <w:tc>
-          <w:tcPr>
-            <w:tcW w:w="1131" w:type="dxa"/>
-          </w:tcPr>
-          <w:p>
-            <w:pPr>
-              <w:pStyle w:val="Compact"/>
-            </w:pPr>
-          </w:p>
-        </w:tc>
-        <w:tc>
-          <w:tcPr>
-            <w:tcW w:w="1131" w:type="dxa"/>
-          </w:tcPr>
-          <w:p>
-            <w:pPr>
-              <w:pStyle w:val="Compact"/>
-            </w:pPr>
-          </w:p>
-        </w:tc>
-        <w:tc>
-          <w:tcPr>
-            <w:tcW w:w="1131" w:type="dxa"/>
-          </w:tcPr>
-          <w:p>
-            <w:pPr>
-              <w:pStyle w:val="Compact"/>
+              <w:rPr>
+                <w:rFonts w:ascii="Calibri" w:hAnsi="Calibri" w:cs="Calibri"/>
+              </w:rPr>
+              <w:t>. Old value is replaced.</w:t>
+            </w:r>
+          </w:p>
+        </w:tc>
+        <w:tc>
+          <w:tcPr>
+            <w:tcW w:w="1131" w:type="dxa"/>
+          </w:tcPr>
+          <w:p>
+            <w:pPr>
+              <w:pStyle w:val="Compact"/>
+              <w:rPr>
+                <w:rFonts w:ascii="Calibri" w:hAnsi="Calibri" w:cs="Calibri"/>
+              </w:rPr>
+            </w:pPr>
+          </w:p>
+        </w:tc>
+        <w:tc>
+          <w:tcPr>
+            <w:tcW w:w="1131" w:type="dxa"/>
+          </w:tcPr>
+          <w:p>
+            <w:pPr>
+              <w:pStyle w:val="Compact"/>
+              <w:rPr>
+                <w:rFonts w:ascii="Calibri" w:hAnsi="Calibri" w:cs="Calibri"/>
+              </w:rPr>
+            </w:pPr>
+          </w:p>
+        </w:tc>
+        <w:tc>
+          <w:tcPr>
+            <w:tcW w:w="1131" w:type="dxa"/>
+          </w:tcPr>
+          <w:p>
+            <w:pPr>
+              <w:pStyle w:val="Compact"/>
+              <w:rPr>
+                <w:rFonts w:ascii="Calibri" w:hAnsi="Calibri" w:cs="Calibri"/>
+              </w:rPr>
             </w:pPr>
           </w:p>
         </w:tc>
       </w:tr>
     </w:tbl>
     <w:p>
+      <w:pPr>
+        <w:rPr>
+          <w:rFonts w:ascii="Calibri" w:hAnsi="Calibri" w:cs="Calibri"/>
+        </w:rPr>
+      </w:pPr>
       <w:r>
+        <w:rPr>
+          <w:rFonts w:ascii="Calibri" w:hAnsi="Calibri" w:cs="Calibri"/>
+        </w:rPr>
         <w:pict w14:anchorId="7B7789A0">
           <v:rect id="_x0000_i1032" style="width:0;height:1.5pt" o:hralign="center" o:hrstd="t" o:hr="t"/>
         </w:pict>
@@ -4184,10 +5782,16 @@
     <w:p>
       <w:pPr>
         <w:pStyle w:val="Heading3"/>
+        <w:rPr>
+          <w:rFonts w:ascii="Calibri" w:hAnsi="Calibri" w:cs="Calibri"/>
+        </w:rPr>
       </w:pPr>
       <w:bookmarkStart w:id="9" w:name="tc7-chat-file-upload-edge-cases"/>
       <w:bookmarkEnd w:id="8"/>
       <w:r>
+        <w:rPr>
+          <w:rFonts w:ascii="Calibri" w:hAnsi="Calibri" w:cs="Calibri"/>
+        </w:rPr>
         <w:t>TC7: Chat File Upload Edge Cases</w:t>
       </w:r>
     </w:p>
@@ -4198,15 +5802,22 @@
           <w:ilvl w:val="0"/>
           <w:numId w:val="8"/>
         </w:numPr>
+        <w:rPr>
+          <w:rFonts w:ascii="Calibri" w:hAnsi="Calibri" w:cs="Calibri"/>
+        </w:rPr>
       </w:pPr>
       <w:r>
         <w:rPr>
+          <w:rFonts w:ascii="Calibri" w:hAnsi="Calibri" w:cs="Calibri"/>
           <w:b/>
           <w:bCs/>
         </w:rPr>
         <w:t>Actor</w:t>
       </w:r>
       <w:r>
+        <w:rPr>
+          <w:rFonts w:ascii="Calibri" w:hAnsi="Calibri" w:cs="Calibri"/>
+        </w:rPr>
         <w:t>: External Partner</w:t>
       </w:r>
     </w:p>
@@ -4217,15 +5828,22 @@
           <w:ilvl w:val="0"/>
           <w:numId w:val="8"/>
         </w:numPr>
+        <w:rPr>
+          <w:rFonts w:ascii="Calibri" w:hAnsi="Calibri" w:cs="Calibri"/>
+        </w:rPr>
       </w:pPr>
       <w:r>
         <w:rPr>
+          <w:rFonts w:ascii="Calibri" w:hAnsi="Calibri" w:cs="Calibri"/>
           <w:b/>
           <w:bCs/>
         </w:rPr>
         <w:t>Purpose</w:t>
       </w:r>
       <w:r>
+        <w:rPr>
+          <w:rFonts w:ascii="Calibri" w:hAnsi="Calibri" w:cs="Calibri"/>
+        </w:rPr>
         <w:t>: Verify that sending unsupported or oversized files in the chat panel is blocked.</w:t>
       </w:r>
     </w:p>
@@ -4257,8 +5875,14 @@
           <w:p>
             <w:pPr>
               <w:pStyle w:val="Compact"/>
-            </w:pPr>
-            <w:r>
+              <w:rPr>
+                <w:rFonts w:ascii="Calibri" w:hAnsi="Calibri" w:cs="Calibri"/>
+              </w:rPr>
+            </w:pPr>
+            <w:r>
+              <w:rPr>
+                <w:rFonts w:ascii="Calibri" w:hAnsi="Calibri" w:cs="Calibri"/>
+              </w:rPr>
               <w:t>Step</w:t>
             </w:r>
           </w:p>
@@ -4270,8 +5894,14 @@
           <w:p>
             <w:pPr>
               <w:pStyle w:val="Compact"/>
-            </w:pPr>
-            <w:r>
+              <w:rPr>
+                <w:rFonts w:ascii="Calibri" w:hAnsi="Calibri" w:cs="Calibri"/>
+              </w:rPr>
+            </w:pPr>
+            <w:r>
+              <w:rPr>
+                <w:rFonts w:ascii="Calibri" w:hAnsi="Calibri" w:cs="Calibri"/>
+              </w:rPr>
               <w:t>Variable / Selection</w:t>
             </w:r>
           </w:p>
@@ -4283,8 +5913,14 @@
           <w:p>
             <w:pPr>
               <w:pStyle w:val="Compact"/>
-            </w:pPr>
-            <w:r>
+              <w:rPr>
+                <w:rFonts w:ascii="Calibri" w:hAnsi="Calibri" w:cs="Calibri"/>
+              </w:rPr>
+            </w:pPr>
+            <w:r>
+              <w:rPr>
+                <w:rFonts w:ascii="Calibri" w:hAnsi="Calibri" w:cs="Calibri"/>
+              </w:rPr>
               <w:t>Value</w:t>
             </w:r>
           </w:p>
@@ -4296,8 +5932,14 @@
           <w:p>
             <w:pPr>
               <w:pStyle w:val="Compact"/>
-            </w:pPr>
-            <w:r>
+              <w:rPr>
+                <w:rFonts w:ascii="Calibri" w:hAnsi="Calibri" w:cs="Calibri"/>
+              </w:rPr>
+            </w:pPr>
+            <w:r>
+              <w:rPr>
+                <w:rFonts w:ascii="Calibri" w:hAnsi="Calibri" w:cs="Calibri"/>
+              </w:rPr>
               <w:t>Expected Result</w:t>
             </w:r>
           </w:p>
@@ -4309,8 +5951,14 @@
           <w:p>
             <w:pPr>
               <w:pStyle w:val="Compact"/>
-            </w:pPr>
-            <w:r>
+              <w:rPr>
+                <w:rFonts w:ascii="Calibri" w:hAnsi="Calibri" w:cs="Calibri"/>
+              </w:rPr>
+            </w:pPr>
+            <w:r>
+              <w:rPr>
+                <w:rFonts w:ascii="Calibri" w:hAnsi="Calibri" w:cs="Calibri"/>
+              </w:rPr>
               <w:t>Actual Result</w:t>
             </w:r>
           </w:p>
@@ -4322,8 +5970,14 @@
           <w:p>
             <w:pPr>
               <w:pStyle w:val="Compact"/>
-            </w:pPr>
-            <w:r>
+              <w:rPr>
+                <w:rFonts w:ascii="Calibri" w:hAnsi="Calibri" w:cs="Calibri"/>
+              </w:rPr>
+            </w:pPr>
+            <w:r>
+              <w:rPr>
+                <w:rFonts w:ascii="Calibri" w:hAnsi="Calibri" w:cs="Calibri"/>
+              </w:rPr>
               <w:t>Pass/Fail</w:t>
             </w:r>
           </w:p>
@@ -4335,8 +5989,14 @@
           <w:p>
             <w:pPr>
               <w:pStyle w:val="Compact"/>
-            </w:pPr>
-            <w:r>
+              <w:rPr>
+                <w:rFonts w:ascii="Calibri" w:hAnsi="Calibri" w:cs="Calibri"/>
+              </w:rPr>
+            </w:pPr>
+            <w:r>
+              <w:rPr>
+                <w:rFonts w:ascii="Calibri" w:hAnsi="Calibri" w:cs="Calibri"/>
+              </w:rPr>
               <w:t>Comments</w:t>
             </w:r>
           </w:p>
@@ -4350,9 +6010,13 @@
           <w:p>
             <w:pPr>
               <w:pStyle w:val="Compact"/>
-            </w:pPr>
-            <w:r>
-              <w:rPr>
+              <w:rPr>
+                <w:rFonts w:ascii="Calibri" w:hAnsi="Calibri" w:cs="Calibri"/>
+              </w:rPr>
+            </w:pPr>
+            <w:r>
+              <w:rPr>
+                <w:rFonts w:ascii="Calibri" w:hAnsi="Calibri" w:cs="Calibri"/>
                 <w:b/>
                 <w:bCs/>
               </w:rPr>
@@ -4367,8 +6031,14 @@
           <w:p>
             <w:pPr>
               <w:pStyle w:val="Compact"/>
-            </w:pPr>
-            <w:r>
+              <w:rPr>
+                <w:rFonts w:ascii="Calibri" w:hAnsi="Calibri" w:cs="Calibri"/>
+              </w:rPr>
+            </w:pPr>
+            <w:r>
+              <w:rPr>
+                <w:rFonts w:ascii="Calibri" w:hAnsi="Calibri" w:cs="Calibri"/>
+              </w:rPr>
               <w:t>B3: Chat Attachment</w:t>
             </w:r>
           </w:p>
@@ -4380,17 +6050,27 @@
           <w:p>
             <w:pPr>
               <w:pStyle w:val="Compact"/>
-            </w:pPr>
-            <w:r>
+              <w:rPr>
+                <w:rFonts w:ascii="Calibri" w:hAnsi="Calibri" w:cs="Calibri"/>
+              </w:rPr>
+            </w:pPr>
+            <w:r>
+              <w:rPr>
+                <w:rFonts w:ascii="Calibri" w:hAnsi="Calibri" w:cs="Calibri"/>
+              </w:rPr>
               <w:t xml:space="preserve">Attach a </w:t>
             </w:r>
             <w:r>
               <w:rPr>
                 <w:rStyle w:val="VerbatimChar"/>
+                <w:rFonts w:ascii="Calibri" w:hAnsi="Calibri" w:cs="Calibri"/>
               </w:rPr>
               <w:t>.pdf</w:t>
             </w:r>
             <w:r>
+              <w:rPr>
+                <w:rFonts w:ascii="Calibri" w:hAnsi="Calibri" w:cs="Calibri"/>
+              </w:rPr>
               <w:t xml:space="preserve"> file (or text document)</w:t>
             </w:r>
           </w:p>
@@ -4402,13 +6082,20 @@
           <w:p>
             <w:pPr>
               <w:pStyle w:val="Compact"/>
-            </w:pPr>
-            <w:r>
+              <w:rPr>
+                <w:rFonts w:ascii="Calibri" w:hAnsi="Calibri" w:cs="Calibri"/>
+              </w:rPr>
+            </w:pPr>
+            <w:r>
+              <w:rPr>
+                <w:rFonts w:ascii="Calibri" w:hAnsi="Calibri" w:cs="Calibri"/>
+              </w:rPr>
               <w:t xml:space="preserve">App blocks attachment in the chat input area, displaying: </w:t>
             </w:r>
             <w:r>
               <w:rPr>
                 <w:rStyle w:val="VerbatimChar"/>
+                <w:rFonts w:ascii="Calibri" w:hAnsi="Calibri" w:cs="Calibri"/>
               </w:rPr>
               <w:t>"Only PNG, JPG, and JPEG images can be uploaded to chat."</w:t>
             </w:r>
@@ -4421,33 +6108,50 @@
           <w:p>
             <w:pPr>
               <w:pStyle w:val="Compact"/>
-            </w:pPr>
-          </w:p>
-        </w:tc>
-        <w:tc>
-          <w:tcPr>
-            <w:tcW w:w="1131" w:type="dxa"/>
-          </w:tcPr>
-          <w:p>
-            <w:pPr>
-              <w:pStyle w:val="Compact"/>
-            </w:pPr>
-          </w:p>
-        </w:tc>
-        <w:tc>
-          <w:tcPr>
-            <w:tcW w:w="1131" w:type="dxa"/>
-          </w:tcPr>
-          <w:p>
-            <w:pPr>
-              <w:pStyle w:val="Compact"/>
+              <w:rPr>
+                <w:rFonts w:ascii="Calibri" w:hAnsi="Calibri" w:cs="Calibri"/>
+              </w:rPr>
+            </w:pPr>
+          </w:p>
+        </w:tc>
+        <w:tc>
+          <w:tcPr>
+            <w:tcW w:w="1131" w:type="dxa"/>
+          </w:tcPr>
+          <w:p>
+            <w:pPr>
+              <w:pStyle w:val="Compact"/>
+              <w:rPr>
+                <w:rFonts w:ascii="Calibri" w:hAnsi="Calibri" w:cs="Calibri"/>
+              </w:rPr>
+            </w:pPr>
+          </w:p>
+        </w:tc>
+        <w:tc>
+          <w:tcPr>
+            <w:tcW w:w="1131" w:type="dxa"/>
+          </w:tcPr>
+          <w:p>
+            <w:pPr>
+              <w:pStyle w:val="Compact"/>
+              <w:rPr>
+                <w:rFonts w:ascii="Calibri" w:hAnsi="Calibri" w:cs="Calibri"/>
+              </w:rPr>
             </w:pPr>
           </w:p>
         </w:tc>
       </w:tr>
     </w:tbl>
     <w:p>
+      <w:pPr>
+        <w:rPr>
+          <w:rFonts w:ascii="Calibri" w:hAnsi="Calibri" w:cs="Calibri"/>
+        </w:rPr>
+      </w:pPr>
       <w:r>
+        <w:rPr>
+          <w:rFonts w:ascii="Calibri" w:hAnsi="Calibri" w:cs="Calibri"/>
+        </w:rPr>
         <w:pict w14:anchorId="33E7BE18">
           <v:rect id="_x0000_i1033" style="width:0;height:1.5pt" o:hralign="center" o:hrstd="t" o:hr="t"/>
         </w:pict>
@@ -4456,10 +6160,17 @@
     <w:p>
       <w:pPr>
         <w:pStyle w:val="Heading3"/>
+        <w:rPr>
+          <w:rFonts w:ascii="Calibri" w:hAnsi="Calibri" w:cs="Calibri"/>
+        </w:rPr>
       </w:pPr>
       <w:bookmarkStart w:id="10" w:name="tc8-locked-case---ai-apply-blocked"/>
       <w:bookmarkEnd w:id="9"/>
       <w:r>
+        <w:rPr>
+          <w:rFonts w:ascii="Calibri" w:hAnsi="Calibri" w:cs="Calibri"/>
+        </w:rPr>
+        <w:lastRenderedPageBreak/>
         <w:t>TC8: Locked Case - AI Apply Blocked</w:t>
       </w:r>
     </w:p>
@@ -4470,15 +6181,22 @@
           <w:ilvl w:val="0"/>
           <w:numId w:val="9"/>
         </w:numPr>
+        <w:rPr>
+          <w:rFonts w:ascii="Calibri" w:hAnsi="Calibri" w:cs="Calibri"/>
+        </w:rPr>
       </w:pPr>
       <w:r>
         <w:rPr>
+          <w:rFonts w:ascii="Calibri" w:hAnsi="Calibri" w:cs="Calibri"/>
           <w:b/>
           <w:bCs/>
         </w:rPr>
         <w:t>Actors</w:t>
       </w:r>
       <w:r>
+        <w:rPr>
+          <w:rFonts w:ascii="Calibri" w:hAnsi="Calibri" w:cs="Calibri"/>
+        </w:rPr>
         <w:t>: External Partner &amp; Scape App Engineer</w:t>
       </w:r>
     </w:p>
@@ -4489,15 +6207,22 @@
           <w:ilvl w:val="0"/>
           <w:numId w:val="9"/>
         </w:numPr>
+        <w:rPr>
+          <w:rFonts w:ascii="Calibri" w:hAnsi="Calibri" w:cs="Calibri"/>
+        </w:rPr>
       </w:pPr>
       <w:r>
         <w:rPr>
+          <w:rFonts w:ascii="Calibri" w:hAnsi="Calibri" w:cs="Calibri"/>
           <w:b/>
           <w:bCs/>
         </w:rPr>
         <w:t>Purpose</w:t>
       </w:r>
       <w:r>
+        <w:rPr>
+          <w:rFonts w:ascii="Calibri" w:hAnsi="Calibri" w:cs="Calibri"/>
+        </w:rPr>
         <w:t>: Verify that once a project is submitted and locked, the AI Chat panel is read-only or does not allow changes to be applied.</w:t>
       </w:r>
     </w:p>
@@ -4529,8 +6254,14 @@
           <w:p>
             <w:pPr>
               <w:pStyle w:val="Compact"/>
-            </w:pPr>
-            <w:r>
+              <w:rPr>
+                <w:rFonts w:ascii="Calibri" w:hAnsi="Calibri" w:cs="Calibri"/>
+              </w:rPr>
+            </w:pPr>
+            <w:r>
+              <w:rPr>
+                <w:rFonts w:ascii="Calibri" w:hAnsi="Calibri" w:cs="Calibri"/>
+              </w:rPr>
               <w:t>Step</w:t>
             </w:r>
           </w:p>
@@ -4542,8 +6273,14 @@
           <w:p>
             <w:pPr>
               <w:pStyle w:val="Compact"/>
-            </w:pPr>
-            <w:r>
+              <w:rPr>
+                <w:rFonts w:ascii="Calibri" w:hAnsi="Calibri" w:cs="Calibri"/>
+              </w:rPr>
+            </w:pPr>
+            <w:r>
+              <w:rPr>
+                <w:rFonts w:ascii="Calibri" w:hAnsi="Calibri" w:cs="Calibri"/>
+              </w:rPr>
               <w:t>Variable / Selection</w:t>
             </w:r>
           </w:p>
@@ -4555,8 +6292,14 @@
           <w:p>
             <w:pPr>
               <w:pStyle w:val="Compact"/>
-            </w:pPr>
-            <w:r>
+              <w:rPr>
+                <w:rFonts w:ascii="Calibri" w:hAnsi="Calibri" w:cs="Calibri"/>
+              </w:rPr>
+            </w:pPr>
+            <w:r>
+              <w:rPr>
+                <w:rFonts w:ascii="Calibri" w:hAnsi="Calibri" w:cs="Calibri"/>
+              </w:rPr>
               <w:t>Value</w:t>
             </w:r>
           </w:p>
@@ -4568,8 +6311,14 @@
           <w:p>
             <w:pPr>
               <w:pStyle w:val="Compact"/>
-            </w:pPr>
-            <w:r>
+              <w:rPr>
+                <w:rFonts w:ascii="Calibri" w:hAnsi="Calibri" w:cs="Calibri"/>
+              </w:rPr>
+            </w:pPr>
+            <w:r>
+              <w:rPr>
+                <w:rFonts w:ascii="Calibri" w:hAnsi="Calibri" w:cs="Calibri"/>
+              </w:rPr>
               <w:t>Expected Result</w:t>
             </w:r>
           </w:p>
@@ -4581,8 +6330,14 @@
           <w:p>
             <w:pPr>
               <w:pStyle w:val="Compact"/>
-            </w:pPr>
-            <w:r>
+              <w:rPr>
+                <w:rFonts w:ascii="Calibri" w:hAnsi="Calibri" w:cs="Calibri"/>
+              </w:rPr>
+            </w:pPr>
+            <w:r>
+              <w:rPr>
+                <w:rFonts w:ascii="Calibri" w:hAnsi="Calibri" w:cs="Calibri"/>
+              </w:rPr>
               <w:t>Actual Result</w:t>
             </w:r>
           </w:p>
@@ -4594,8 +6349,14 @@
           <w:p>
             <w:pPr>
               <w:pStyle w:val="Compact"/>
-            </w:pPr>
-            <w:r>
+              <w:rPr>
+                <w:rFonts w:ascii="Calibri" w:hAnsi="Calibri" w:cs="Calibri"/>
+              </w:rPr>
+            </w:pPr>
+            <w:r>
+              <w:rPr>
+                <w:rFonts w:ascii="Calibri" w:hAnsi="Calibri" w:cs="Calibri"/>
+              </w:rPr>
               <w:t>Pass/Fail</w:t>
             </w:r>
           </w:p>
@@ -4607,8 +6368,14 @@
           <w:p>
             <w:pPr>
               <w:pStyle w:val="Compact"/>
-            </w:pPr>
-            <w:r>
+              <w:rPr>
+                <w:rFonts w:ascii="Calibri" w:hAnsi="Calibri" w:cs="Calibri"/>
+              </w:rPr>
+            </w:pPr>
+            <w:r>
+              <w:rPr>
+                <w:rFonts w:ascii="Calibri" w:hAnsi="Calibri" w:cs="Calibri"/>
+              </w:rPr>
               <w:t>Comments</w:t>
             </w:r>
           </w:p>
@@ -4622,9 +6389,13 @@
           <w:p>
             <w:pPr>
               <w:pStyle w:val="Compact"/>
-            </w:pPr>
-            <w:r>
-              <w:rPr>
+              <w:rPr>
+                <w:rFonts w:ascii="Calibri" w:hAnsi="Calibri" w:cs="Calibri"/>
+              </w:rPr>
+            </w:pPr>
+            <w:r>
+              <w:rPr>
+                <w:rFonts w:ascii="Calibri" w:hAnsi="Calibri" w:cs="Calibri"/>
                 <w:b/>
                 <w:bCs/>
               </w:rPr>
@@ -4639,8 +6410,14 @@
           <w:p>
             <w:pPr>
               <w:pStyle w:val="Compact"/>
-            </w:pPr>
-            <w:r>
+              <w:rPr>
+                <w:rFonts w:ascii="Calibri" w:hAnsi="Calibri" w:cs="Calibri"/>
+              </w:rPr>
+            </w:pPr>
+            <w:r>
+              <w:rPr>
+                <w:rFonts w:ascii="Calibri" w:hAnsi="Calibri" w:cs="Calibri"/>
+              </w:rPr>
               <w:t>Precondition</w:t>
             </w:r>
           </w:p>
@@ -4652,17 +6429,27 @@
           <w:p>
             <w:pPr>
               <w:pStyle w:val="Compact"/>
-            </w:pPr>
-            <w:r>
+              <w:rPr>
+                <w:rFonts w:ascii="Calibri" w:hAnsi="Calibri" w:cs="Calibri"/>
+              </w:rPr>
+            </w:pPr>
+            <w:r>
+              <w:rPr>
+                <w:rFonts w:ascii="Calibri" w:hAnsi="Calibri" w:cs="Calibri"/>
+              </w:rPr>
               <w:t>Project is locked (</w:t>
             </w:r>
             <w:r>
               <w:rPr>
                 <w:rStyle w:val="VerbatimChar"/>
+                <w:rFonts w:ascii="Calibri" w:hAnsi="Calibri" w:cs="Calibri"/>
               </w:rPr>
               <w:t>isLocked == true</w:t>
             </w:r>
             <w:r>
+              <w:rPr>
+                <w:rFonts w:ascii="Calibri" w:hAnsi="Calibri" w:cs="Calibri"/>
+              </w:rPr>
               <w:t>)</w:t>
             </w:r>
           </w:p>
@@ -4674,8 +6461,14 @@
           <w:p>
             <w:pPr>
               <w:pStyle w:val="Compact"/>
-            </w:pPr>
-            <w:r>
+              <w:rPr>
+                <w:rFonts w:ascii="Calibri" w:hAnsi="Calibri" w:cs="Calibri"/>
+              </w:rPr>
+            </w:pPr>
+            <w:r>
+              <w:rPr>
+                <w:rFonts w:ascii="Calibri" w:hAnsi="Calibri" w:cs="Calibri"/>
+              </w:rPr>
               <w:t>Project details page is in view.</w:t>
             </w:r>
           </w:p>
@@ -4687,26 +6480,35 @@
           <w:p>
             <w:pPr>
               <w:pStyle w:val="Compact"/>
-            </w:pPr>
-          </w:p>
-        </w:tc>
-        <w:tc>
-          <w:tcPr>
-            <w:tcW w:w="1131" w:type="dxa"/>
-          </w:tcPr>
-          <w:p>
-            <w:pPr>
-              <w:pStyle w:val="Compact"/>
-            </w:pPr>
-          </w:p>
-        </w:tc>
-        <w:tc>
-          <w:tcPr>
-            <w:tcW w:w="1131" w:type="dxa"/>
-          </w:tcPr>
-          <w:p>
-            <w:pPr>
-              <w:pStyle w:val="Compact"/>
+              <w:rPr>
+                <w:rFonts w:ascii="Calibri" w:hAnsi="Calibri" w:cs="Calibri"/>
+              </w:rPr>
+            </w:pPr>
+          </w:p>
+        </w:tc>
+        <w:tc>
+          <w:tcPr>
+            <w:tcW w:w="1131" w:type="dxa"/>
+          </w:tcPr>
+          <w:p>
+            <w:pPr>
+              <w:pStyle w:val="Compact"/>
+              <w:rPr>
+                <w:rFonts w:ascii="Calibri" w:hAnsi="Calibri" w:cs="Calibri"/>
+              </w:rPr>
+            </w:pPr>
+          </w:p>
+        </w:tc>
+        <w:tc>
+          <w:tcPr>
+            <w:tcW w:w="1131" w:type="dxa"/>
+          </w:tcPr>
+          <w:p>
+            <w:pPr>
+              <w:pStyle w:val="Compact"/>
+              <w:rPr>
+                <w:rFonts w:ascii="Calibri" w:hAnsi="Calibri" w:cs="Calibri"/>
+              </w:rPr>
             </w:pPr>
           </w:p>
         </w:tc>
@@ -4719,9 +6521,13 @@
           <w:p>
             <w:pPr>
               <w:pStyle w:val="Compact"/>
-            </w:pPr>
-            <w:r>
-              <w:rPr>
+              <w:rPr>
+                <w:rFonts w:ascii="Calibri" w:hAnsi="Calibri" w:cs="Calibri"/>
+              </w:rPr>
+            </w:pPr>
+            <w:r>
+              <w:rPr>
+                <w:rFonts w:ascii="Calibri" w:hAnsi="Calibri" w:cs="Calibri"/>
                 <w:b/>
                 <w:bCs/>
               </w:rPr>
@@ -4736,8 +6542,14 @@
           <w:p>
             <w:pPr>
               <w:pStyle w:val="Compact"/>
-            </w:pPr>
-            <w:r>
+              <w:rPr>
+                <w:rFonts w:ascii="Calibri" w:hAnsi="Calibri" w:cs="Calibri"/>
+              </w:rPr>
+            </w:pPr>
+            <w:r>
+              <w:rPr>
+                <w:rFonts w:ascii="Calibri" w:hAnsi="Calibri" w:cs="Calibri"/>
+              </w:rPr>
               <w:t>B1: Action</w:t>
             </w:r>
           </w:p>
@@ -4749,8 +6561,14 @@
           <w:p>
             <w:pPr>
               <w:pStyle w:val="Compact"/>
-            </w:pPr>
-            <w:r>
+              <w:rPr>
+                <w:rFonts w:ascii="Calibri" w:hAnsi="Calibri" w:cs="Calibri"/>
+              </w:rPr>
+            </w:pPr>
+            <w:r>
+              <w:rPr>
+                <w:rFonts w:ascii="Calibri" w:hAnsi="Calibri" w:cs="Calibri"/>
+              </w:rPr>
               <w:t>Open AI Chat Panel</w:t>
             </w:r>
           </w:p>
@@ -4762,17 +6580,20 @@
           <w:p>
             <w:pPr>
               <w:pStyle w:val="Compact"/>
-            </w:pPr>
-            <w:r>
-              <w:t xml:space="preserve">The chat input box is disabled/hidden, or it </w:t>
-            </w:r>
-            <w:r>
-              <w:lastRenderedPageBreak/>
-              <w:t xml:space="preserve">displays: </w:t>
+              <w:rPr>
+                <w:rFonts w:ascii="Calibri" w:hAnsi="Calibri" w:cs="Calibri"/>
+              </w:rPr>
+            </w:pPr>
+            <w:r>
+              <w:rPr>
+                <w:rFonts w:ascii="Calibri" w:hAnsi="Calibri" w:cs="Calibri"/>
+              </w:rPr>
+              <w:t xml:space="preserve">The chat input box is disabled/hidden, or it displays: </w:t>
             </w:r>
             <w:r>
               <w:rPr>
                 <w:rStyle w:val="VerbatimChar"/>
+                <w:rFonts w:ascii="Calibri" w:hAnsi="Calibri" w:cs="Calibri"/>
               </w:rPr>
               <w:t>"This project is locked. AI chat is read-only."</w:t>
             </w:r>
@@ -4785,26 +6606,35 @@
           <w:p>
             <w:pPr>
               <w:pStyle w:val="Compact"/>
-            </w:pPr>
-          </w:p>
-        </w:tc>
-        <w:tc>
-          <w:tcPr>
-            <w:tcW w:w="1131" w:type="dxa"/>
-          </w:tcPr>
-          <w:p>
-            <w:pPr>
-              <w:pStyle w:val="Compact"/>
-            </w:pPr>
-          </w:p>
-        </w:tc>
-        <w:tc>
-          <w:tcPr>
-            <w:tcW w:w="1131" w:type="dxa"/>
-          </w:tcPr>
-          <w:p>
-            <w:pPr>
-              <w:pStyle w:val="Compact"/>
+              <w:rPr>
+                <w:rFonts w:ascii="Calibri" w:hAnsi="Calibri" w:cs="Calibri"/>
+              </w:rPr>
+            </w:pPr>
+          </w:p>
+        </w:tc>
+        <w:tc>
+          <w:tcPr>
+            <w:tcW w:w="1131" w:type="dxa"/>
+          </w:tcPr>
+          <w:p>
+            <w:pPr>
+              <w:pStyle w:val="Compact"/>
+              <w:rPr>
+                <w:rFonts w:ascii="Calibri" w:hAnsi="Calibri" w:cs="Calibri"/>
+              </w:rPr>
+            </w:pPr>
+          </w:p>
+        </w:tc>
+        <w:tc>
+          <w:tcPr>
+            <w:tcW w:w="1131" w:type="dxa"/>
+          </w:tcPr>
+          <w:p>
+            <w:pPr>
+              <w:pStyle w:val="Compact"/>
+              <w:rPr>
+                <w:rFonts w:ascii="Calibri" w:hAnsi="Calibri" w:cs="Calibri"/>
+              </w:rPr>
             </w:pPr>
           </w:p>
         </w:tc>
@@ -4817,9 +6647,13 @@
           <w:p>
             <w:pPr>
               <w:pStyle w:val="Compact"/>
-            </w:pPr>
-            <w:r>
-              <w:rPr>
+              <w:rPr>
+                <w:rFonts w:ascii="Calibri" w:hAnsi="Calibri" w:cs="Calibri"/>
+              </w:rPr>
+            </w:pPr>
+            <w:r>
+              <w:rPr>
+                <w:rFonts w:ascii="Calibri" w:hAnsi="Calibri" w:cs="Calibri"/>
                 <w:b/>
                 <w:bCs/>
               </w:rPr>
@@ -4834,8 +6668,14 @@
           <w:p>
             <w:pPr>
               <w:pStyle w:val="Compact"/>
-            </w:pPr>
-            <w:r>
+              <w:rPr>
+                <w:rFonts w:ascii="Calibri" w:hAnsi="Calibri" w:cs="Calibri"/>
+              </w:rPr>
+            </w:pPr>
+            <w:r>
+              <w:rPr>
+                <w:rFonts w:ascii="Calibri" w:hAnsi="Calibri" w:cs="Calibri"/>
+              </w:rPr>
               <w:t>B7: UI Check</w:t>
             </w:r>
           </w:p>
@@ -4847,8 +6687,14 @@
           <w:p>
             <w:pPr>
               <w:pStyle w:val="Compact"/>
-            </w:pPr>
-            <w:r>
+              <w:rPr>
+                <w:rFonts w:ascii="Calibri" w:hAnsi="Calibri" w:cs="Calibri"/>
+              </w:rPr>
+            </w:pPr>
+            <w:r>
+              <w:rPr>
+                <w:rFonts w:ascii="Calibri" w:hAnsi="Calibri" w:cs="Calibri"/>
+              </w:rPr>
               <w:t>Apply changes</w:t>
             </w:r>
           </w:p>
@@ -4860,8 +6706,14 @@
           <w:p>
             <w:pPr>
               <w:pStyle w:val="Compact"/>
-            </w:pPr>
-            <w:r>
+              <w:rPr>
+                <w:rFonts w:ascii="Calibri" w:hAnsi="Calibri" w:cs="Calibri"/>
+              </w:rPr>
+            </w:pPr>
+            <w:r>
+              <w:rPr>
+                <w:rFonts w:ascii="Calibri" w:hAnsi="Calibri" w:cs="Calibri"/>
+              </w:rPr>
               <w:t>No comparison card or “Apply Changes” button can be rendered or clicked.</w:t>
             </w:r>
           </w:p>
@@ -4873,26 +6725,35 @@
           <w:p>
             <w:pPr>
               <w:pStyle w:val="Compact"/>
-            </w:pPr>
-          </w:p>
-        </w:tc>
-        <w:tc>
-          <w:tcPr>
-            <w:tcW w:w="1131" w:type="dxa"/>
-          </w:tcPr>
-          <w:p>
-            <w:pPr>
-              <w:pStyle w:val="Compact"/>
-            </w:pPr>
-          </w:p>
-        </w:tc>
-        <w:tc>
-          <w:tcPr>
-            <w:tcW w:w="1131" w:type="dxa"/>
-          </w:tcPr>
-          <w:p>
-            <w:pPr>
-              <w:pStyle w:val="Compact"/>
+              <w:rPr>
+                <w:rFonts w:ascii="Calibri" w:hAnsi="Calibri" w:cs="Calibri"/>
+              </w:rPr>
+            </w:pPr>
+          </w:p>
+        </w:tc>
+        <w:tc>
+          <w:tcPr>
+            <w:tcW w:w="1131" w:type="dxa"/>
+          </w:tcPr>
+          <w:p>
+            <w:pPr>
+              <w:pStyle w:val="Compact"/>
+              <w:rPr>
+                <w:rFonts w:ascii="Calibri" w:hAnsi="Calibri" w:cs="Calibri"/>
+              </w:rPr>
+            </w:pPr>
+          </w:p>
+        </w:tc>
+        <w:tc>
+          <w:tcPr>
+            <w:tcW w:w="1131" w:type="dxa"/>
+          </w:tcPr>
+          <w:p>
+            <w:pPr>
+              <w:pStyle w:val="Compact"/>
+              <w:rPr>
+                <w:rFonts w:ascii="Calibri" w:hAnsi="Calibri" w:cs="Calibri"/>
+              </w:rPr>
             </w:pPr>
           </w:p>
         </w:tc>
@@ -4901,7 +6762,13 @@
       <w:bookmarkEnd w:id="2"/>
       <w:bookmarkEnd w:id="10"/>
     </w:tbl>
-    <w:p/>
+    <w:p>
+      <w:pPr>
+        <w:rPr>
+          <w:rFonts w:ascii="Calibri" w:hAnsi="Calibri" w:cs="Calibri"/>
+        </w:rPr>
+      </w:pPr>
+    </w:p>
     <w:sectPr>
       <w:footnotePr>
         <w:numRestart w:val="eachSect"/>
@@ -5594,7 +7461,6 @@
   <w:style w:type="character" w:default="1" w:styleId="DefaultParagraphFont">
     <w:name w:val="Default Paragraph Font"/>
     <w:uiPriority w:val="1"/>
-    <w:semiHidden/>
     <w:unhideWhenUsed/>
   </w:style>
   <w:style w:type="table" w:default="1" w:styleId="TableNormal">
